--- a/bot/templates/template_supply_contract_vat.docx
+++ b/bot/templates/template_supply_contract_vat.docx
@@ -24,21 +24,50 @@
           <w:tab w:val="left" w:pos="14656"/>
         </w:tabs>
         <w:spacing w:after="0" w:line="240" w:lineRule="auto"/>
+        <w:ind w:firstLine="709"/>
         <w:jc w:val="center"/>
         <w:textAlignment w:val="baseline"/>
         <w:rPr>
           <w:rFonts w:ascii="Times New Roman" w:eastAsia="Times New Roman" w:hAnsi="Times New Roman" w:cs="Times New Roman"/>
+          <w:b/>
           <w:color w:val="000000" w:themeColor="text1"/>
+          <w:sz w:val="24"/>
+          <w:szCs w:val="24"/>
           <w:lang w:eastAsia="ru-RU"/>
         </w:rPr>
       </w:pPr>
       <w:r>
         <w:rPr>
           <w:rFonts w:ascii="Times New Roman" w:eastAsia="Times New Roman" w:hAnsi="Times New Roman" w:cs="Times New Roman"/>
+          <w:b/>
           <w:color w:val="000000" w:themeColor="text1"/>
+          <w:sz w:val="24"/>
+          <w:szCs w:val="24"/>
           <w:lang w:eastAsia="ru-RU"/>
         </w:rPr>
         <w:t>ДОГОВОР ПОСТАВКИ</w:t>
+      </w:r>
+      <w:r>
+        <w:rPr>
+          <w:rFonts w:ascii="Times New Roman" w:eastAsia="Times New Roman" w:hAnsi="Times New Roman" w:cs="Times New Roman"/>
+          <w:b/>
+          <w:color w:val="000000" w:themeColor="text1"/>
+          <w:sz w:val="24"/>
+          <w:szCs w:val="24"/>
+          <w:lang w:eastAsia="ru-RU"/>
+        </w:rPr>
+        <w:t xml:space="preserve"> </w:t>
+      </w:r>
+      <w:r>
+        <w:rPr>
+          <w:rFonts w:ascii="Times New Roman" w:eastAsia="Times New Roman" w:hAnsi="Times New Roman" w:cs="Times New Roman"/>
+          <w:b/>
+          <w:color w:val="000000" w:themeColor="text1"/>
+          <w:sz w:val="24"/>
+          <w:szCs w:val="24"/>
+          <w:lang w:eastAsia="ru-RU"/>
+        </w:rPr>
+        <w:t>ПРОДУКЦИИ</w:t>
       </w:r>
     </w:p>
     <w:p>
@@ -63,21 +92,18 @@
           <w:tab w:val="left" w:pos="14656"/>
         </w:tabs>
         <w:spacing w:after="0" w:line="240" w:lineRule="auto"/>
+        <w:ind w:firstLine="709"/>
+        <w:jc w:val="center"/>
         <w:textAlignment w:val="baseline"/>
         <w:rPr>
           <w:rFonts w:ascii="Times New Roman" w:eastAsia="Times New Roman" w:hAnsi="Times New Roman" w:cs="Times New Roman"/>
+          <w:b/>
           <w:color w:val="000000" w:themeColor="text1"/>
+          <w:sz w:val="24"/>
+          <w:szCs w:val="24"/>
           <w:lang w:eastAsia="ru-RU"/>
         </w:rPr>
       </w:pPr>
-      <w:r>
-        <w:rPr>
-          <w:rFonts w:ascii="Times New Roman" w:eastAsia="Times New Roman" w:hAnsi="Times New Roman" w:cs="Times New Roman"/>
-          <w:color w:val="000000" w:themeColor="text1"/>
-          <w:lang w:eastAsia="ru-RU"/>
-        </w:rPr>
-        <w:t xml:space="preserve">   </w:t>
-      </w:r>
     </w:p>
     <w:p>
       <w:pPr>
@@ -101,15 +127,98 @@
           <w:tab w:val="left" w:pos="14656"/>
         </w:tabs>
         <w:spacing w:after="0" w:line="240" w:lineRule="auto"/>
+        <w:ind w:firstLine="709"/>
+        <w:jc w:val="both"/>
         <w:textAlignment w:val="baseline"/>
         <w:rPr>
           <w:rFonts w:ascii="Times New Roman" w:eastAsia="Times New Roman" w:hAnsi="Times New Roman" w:cs="Times New Roman"/>
           <w:color w:val="000000" w:themeColor="text1"/>
+          <w:sz w:val="24"/>
+          <w:szCs w:val="24"/>
           <w:lang w:eastAsia="ru-RU"/>
         </w:rPr>
       </w:pPr>
       <w:r>
-        <w:t>г. Ахтубинск                                                                                                                         {{ contract_start_date }}</w:t>
+        <w:rPr>
+          <w:rFonts w:ascii="Times New Roman" w:eastAsia="Times New Roman" w:hAnsi="Times New Roman" w:cs="Times New Roman"/>
+          <w:color w:val="000000" w:themeColor="text1"/>
+          <w:sz w:val="24"/>
+          <w:szCs w:val="24"/>
+          <w:lang w:eastAsia="ru-RU"/>
+        </w:rPr>
+        <w:t xml:space="preserve">   г. Ахтубинск                                                                                                  {{ contract_start_date }}</w:t>
+      </w:r>
+      <w:r>
+        <w:rPr>
+          <w:rFonts w:ascii="Times New Roman" w:eastAsia="Times New Roman" w:hAnsi="Times New Roman" w:cs="Times New Roman"/>
+          <w:color w:val="000000" w:themeColor="text1"/>
+          <w:sz w:val="24"/>
+          <w:szCs w:val="24"/>
+          <w:lang w:eastAsia="ru-RU"/>
+        </w:rPr>
+      </w:r>
+      <w:r>
+        <w:rPr>
+          <w:rFonts w:ascii="Times New Roman" w:eastAsia="Times New Roman" w:hAnsi="Times New Roman" w:cs="Times New Roman"/>
+          <w:color w:val="000000" w:themeColor="text1"/>
+          <w:sz w:val="24"/>
+          <w:szCs w:val="24"/>
+          <w:lang w:eastAsia="ru-RU"/>
+        </w:rPr>
+      </w:r>
+      <w:r>
+        <w:rPr>
+          <w:rFonts w:ascii="Times New Roman" w:eastAsia="Times New Roman" w:hAnsi="Times New Roman" w:cs="Times New Roman"/>
+          <w:color w:val="000000" w:themeColor="text1"/>
+          <w:sz w:val="24"/>
+          <w:szCs w:val="24"/>
+          <w:lang w:eastAsia="ru-RU"/>
+        </w:rPr>
+      </w:r>
+      <w:r>
+        <w:rPr>
+          <w:rFonts w:ascii="Times New Roman" w:eastAsia="Times New Roman" w:hAnsi="Times New Roman" w:cs="Times New Roman"/>
+          <w:color w:val="000000" w:themeColor="text1"/>
+          <w:sz w:val="24"/>
+          <w:szCs w:val="24"/>
+          <w:lang w:eastAsia="ru-RU"/>
+        </w:rPr>
+      </w:r>
+      <w:r>
+        <w:rPr>
+          <w:rFonts w:ascii="Times New Roman" w:eastAsia="Times New Roman" w:hAnsi="Times New Roman" w:cs="Times New Roman"/>
+          <w:color w:val="000000" w:themeColor="text1"/>
+          <w:sz w:val="24"/>
+          <w:szCs w:val="24"/>
+          <w:lang w:eastAsia="ru-RU"/>
+        </w:rPr>
+      </w:r>
+      <w:r>
+        <w:rPr>
+          <w:rFonts w:ascii="Times New Roman" w:eastAsia="Times New Roman" w:hAnsi="Times New Roman" w:cs="Times New Roman"/>
+          <w:color w:val="000000" w:themeColor="text1"/>
+          <w:sz w:val="24"/>
+          <w:szCs w:val="24"/>
+          <w:lang w:eastAsia="ru-RU"/>
+        </w:rPr>
+      </w:r>
+      <w:r>
+        <w:rPr>
+          <w:rFonts w:ascii="Times New Roman" w:eastAsia="Times New Roman" w:hAnsi="Times New Roman" w:cs="Times New Roman"/>
+          <w:color w:val="000000" w:themeColor="text1"/>
+          <w:sz w:val="24"/>
+          <w:szCs w:val="24"/>
+          <w:lang w:eastAsia="ru-RU"/>
+        </w:rPr>
+      </w:r>
+      <w:r>
+        <w:rPr>
+          <w:rFonts w:ascii="Times New Roman" w:eastAsia="Times New Roman" w:hAnsi="Times New Roman" w:cs="Times New Roman"/>
+          <w:color w:val="000000" w:themeColor="text1"/>
+          <w:sz w:val="24"/>
+          <w:szCs w:val="24"/>
+          <w:lang w:eastAsia="ru-RU"/>
+        </w:rPr>
       </w:r>
     </w:p>
     <w:p>
@@ -134,12 +243,14 @@
           <w:tab w:val="left" w:pos="14656"/>
         </w:tabs>
         <w:spacing w:after="0" w:line="240" w:lineRule="auto"/>
-        <w:ind w:right="107"/>
+        <w:ind w:firstLine="709"/>
         <w:jc w:val="both"/>
         <w:textAlignment w:val="baseline"/>
         <w:rPr>
           <w:rFonts w:ascii="Times New Roman" w:eastAsia="Times New Roman" w:hAnsi="Times New Roman" w:cs="Times New Roman"/>
           <w:color w:val="000000" w:themeColor="text1"/>
+          <w:sz w:val="24"/>
+          <w:szCs w:val="24"/>
           <w:lang w:eastAsia="ru-RU"/>
         </w:rPr>
       </w:pPr>
@@ -150,29 +261,177 @@
         <w:tabs>
           <w:tab w:val="left" w:pos="6087"/>
         </w:tabs>
-        <w:spacing w:after="0" w:line="0" w:lineRule="atLeast"/>
+        <w:spacing w:after="0" w:line="240" w:lineRule="auto"/>
+        <w:ind w:firstLine="709"/>
         <w:jc w:val="both"/>
         <w:rPr>
           <w:rFonts w:ascii="Times New Roman" w:eastAsia="Times New Roman" w:hAnsi="Times New Roman" w:cs="Times New Roman"/>
           <w:color w:val="000000" w:themeColor="text1"/>
+          <w:sz w:val="24"/>
+          <w:szCs w:val="24"/>
           <w:lang w:eastAsia="ru-RU"/>
         </w:rPr>
       </w:pPr>
+      <w:r>
+        <w:rPr>
+          <w:rFonts w:ascii="Times New Roman" w:eastAsia="Times New Roman" w:hAnsi="Times New Roman" w:cs="Times New Roman"/>
+          <w:b/>
+          <w:color w:val="000000" w:themeColor="text1"/>
+          <w:sz w:val="24"/>
+          <w:szCs w:val="24"/>
+          <w:lang w:eastAsia="ru-RU"/>
+        </w:rPr>
+        <w:t>{{ supplier_party_intro }}, именуемый в дальнейшем «Поставщик», с одной стороны, и {{ buyer_party_intro }}, именуемый в дальнейшем «Покупатель», с другой стороны (далее – «Стороны»), заключили настоящий Договор о следующем:</w:t>
+      </w:r>
+      <w:r>
+        <w:rPr>
+          <w:rFonts w:ascii="Times New Roman" w:eastAsia="Times New Roman" w:hAnsi="Times New Roman" w:cs="Times New Roman"/>
+          <w:b/>
+          <w:color w:val="000000" w:themeColor="text1"/>
+          <w:sz w:val="24"/>
+          <w:szCs w:val="24"/>
+          <w:lang w:eastAsia="ru-RU"/>
+        </w:rPr>
+      </w:r>
+      <w:proofErr w:type="spellStart"/>
+      <w:r>
+        <w:rPr>
+          <w:rFonts w:ascii="Times New Roman" w:hAnsi="Times New Roman" w:cs="Times New Roman"/>
+          <w:b/>
+          <w:sz w:val="24"/>
+          <w:szCs w:val="24"/>
+        </w:rPr>
+      </w:r>
+      <w:proofErr w:type="spellEnd"/>
+      <w:r>
+        <w:rPr>
+          <w:rFonts w:ascii="Times New Roman" w:hAnsi="Times New Roman" w:cs="Times New Roman"/>
+          <w:b/>
+          <w:sz w:val="24"/>
+          <w:szCs w:val="24"/>
+        </w:rPr>
+      </w:r>
+      <w:proofErr w:type="spellStart"/>
+      <w:r>
+        <w:rPr>
+          <w:rFonts w:ascii="Times New Roman" w:hAnsi="Times New Roman" w:cs="Times New Roman"/>
+          <w:b/>
+          <w:sz w:val="24"/>
+          <w:szCs w:val="24"/>
+        </w:rPr>
+      </w:r>
+      <w:proofErr w:type="spellEnd"/>
+      <w:r>
+        <w:rPr>
+          <w:rFonts w:ascii="Times New Roman" w:hAnsi="Times New Roman" w:cs="Times New Roman"/>
+          <w:b/>
+          <w:sz w:val="24"/>
+          <w:szCs w:val="24"/>
+        </w:rPr>
+      </w:r>
+      <w:proofErr w:type="spellStart"/>
+      <w:r>
+        <w:rPr>
+          <w:rFonts w:ascii="Times New Roman" w:hAnsi="Times New Roman" w:cs="Times New Roman"/>
+          <w:b/>
+          <w:sz w:val="24"/>
+          <w:szCs w:val="24"/>
+        </w:rPr>
+      </w:r>
+      <w:proofErr w:type="spellEnd"/>
       <w:proofErr w:type="gramStart"/>
+      <w:r>
+        <w:rPr>
+          <w:rFonts w:ascii="Times New Roman" w:hAnsi="Times New Roman" w:cs="Times New Roman"/>
+          <w:b/>
+          <w:sz w:val="24"/>
+          <w:szCs w:val="24"/>
+        </w:rPr>
+      </w:r>
+      <w:proofErr w:type="spellStart"/>
+      <w:r>
+        <w:rPr>
+          <w:rFonts w:ascii="Times New Roman" w:hAnsi="Times New Roman" w:cs="Times New Roman"/>
+          <w:b/>
+          <w:sz w:val="24"/>
+          <w:szCs w:val="24"/>
+        </w:rPr>
+      </w:r>
+      <w:proofErr w:type="gramEnd"/>
+      <w:r>
+        <w:rPr>
+          <w:rFonts w:ascii="Times New Roman" w:hAnsi="Times New Roman" w:cs="Times New Roman"/>
+          <w:b/>
+          <w:sz w:val="24"/>
+          <w:szCs w:val="24"/>
+        </w:rPr>
+      </w:r>
+      <w:proofErr w:type="spellEnd"/>
+      <w:r>
+        <w:rPr>
+          <w:rFonts w:ascii="Times New Roman" w:eastAsia="Times New Roman" w:hAnsi="Times New Roman" w:cs="Times New Roman"/>
+          <w:b/>
+          <w:color w:val="000000" w:themeColor="text1"/>
+          <w:sz w:val="24"/>
+          <w:szCs w:val="24"/>
+          <w:lang w:eastAsia="ru-RU"/>
+        </w:rPr>
+      </w:r>
       <w:r>
         <w:rPr>
           <w:rFonts w:ascii="Times New Roman" w:eastAsia="Times New Roman" w:hAnsi="Times New Roman" w:cs="Times New Roman"/>
           <w:color w:val="000000" w:themeColor="text1"/>
+          <w:sz w:val="24"/>
+          <w:szCs w:val="24"/>
           <w:lang w:eastAsia="ru-RU"/>
         </w:rPr>
-        <w:t>{{ supplier_intro }}, именуемый в дальнейшем "Поставщик", действующий на основании {{ supplier_basis }}, с одной стороны, и {{ buyer_intro }}, именуемый в дальнейшем «Покупатель», с другой стороны, заключили настоящий договор о следующем:</w:t>
-      </w:r>
-      <w:bookmarkStart w:id="0" w:name="_GoBack"/>
-      <w:bookmarkEnd w:id="0"/>
+      </w:r>
       <w:r>
         <w:rPr>
           <w:rFonts w:ascii="Times New Roman" w:eastAsia="Times New Roman" w:hAnsi="Times New Roman" w:cs="Times New Roman"/>
           <w:color w:val="000000" w:themeColor="text1"/>
+          <w:sz w:val="24"/>
+          <w:szCs w:val="24"/>
+          <w:lang w:eastAsia="ru-RU"/>
+        </w:rPr>
+      </w:r>
+      <w:r>
+        <w:rPr>
+          <w:rFonts w:ascii="Times New Roman" w:eastAsia="Times New Roman" w:hAnsi="Times New Roman" w:cs="Times New Roman"/>
+          <w:b/>
+          <w:color w:val="000000" w:themeColor="text1"/>
+          <w:sz w:val="24"/>
+          <w:szCs w:val="24"/>
+          <w:lang w:eastAsia="ru-RU"/>
+        </w:rPr>
+      </w:r>
+      <w:r>
+        <w:rPr>
+          <w:rFonts w:ascii="Times New Roman" w:eastAsia="Times New Roman" w:hAnsi="Times New Roman" w:cs="Times New Roman"/>
+          <w:b/>
+          <w:color w:val="000000" w:themeColor="text1"/>
+          <w:sz w:val="24"/>
+          <w:szCs w:val="24"/>
+          <w:lang w:eastAsia="ru-RU"/>
+        </w:rPr>
+      </w:r>
+      <w:r>
+        <w:rPr>
+          <w:rFonts w:ascii="Times New Roman" w:eastAsia="Times New Roman" w:hAnsi="Times New Roman" w:cs="Times New Roman"/>
+          <w:b/>
+          <w:color w:val="000000" w:themeColor="text1"/>
+          <w:sz w:val="24"/>
+          <w:szCs w:val="24"/>
+          <w:lang w:eastAsia="ru-RU"/>
+        </w:rPr>
+      </w:r>
+      <w:r>
+        <w:rPr>
+          <w:rFonts w:ascii="Times New Roman" w:eastAsia="Times New Roman" w:hAnsi="Times New Roman" w:cs="Times New Roman"/>
+          <w:b/>
+          <w:color w:val="000000" w:themeColor="text1"/>
+          <w:sz w:val="24"/>
+          <w:szCs w:val="24"/>
           <w:lang w:eastAsia="ru-RU"/>
         </w:rPr>
       </w:r>
@@ -180,6 +439,8 @@
         <w:rPr>
           <w:rFonts w:ascii="Times New Roman" w:eastAsia="Times New Roman" w:hAnsi="Times New Roman" w:cs="Times New Roman"/>
           <w:color w:val="000000" w:themeColor="text1"/>
+          <w:sz w:val="24"/>
+          <w:szCs w:val="24"/>
           <w:lang w:eastAsia="ru-RU"/>
         </w:rPr>
       </w:r>
@@ -187,6 +448,36 @@
         <w:rPr>
           <w:rFonts w:ascii="Times New Roman" w:eastAsia="Times New Roman" w:hAnsi="Times New Roman" w:cs="Times New Roman"/>
           <w:color w:val="000000" w:themeColor="text1"/>
+          <w:sz w:val="24"/>
+          <w:szCs w:val="24"/>
+          <w:lang w:eastAsia="ru-RU"/>
+        </w:rPr>
+      </w:r>
+      <w:r>
+        <w:rPr>
+          <w:rFonts w:ascii="Times New Roman" w:hAnsi="Times New Roman" w:cs="Times New Roman"/>
+          <w:b/>
+          <w:sz w:val="24"/>
+          <w:szCs w:val="24"/>
+        </w:rPr>
+      </w:r>
+      <w:r>
+        <w:rPr>
+          <w:rFonts w:ascii="Times New Roman" w:eastAsia="Times New Roman" w:hAnsi="Times New Roman" w:cs="Times New Roman"/>
+          <w:b/>
+          <w:color w:val="000000" w:themeColor="text1"/>
+          <w:sz w:val="24"/>
+          <w:szCs w:val="24"/>
+          <w:lang w:eastAsia="ru-RU"/>
+        </w:rPr>
+      </w:r>
+      <w:r>
+        <w:rPr>
+          <w:rFonts w:ascii="Times New Roman" w:eastAsia="Times New Roman" w:hAnsi="Times New Roman" w:cs="Times New Roman"/>
+          <w:b/>
+          <w:color w:val="000000" w:themeColor="text1"/>
+          <w:sz w:val="24"/>
+          <w:szCs w:val="24"/>
           <w:lang w:eastAsia="ru-RU"/>
         </w:rPr>
       </w:r>
@@ -194,22 +485,80 @@
         <w:rPr>
           <w:rFonts w:ascii="Times New Roman" w:eastAsia="Times New Roman" w:hAnsi="Times New Roman" w:cs="Times New Roman"/>
           <w:color w:val="000000" w:themeColor="text1"/>
+          <w:sz w:val="24"/>
+          <w:szCs w:val="24"/>
           <w:lang w:eastAsia="ru-RU"/>
         </w:rPr>
       </w:r>
       <w:proofErr w:type="spellStart"/>
+      <w:r>
+        <w:rPr>
+          <w:rFonts w:ascii="Times New Roman" w:eastAsia="Times New Roman" w:hAnsi="Times New Roman" w:cs="Times New Roman"/>
+          <w:b/>
+          <w:color w:val="000000" w:themeColor="text1"/>
+          <w:sz w:val="24"/>
+          <w:szCs w:val="24"/>
+          <w:lang w:eastAsia="ru-RU"/>
+        </w:rPr>
+      </w:r>
+      <w:proofErr w:type="spellEnd"/>
+      <w:r>
+        <w:rPr>
+          <w:rFonts w:ascii="Times New Roman" w:eastAsia="Times New Roman" w:hAnsi="Times New Roman" w:cs="Times New Roman"/>
+          <w:b/>
+          <w:color w:val="000000" w:themeColor="text1"/>
+          <w:sz w:val="24"/>
+          <w:szCs w:val="24"/>
+          <w:lang w:eastAsia="ru-RU"/>
+        </w:rPr>
+      </w:r>
+      <w:r>
+        <w:rPr>
+          <w:rFonts w:ascii="Times New Roman" w:eastAsia="Times New Roman" w:hAnsi="Times New Roman" w:cs="Times New Roman"/>
+          <w:b/>
+          <w:color w:val="000000" w:themeColor="text1"/>
+          <w:sz w:val="24"/>
+          <w:szCs w:val="24"/>
+          <w:lang w:eastAsia="ru-RU"/>
+        </w:rPr>
+      </w:r>
+      <w:proofErr w:type="spellStart"/>
+      <w:r>
+        <w:rPr>
+          <w:rFonts w:ascii="Times New Roman" w:eastAsia="Times New Roman" w:hAnsi="Times New Roman" w:cs="Times New Roman"/>
+          <w:b/>
+          <w:color w:val="000000" w:themeColor="text1"/>
+          <w:sz w:val="24"/>
+          <w:szCs w:val="24"/>
+          <w:lang w:eastAsia="ru-RU"/>
+        </w:rPr>
+      </w:r>
+      <w:proofErr w:type="spellEnd"/>
+      <w:r>
+        <w:rPr>
+          <w:rFonts w:ascii="Times New Roman" w:eastAsia="Times New Roman" w:hAnsi="Times New Roman" w:cs="Times New Roman"/>
+          <w:b/>
+          <w:color w:val="000000" w:themeColor="text1"/>
+          <w:sz w:val="24"/>
+          <w:szCs w:val="24"/>
+          <w:lang w:eastAsia="ru-RU"/>
+        </w:rPr>
+      </w:r>
       <w:r>
         <w:rPr>
           <w:rFonts w:ascii="Times New Roman" w:eastAsia="Times New Roman" w:hAnsi="Times New Roman" w:cs="Times New Roman"/>
           <w:color w:val="000000" w:themeColor="text1"/>
+          <w:sz w:val="24"/>
+          <w:szCs w:val="24"/>
           <w:lang w:eastAsia="ru-RU"/>
         </w:rPr>
       </w:r>
-      <w:proofErr w:type="spellEnd"/>
       <w:r>
         <w:rPr>
           <w:rFonts w:ascii="Times New Roman" w:eastAsia="Times New Roman" w:hAnsi="Times New Roman" w:cs="Times New Roman"/>
           <w:color w:val="000000" w:themeColor="text1"/>
+          <w:sz w:val="24"/>
+          <w:szCs w:val="24"/>
           <w:lang w:eastAsia="ru-RU"/>
         </w:rPr>
       </w:r>
@@ -217,6 +566,18 @@
         <w:rPr>
           <w:rFonts w:ascii="Times New Roman" w:eastAsia="Times New Roman" w:hAnsi="Times New Roman" w:cs="Times New Roman"/>
           <w:color w:val="000000" w:themeColor="text1"/>
+          <w:sz w:val="24"/>
+          <w:szCs w:val="24"/>
+          <w:lang w:eastAsia="ru-RU"/>
+        </w:rPr>
+      </w:r>
+      <w:r>
+        <w:rPr>
+          <w:rFonts w:ascii="Times New Roman" w:eastAsia="Times New Roman" w:hAnsi="Times New Roman" w:cs="Times New Roman"/>
+          <w:b/>
+          <w:color w:val="000000" w:themeColor="text1"/>
+          <w:sz w:val="24"/>
+          <w:szCs w:val="24"/>
           <w:lang w:eastAsia="ru-RU"/>
         </w:rPr>
       </w:r>
@@ -224,6 +585,8 @@
         <w:rPr>
           <w:rFonts w:ascii="Times New Roman" w:eastAsia="Times New Roman" w:hAnsi="Times New Roman" w:cs="Times New Roman"/>
           <w:color w:val="000000" w:themeColor="text1"/>
+          <w:sz w:val="24"/>
+          <w:szCs w:val="24"/>
           <w:lang w:eastAsia="ru-RU"/>
         </w:rPr>
       </w:r>
@@ -231,130 +594,38 @@
         <w:rPr>
           <w:rFonts w:ascii="Times New Roman" w:eastAsia="Times New Roman" w:hAnsi="Times New Roman" w:cs="Times New Roman"/>
           <w:color w:val="000000" w:themeColor="text1"/>
+          <w:sz w:val="24"/>
+          <w:szCs w:val="24"/>
           <w:lang w:eastAsia="ru-RU"/>
         </w:rPr>
       </w:r>
-      <w:proofErr w:type="spellStart"/>
       <w:r>
         <w:rPr>
           <w:rFonts w:ascii="Times New Roman" w:eastAsia="Times New Roman" w:hAnsi="Times New Roman" w:cs="Times New Roman"/>
           <w:color w:val="000000" w:themeColor="text1"/>
+          <w:sz w:val="24"/>
+          <w:szCs w:val="24"/>
           <w:lang w:eastAsia="ru-RU"/>
         </w:rPr>
       </w:r>
-      <w:proofErr w:type="spellEnd"/>
       <w:r>
         <w:rPr>
           <w:rFonts w:ascii="Times New Roman" w:eastAsia="Times New Roman" w:hAnsi="Times New Roman" w:cs="Times New Roman"/>
           <w:color w:val="000000" w:themeColor="text1"/>
+          <w:sz w:val="24"/>
+          <w:szCs w:val="24"/>
           <w:lang w:eastAsia="ru-RU"/>
         </w:rPr>
       </w:r>
-      <w:proofErr w:type="spellStart"/>
       <w:r>
         <w:rPr>
           <w:rFonts w:ascii="Times New Roman" w:eastAsia="Times New Roman" w:hAnsi="Times New Roman" w:cs="Times New Roman"/>
           <w:color w:val="000000" w:themeColor="text1"/>
+          <w:sz w:val="24"/>
+          <w:szCs w:val="24"/>
           <w:lang w:eastAsia="ru-RU"/>
         </w:rPr>
       </w:r>
-      <w:proofErr w:type="spellEnd"/>
-      <w:r>
-        <w:rPr>
-          <w:rFonts w:ascii="Times New Roman" w:eastAsia="Times New Roman" w:hAnsi="Times New Roman" w:cs="Times New Roman"/>
-          <w:color w:val="000000" w:themeColor="text1"/>
-          <w:lang w:eastAsia="ru-RU"/>
-        </w:rPr>
-      </w:r>
-      <w:proofErr w:type="spellStart"/>
-      <w:r>
-        <w:rPr>
-          <w:rFonts w:ascii="Times New Roman" w:eastAsia="Times New Roman" w:hAnsi="Times New Roman" w:cs="Times New Roman"/>
-          <w:color w:val="000000" w:themeColor="text1"/>
-          <w:lang w:eastAsia="ru-RU"/>
-        </w:rPr>
-      </w:r>
-      <w:proofErr w:type="spellEnd"/>
-      <w:r>
-        <w:rPr>
-          <w:rFonts w:ascii="Times New Roman" w:eastAsia="Times New Roman" w:hAnsi="Times New Roman" w:cs="Times New Roman"/>
-          <w:color w:val="000000" w:themeColor="text1"/>
-          <w:lang w:eastAsia="ru-RU"/>
-        </w:rPr>
-      </w:r>
-      <w:proofErr w:type="spellStart"/>
-      <w:r>
-        <w:rPr>
-          <w:rFonts w:ascii="Times New Roman" w:eastAsia="Times New Roman" w:hAnsi="Times New Roman" w:cs="Times New Roman"/>
-          <w:color w:val="000000" w:themeColor="text1"/>
-          <w:lang w:eastAsia="ru-RU"/>
-        </w:rPr>
-      </w:r>
-      <w:proofErr w:type="spellEnd"/>
-      <w:r>
-        <w:rPr>
-          <w:rFonts w:ascii="Times New Roman" w:eastAsia="Times New Roman" w:hAnsi="Times New Roman" w:cs="Times New Roman"/>
-          <w:color w:val="000000" w:themeColor="text1"/>
-          <w:lang w:eastAsia="ru-RU"/>
-        </w:rPr>
-      </w:r>
-      <w:r>
-        <w:rPr>
-          <w:rFonts w:ascii="Times New Roman" w:eastAsia="Times New Roman" w:hAnsi="Times New Roman" w:cs="Times New Roman"/>
-          <w:color w:val="000000" w:themeColor="text1"/>
-          <w:lang w:eastAsia="ru-RU"/>
-        </w:rPr>
-      </w:r>
-      <w:r>
-        <w:rPr>
-          <w:rFonts w:ascii="Times New Roman" w:eastAsia="Times New Roman" w:hAnsi="Times New Roman" w:cs="Times New Roman"/>
-          <w:color w:val="000000" w:themeColor="text1"/>
-          <w:lang w:eastAsia="ru-RU"/>
-        </w:rPr>
-      </w:r>
-      <w:r>
-        <w:rPr>
-          <w:rFonts w:ascii="Times New Roman" w:eastAsia="Times New Roman" w:hAnsi="Times New Roman" w:cs="Times New Roman"/>
-          <w:color w:val="000000" w:themeColor="text1"/>
-          <w:lang w:eastAsia="ru-RU"/>
-        </w:rPr>
-      </w:r>
-      <w:r>
-        <w:rPr>
-          <w:rFonts w:ascii="Times New Roman" w:eastAsia="Times New Roman" w:hAnsi="Times New Roman" w:cs="Times New Roman"/>
-          <w:color w:val="000000" w:themeColor="text1"/>
-          <w:lang w:eastAsia="ru-RU"/>
-        </w:rPr>
-      </w:r>
-      <w:r>
-        <w:rPr>
-          <w:rFonts w:ascii="Times New Roman" w:eastAsia="Times New Roman" w:hAnsi="Times New Roman" w:cs="Times New Roman"/>
-          <w:color w:val="000000" w:themeColor="text1"/>
-          <w:lang w:eastAsia="ru-RU"/>
-        </w:rPr>
-      </w:r>
-      <w:r>
-        <w:rPr>
-          <w:rFonts w:ascii="Times New Roman" w:eastAsia="Times New Roman" w:hAnsi="Times New Roman" w:cs="Times New Roman"/>
-          <w:color w:val="000000" w:themeColor="text1"/>
-          <w:lang w:eastAsia="ru-RU"/>
-        </w:rPr>
-      </w:r>
-      <w:r>
-        <w:rPr>
-          <w:rFonts w:ascii="Times New Roman" w:eastAsia="Times New Roman" w:hAnsi="Times New Roman" w:cs="Times New Roman"/>
-          <w:color w:val="000000" w:themeColor="text1"/>
-          <w:lang w:eastAsia="ru-RU"/>
-        </w:rPr>
-      </w:r>
-      <w:r>
-        <w:rPr>
-          <w:rFonts w:ascii="Times New Roman" w:eastAsia="Times New Roman" w:hAnsi="Times New Roman" w:cs="Times New Roman"/>
-          <w:color w:val="000000" w:themeColor="text1"/>
-          <w:lang w:eastAsia="ru-RU"/>
-        </w:rPr>
-      </w:r>
-      <w:proofErr w:type="gramEnd"/>
     </w:p>
     <w:p>
       <w:pPr>
@@ -378,12 +649,14 @@
           <w:tab w:val="left" w:pos="14656"/>
         </w:tabs>
         <w:spacing w:after="0" w:line="240" w:lineRule="auto"/>
-        <w:ind w:right="108" w:firstLine="919"/>
+        <w:ind w:firstLine="709"/>
         <w:jc w:val="both"/>
         <w:textAlignment w:val="baseline"/>
         <w:rPr>
           <w:rFonts w:ascii="Times New Roman" w:eastAsia="Times New Roman" w:hAnsi="Times New Roman" w:cs="Times New Roman"/>
           <w:color w:val="000000" w:themeColor="text1"/>
+          <w:sz w:val="24"/>
+          <w:szCs w:val="24"/>
           <w:lang w:eastAsia="ru-RU"/>
         </w:rPr>
       </w:pPr>
@@ -391,6 +664,8 @@
         <w:rPr>
           <w:rFonts w:ascii="Times New Roman" w:eastAsia="Times New Roman" w:hAnsi="Times New Roman" w:cs="Times New Roman"/>
           <w:color w:val="000000" w:themeColor="text1"/>
+          <w:sz w:val="24"/>
+          <w:szCs w:val="24"/>
           <w:lang w:eastAsia="ru-RU"/>
         </w:rPr>
         <w:t xml:space="preserve">   </w:t>
@@ -398,6 +673,11 @@
     </w:p>
     <w:p>
       <w:pPr>
+        <w:pStyle w:val="ab"/>
+        <w:numPr>
+          <w:ilvl w:val="0"/>
+          <w:numId w:val="3"/>
+        </w:numPr>
         <w:shd w:val="clear" w:color="auto" w:fill="FFFFFF"/>
         <w:tabs>
           <w:tab w:val="left" w:pos="916"/>
@@ -418,28 +698,36 @@
           <w:tab w:val="left" w:pos="14656"/>
         </w:tabs>
         <w:spacing w:after="0" w:line="240" w:lineRule="auto"/>
-        <w:ind w:right="107"/>
+        <w:ind w:left="0" w:firstLine="709"/>
+        <w:contextualSpacing w:val="0"/>
         <w:jc w:val="center"/>
         <w:textAlignment w:val="baseline"/>
         <w:rPr>
           <w:rFonts w:ascii="Times New Roman" w:eastAsia="Times New Roman" w:hAnsi="Times New Roman" w:cs="Times New Roman"/>
+          <w:b/>
           <w:color w:val="000000" w:themeColor="text1"/>
+          <w:sz w:val="24"/>
+          <w:szCs w:val="24"/>
           <w:lang w:eastAsia="ru-RU"/>
         </w:rPr>
       </w:pPr>
-      <w:bookmarkStart w:id="1" w:name="l1"/>
-      <w:bookmarkEnd w:id="1"/>
+      <w:bookmarkStart w:id="0" w:name="l1"/>
+      <w:bookmarkEnd w:id="0"/>
       <w:r>
         <w:rPr>
           <w:rFonts w:ascii="Times New Roman" w:eastAsia="Times New Roman" w:hAnsi="Times New Roman" w:cs="Times New Roman"/>
+          <w:b/>
           <w:color w:val="000000" w:themeColor="text1"/>
+          <w:sz w:val="24"/>
+          <w:szCs w:val="24"/>
           <w:lang w:eastAsia="ru-RU"/>
         </w:rPr>
-        <w:t>1. ПРЕДМЕТ ДОГОВОРА</w:t>
-      </w:r>
-    </w:p>
-    <w:p>
-      <w:pPr>
+        <w:t>ПРЕДМЕТ ДОГОВОРА</w:t>
+      </w:r>
+    </w:p>
+    <w:p>
+      <w:pPr>
+        <w:pStyle w:val="ab"/>
         <w:shd w:val="clear" w:color="auto" w:fill="FFFFFF"/>
         <w:tabs>
           <w:tab w:val="left" w:pos="916"/>
@@ -460,23 +748,19 @@
           <w:tab w:val="left" w:pos="14656"/>
         </w:tabs>
         <w:spacing w:after="0" w:line="240" w:lineRule="auto"/>
-        <w:ind w:right="108" w:firstLine="919"/>
+        <w:ind w:left="0" w:firstLine="709"/>
+        <w:contextualSpacing w:val="0"/>
         <w:jc w:val="both"/>
         <w:textAlignment w:val="baseline"/>
         <w:rPr>
           <w:rFonts w:ascii="Times New Roman" w:eastAsia="Times New Roman" w:hAnsi="Times New Roman" w:cs="Times New Roman"/>
+          <w:b/>
           <w:color w:val="000000" w:themeColor="text1"/>
+          <w:sz w:val="24"/>
+          <w:szCs w:val="24"/>
           <w:lang w:eastAsia="ru-RU"/>
         </w:rPr>
       </w:pPr>
-      <w:r>
-        <w:rPr>
-          <w:rFonts w:ascii="Times New Roman" w:eastAsia="Times New Roman" w:hAnsi="Times New Roman" w:cs="Times New Roman"/>
-          <w:color w:val="000000" w:themeColor="text1"/>
-          <w:lang w:eastAsia="ru-RU"/>
-        </w:rPr>
-        <w:t>1.1.  В соответствии с настоящим договором Поставщик обязуется поставить Покупателю сельскохозяйственную продукцию (далее по тексту «товар»), а Покупатель принять и оплатить товар в соответствии с настоящим договором.</w:t>
-      </w:r>
     </w:p>
     <w:p>
       <w:pPr>
@@ -500,96 +784,30 @@
           <w:tab w:val="left" w:pos="14656"/>
         </w:tabs>
         <w:spacing w:after="0" w:line="240" w:lineRule="auto"/>
-        <w:ind w:right="108" w:firstLine="919"/>
+        <w:ind w:firstLine="709"/>
         <w:jc w:val="both"/>
         <w:textAlignment w:val="baseline"/>
         <w:rPr>
-          <w:rFonts w:ascii="Times New Roman" w:eastAsia="Times New Roman" w:hAnsi="Times New Roman" w:cs="Times New Roman"/>
-          <w:color w:val="000000" w:themeColor="text1"/>
-          <w:lang w:eastAsia="ru-RU"/>
-        </w:rPr>
-      </w:pPr>
-      <w:r>
-        <w:rPr>
-          <w:rFonts w:ascii="Times New Roman" w:eastAsia="Times New Roman" w:hAnsi="Times New Roman" w:cs="Times New Roman"/>
-          <w:color w:val="000000" w:themeColor="text1"/>
-          <w:lang w:eastAsia="ru-RU"/>
-        </w:rPr>
-        <w:t>1.2. Наименование, ассортимент, количество</w:t>
-      </w:r>
-      <w:r>
-        <w:rPr>
-          <w:rFonts w:ascii="Times New Roman" w:eastAsia="Times New Roman" w:hAnsi="Times New Roman" w:cs="Times New Roman"/>
-          <w:color w:val="000000" w:themeColor="text1"/>
-          <w:lang w:eastAsia="ru-RU"/>
-        </w:rPr>
-        <w:t xml:space="preserve">, цена, общая стоимость Товара, согласовываются Сторонами в УПД или ТН (ТТН), </w:t>
-      </w:r>
-      <w:r>
-        <w:rPr>
-          <w:rFonts w:ascii="Times New Roman" w:eastAsia="Times New Roman" w:hAnsi="Times New Roman" w:cs="Times New Roman"/>
-          <w:color w:val="000000" w:themeColor="text1"/>
-          <w:lang w:eastAsia="ru-RU"/>
-        </w:rPr>
-        <w:t>являющ</w:t>
-      </w:r>
-      <w:r>
-        <w:rPr>
-          <w:rFonts w:ascii="Times New Roman" w:eastAsia="Times New Roman" w:hAnsi="Times New Roman" w:cs="Times New Roman"/>
-          <w:color w:val="000000" w:themeColor="text1"/>
-          <w:lang w:eastAsia="ru-RU"/>
-        </w:rPr>
-        <w:t>имися</w:t>
-      </w:r>
-      <w:r>
-        <w:rPr>
-          <w:rFonts w:ascii="Times New Roman" w:eastAsia="Times New Roman" w:hAnsi="Times New Roman" w:cs="Times New Roman"/>
-          <w:color w:val="000000" w:themeColor="text1"/>
-          <w:lang w:eastAsia="ru-RU"/>
-        </w:rPr>
-        <w:t xml:space="preserve"> неотъемлемой частью настоящего договора</w:t>
-      </w:r>
-      <w:r>
-        <w:rPr>
-          <w:rFonts w:ascii="Times New Roman" w:eastAsia="Times New Roman" w:hAnsi="Times New Roman" w:cs="Times New Roman"/>
-          <w:color w:val="000000" w:themeColor="text1"/>
-          <w:lang w:eastAsia="ru-RU"/>
-        </w:rPr>
-        <w:t xml:space="preserve"> и составляемыми</w:t>
-      </w:r>
-      <w:r>
-        <w:rPr>
-          <w:rFonts w:ascii="Times New Roman" w:eastAsia="Times New Roman" w:hAnsi="Times New Roman" w:cs="Times New Roman"/>
-          <w:color w:val="000000" w:themeColor="text1"/>
-          <w:lang w:eastAsia="ru-RU"/>
-        </w:rPr>
-        <w:t xml:space="preserve"> на</w:t>
-      </w:r>
-      <w:r>
-        <w:rPr>
-          <w:rFonts w:ascii="Times New Roman" w:eastAsia="Times New Roman" w:hAnsi="Times New Roman" w:cs="Times New Roman"/>
-          <w:color w:val="000000" w:themeColor="text1"/>
-          <w:lang w:eastAsia="ru-RU"/>
-        </w:rPr>
-        <w:t xml:space="preserve"> каждую партию поставляемого товара, и подписанных надлежаще уполномоченными на то представителями Сторон, с проставлением оттисков печатей, либо доверенностей договаривающихся организаци</w:t>
-      </w:r>
-      <w:proofErr w:type="gramStart"/>
-      <w:r>
-        <w:rPr>
-          <w:rFonts w:ascii="Times New Roman" w:eastAsia="Times New Roman" w:hAnsi="Times New Roman" w:cs="Times New Roman"/>
-          <w:color w:val="000000" w:themeColor="text1"/>
-          <w:lang w:eastAsia="ru-RU"/>
-        </w:rPr>
-        <w:t>й(</w:t>
-      </w:r>
-      <w:proofErr w:type="gramEnd"/>
-      <w:r>
-        <w:rPr>
-          <w:rFonts w:ascii="Times New Roman" w:eastAsia="Times New Roman" w:hAnsi="Times New Roman" w:cs="Times New Roman"/>
-          <w:color w:val="000000" w:themeColor="text1"/>
-          <w:lang w:eastAsia="ru-RU"/>
-        </w:rPr>
-        <w:t>индивидуальных предпринимателей).</w:t>
+          <w:rFonts w:ascii="Times New Roman" w:hAnsi="Times New Roman" w:cs="Times New Roman"/>
+          <w:sz w:val="24"/>
+          <w:szCs w:val="24"/>
+        </w:rPr>
+      </w:pPr>
+      <w:r>
+        <w:rPr>
+          <w:rFonts w:ascii="Times New Roman" w:hAnsi="Times New Roman" w:cs="Times New Roman"/>
+          <w:sz w:val="24"/>
+          <w:szCs w:val="24"/>
+        </w:rPr>
+        <w:t xml:space="preserve">1.1. </w:t>
+      </w:r>
+      <w:r>
+        <w:rPr>
+          <w:rFonts w:ascii="Times New Roman" w:hAnsi="Times New Roman" w:cs="Times New Roman"/>
+          <w:sz w:val="24"/>
+          <w:szCs w:val="24"/>
+        </w:rPr>
+        <w:t>Поставщик в течение всего срока действия настоящего договора обязуется передавать в собственность Покупателя отдельными партиями сельскохозяйственную продукцию (далее — «товар»), а Покупатель обязуется принимать и оплачивать товар на условиях настоящего договора (далее — Договор).</w:t>
       </w:r>
     </w:p>
     <w:p>
@@ -614,23 +832,16 @@
           <w:tab w:val="left" w:pos="14656"/>
         </w:tabs>
         <w:spacing w:after="0" w:line="240" w:lineRule="auto"/>
-        <w:ind w:right="108" w:firstLine="919"/>
-        <w:jc w:val="both"/>
+        <w:ind w:firstLine="709"/>
+        <w:jc w:val="center"/>
         <w:textAlignment w:val="baseline"/>
         <w:rPr>
-          <w:rFonts w:ascii="Times New Roman" w:eastAsia="Times New Roman" w:hAnsi="Times New Roman" w:cs="Times New Roman"/>
-          <w:color w:val="000000" w:themeColor="text1"/>
-          <w:lang w:eastAsia="ru-RU"/>
-        </w:rPr>
-      </w:pPr>
-      <w:r>
-        <w:rPr>
-          <w:rFonts w:ascii="Times New Roman" w:eastAsia="Times New Roman" w:hAnsi="Times New Roman" w:cs="Times New Roman"/>
-          <w:color w:val="000000" w:themeColor="text1"/>
-          <w:lang w:eastAsia="ru-RU"/>
-        </w:rPr>
-        <w:t>1.3. Поставщик на основании заявки извещает Покупателя о наличии необходимого количества и ассортимента товара и выставляет счет на оплату.</w:t>
-      </w:r>
+          <w:rFonts w:ascii="Times New Roman" w:hAnsi="Times New Roman" w:cs="Times New Roman"/>
+          <w:b/>
+          <w:sz w:val="24"/>
+          <w:szCs w:val="24"/>
+        </w:rPr>
+      </w:pPr>
     </w:p>
     <w:p>
       <w:pPr>
@@ -654,22 +865,24 @@
           <w:tab w:val="left" w:pos="14656"/>
         </w:tabs>
         <w:spacing w:after="0" w:line="240" w:lineRule="auto"/>
-        <w:ind w:right="108" w:firstLine="919"/>
-        <w:jc w:val="both"/>
+        <w:ind w:firstLine="709"/>
+        <w:jc w:val="center"/>
         <w:textAlignment w:val="baseline"/>
         <w:rPr>
-          <w:rFonts w:ascii="Times New Roman" w:eastAsia="Times New Roman" w:hAnsi="Times New Roman" w:cs="Times New Roman"/>
-          <w:color w:val="000000" w:themeColor="text1"/>
-          <w:lang w:eastAsia="ru-RU"/>
-        </w:rPr>
-      </w:pPr>
-      <w:r>
-        <w:rPr>
-          <w:rFonts w:ascii="Times New Roman" w:eastAsia="Times New Roman" w:hAnsi="Times New Roman" w:cs="Times New Roman"/>
-          <w:color w:val="000000" w:themeColor="text1"/>
-          <w:lang w:eastAsia="ru-RU"/>
-        </w:rPr>
-        <w:t>1.4. Поставщик гарантирует, что поставляемый по настоящему договору товар принадлежит ему на праве собственности, не заложен, не обременен, не является предметом иска третьих лиц.</w:t>
+          <w:rFonts w:ascii="Times New Roman" w:hAnsi="Times New Roman" w:cs="Times New Roman"/>
+          <w:b/>
+          <w:sz w:val="24"/>
+          <w:szCs w:val="24"/>
+        </w:rPr>
+      </w:pPr>
+      <w:r>
+        <w:rPr>
+          <w:rFonts w:ascii="Times New Roman" w:hAnsi="Times New Roman" w:cs="Times New Roman"/>
+          <w:b/>
+          <w:sz w:val="24"/>
+          <w:szCs w:val="24"/>
+        </w:rPr>
+        <w:t>2. КАЧЕСТВО И КОМПЛЕКТНОСТЬ</w:t>
       </w:r>
     </w:p>
     <w:p>
@@ -693,42 +906,16 @@
           <w:tab w:val="left" w:pos="13740"/>
           <w:tab w:val="left" w:pos="14656"/>
         </w:tabs>
-        <w:spacing w:after="0"/>
-        <w:ind w:right="108" w:firstLine="709"/>
-        <w:jc w:val="both"/>
+        <w:spacing w:after="0" w:line="240" w:lineRule="auto"/>
+        <w:ind w:firstLine="709"/>
+        <w:jc w:val="center"/>
         <w:textAlignment w:val="baseline"/>
         <w:rPr>
-          <w:rFonts w:ascii="Times New Roman" w:eastAsia="Times New Roman" w:hAnsi="Times New Roman" w:cs="Times New Roman"/>
-          <w:color w:val="000000" w:themeColor="text1"/>
-          <w:lang w:eastAsia="ru-RU"/>
-        </w:rPr>
-      </w:pPr>
-      <w:r>
-        <w:rPr>
-          <w:rFonts w:ascii="Times New Roman" w:eastAsia="Times New Roman" w:hAnsi="Times New Roman" w:cs="Times New Roman"/>
-          <w:color w:val="000000" w:themeColor="text1"/>
-          <w:lang w:eastAsia="ru-RU"/>
-        </w:rPr>
-        <w:t xml:space="preserve">   1.5. Поставщик гарантирует легальность поставляемого Товара, а именно полную достоверность сведений, указанных в сопроводительных документах, в том числе, </w:t>
-      </w:r>
-      <w:proofErr w:type="gramStart"/>
-      <w:r>
-        <w:rPr>
-          <w:rFonts w:ascii="Times New Roman" w:eastAsia="Times New Roman" w:hAnsi="Times New Roman" w:cs="Times New Roman"/>
-          <w:color w:val="000000" w:themeColor="text1"/>
-          <w:lang w:eastAsia="ru-RU"/>
-        </w:rPr>
-        <w:t>но</w:t>
-      </w:r>
-      <w:proofErr w:type="gramEnd"/>
-      <w:r>
-        <w:rPr>
-          <w:rFonts w:ascii="Times New Roman" w:eastAsia="Times New Roman" w:hAnsi="Times New Roman" w:cs="Times New Roman"/>
-          <w:color w:val="000000" w:themeColor="text1"/>
-          <w:lang w:eastAsia="ru-RU"/>
-        </w:rPr>
-        <w:t xml:space="preserve"> не ограничиваясь (если применимо):  сведений о происхождении Товара,  сведений о декларировании Товара, сведений о проведенных мероприятиях карантинного и фитосанитарного контроля. В случае предъявления Покупателю претензий со стороны государственных органов или третьих лиц относительно недостоверности упомянутых в настоящем пункте сведений, Поставщик по требованию Покупателя обязуется компенсировать причиненные вследствие этого Покупателю убытки.</w:t>
-      </w:r>
+          <w:rFonts w:ascii="Times New Roman" w:hAnsi="Times New Roman" w:cs="Times New Roman"/>
+          <w:sz w:val="24"/>
+          <w:szCs w:val="24"/>
+        </w:rPr>
+      </w:pPr>
     </w:p>
     <w:p>
       <w:pPr>
@@ -752,15 +939,55 @@
           <w:tab w:val="left" w:pos="14656"/>
         </w:tabs>
         <w:spacing w:after="0" w:line="240" w:lineRule="auto"/>
-        <w:ind w:right="108" w:firstLine="919"/>
+        <w:ind w:firstLine="709"/>
         <w:jc w:val="both"/>
         <w:textAlignment w:val="baseline"/>
         <w:rPr>
-          <w:rFonts w:ascii="Times New Roman" w:eastAsia="Times New Roman" w:hAnsi="Times New Roman" w:cs="Times New Roman"/>
-          <w:color w:val="000000" w:themeColor="text1"/>
-          <w:lang w:eastAsia="ru-RU"/>
-        </w:rPr>
-      </w:pPr>
+          <w:rFonts w:ascii="Times New Roman" w:hAnsi="Times New Roman" w:cs="Times New Roman"/>
+          <w:sz w:val="24"/>
+          <w:szCs w:val="24"/>
+        </w:rPr>
+      </w:pPr>
+      <w:r>
+        <w:rPr>
+          <w:rFonts w:ascii="Times New Roman" w:hAnsi="Times New Roman" w:cs="Times New Roman"/>
+          <w:sz w:val="24"/>
+          <w:szCs w:val="24"/>
+        </w:rPr>
+        <w:t>2.1.</w:t>
+      </w:r>
+      <w:r>
+        <w:rPr>
+          <w:rFonts w:ascii="Times New Roman" w:hAnsi="Times New Roman" w:cs="Times New Roman"/>
+          <w:sz w:val="24"/>
+          <w:szCs w:val="24"/>
+        </w:rPr>
+        <w:t xml:space="preserve"> На поставленную продукцию Поставщик предоставляет — Покупателю товарную нак</w:t>
+      </w:r>
+      <w:r>
+        <w:rPr>
+          <w:rFonts w:ascii="Times New Roman" w:hAnsi="Times New Roman" w:cs="Times New Roman"/>
+          <w:sz w:val="24"/>
+          <w:szCs w:val="24"/>
+        </w:rPr>
+        <w:t>ладную и</w:t>
+      </w:r>
+      <w:r>
+        <w:rPr>
+          <w:rFonts w:ascii="Times New Roman" w:hAnsi="Times New Roman" w:cs="Times New Roman"/>
+          <w:sz w:val="24"/>
+          <w:szCs w:val="24"/>
+        </w:rPr>
+        <w:t xml:space="preserve"> счет-фактуру. Один из</w:t>
+      </w:r>
+      <w:r>
+        <w:rPr>
+          <w:rFonts w:ascii="Times New Roman" w:hAnsi="Times New Roman" w:cs="Times New Roman"/>
+          <w:sz w:val="24"/>
+          <w:szCs w:val="24"/>
+        </w:rPr>
+        <w:t xml:space="preserve"> вышеуказанных документов предоставляются Покупателю при передаче продукции. </w:t>
+      </w:r>
     </w:p>
     <w:p>
       <w:pPr>
@@ -784,24 +1011,22 @@
           <w:tab w:val="left" w:pos="14656"/>
         </w:tabs>
         <w:spacing w:after="0" w:line="240" w:lineRule="auto"/>
-        <w:ind w:right="107"/>
-        <w:jc w:val="center"/>
+        <w:ind w:firstLine="709"/>
+        <w:jc w:val="both"/>
         <w:textAlignment w:val="baseline"/>
         <w:rPr>
-          <w:rFonts w:ascii="Times New Roman" w:eastAsia="Times New Roman" w:hAnsi="Times New Roman" w:cs="Times New Roman"/>
-          <w:color w:val="000000" w:themeColor="text1"/>
-          <w:lang w:eastAsia="ru-RU"/>
-        </w:rPr>
-      </w:pPr>
-      <w:bookmarkStart w:id="2" w:name="l22"/>
-      <w:bookmarkEnd w:id="2"/>
-      <w:r>
-        <w:rPr>
-          <w:rFonts w:ascii="Times New Roman" w:eastAsia="Times New Roman" w:hAnsi="Times New Roman" w:cs="Times New Roman"/>
-          <w:color w:val="000000" w:themeColor="text1"/>
-          <w:lang w:eastAsia="ru-RU"/>
-        </w:rPr>
-        <w:t>2. ЦЕНА КОЛИЧЕСТВО, КАЧЕСТВО И АССОРТИМЕНТ ТОВАРА</w:t>
+          <w:rFonts w:ascii="Times New Roman" w:hAnsi="Times New Roman" w:cs="Times New Roman"/>
+          <w:sz w:val="24"/>
+          <w:szCs w:val="24"/>
+        </w:rPr>
+      </w:pPr>
+      <w:r>
+        <w:rPr>
+          <w:rFonts w:ascii="Times New Roman" w:hAnsi="Times New Roman" w:cs="Times New Roman"/>
+          <w:sz w:val="24"/>
+          <w:szCs w:val="24"/>
+        </w:rPr>
+        <w:t xml:space="preserve">2.2. Количество, номенклатура и цена продукции, передаваемой Покупателю, должны точно соответствовать количеству; номенклатуре и цене, указанным в товарной накладной/счет фактуре, являющейся неотъемлемой частью настоящего договора. </w:t>
       </w:r>
     </w:p>
     <w:p>
@@ -826,40 +1051,30 @@
           <w:tab w:val="left" w:pos="14656"/>
         </w:tabs>
         <w:spacing w:after="0" w:line="240" w:lineRule="auto"/>
-        <w:ind w:right="108" w:firstLine="919"/>
+        <w:ind w:firstLine="709"/>
         <w:jc w:val="both"/>
         <w:textAlignment w:val="baseline"/>
         <w:rPr>
-          <w:rFonts w:ascii="Times New Roman" w:eastAsia="Times New Roman" w:hAnsi="Times New Roman" w:cs="Times New Roman"/>
-          <w:color w:val="000000" w:themeColor="text1"/>
-          <w:lang w:eastAsia="ru-RU"/>
-        </w:rPr>
-      </w:pPr>
-      <w:r>
-        <w:rPr>
-          <w:rFonts w:ascii="Times New Roman" w:eastAsia="Times New Roman" w:hAnsi="Times New Roman" w:cs="Times New Roman"/>
-          <w:color w:val="000000" w:themeColor="text1"/>
-          <w:lang w:eastAsia="ru-RU"/>
-        </w:rPr>
-        <w:t xml:space="preserve"> </w:t>
-      </w:r>
-      <w:bookmarkStart w:id="3" w:name="l2"/>
-      <w:bookmarkEnd w:id="3"/>
-      <w:r>
-        <w:rPr>
-          <w:rFonts w:ascii="Times New Roman" w:eastAsia="Times New Roman" w:hAnsi="Times New Roman" w:cs="Times New Roman"/>
-          <w:color w:val="000000" w:themeColor="text1"/>
-          <w:lang w:eastAsia="ru-RU"/>
-        </w:rPr>
-        <w:t xml:space="preserve">2.1. Покупатель оплачивает Товар по цене, установленной соглашением сторон с соблюдением норм законодательства. Согласование цены Товара производиться путем подписания сторонами </w:t>
-      </w:r>
-      <w:r>
-        <w:rPr>
-          <w:rFonts w:ascii="Times New Roman" w:eastAsia="Times New Roman" w:hAnsi="Times New Roman" w:cs="Times New Roman"/>
-          <w:color w:val="000000" w:themeColor="text1"/>
-          <w:lang w:eastAsia="ru-RU"/>
-        </w:rPr>
-        <w:t xml:space="preserve">УПД или ТН (ТТН), являющимися неотъемлемой частью настоящего договора и составляемыми на каждую партию поставляемого товара. </w:t>
+          <w:rFonts w:ascii="Times New Roman" w:hAnsi="Times New Roman" w:cs="Times New Roman"/>
+          <w:sz w:val="24"/>
+          <w:szCs w:val="24"/>
+        </w:rPr>
+      </w:pPr>
+      <w:r>
+        <w:rPr>
+          <w:rFonts w:ascii="Times New Roman" w:hAnsi="Times New Roman" w:cs="Times New Roman"/>
+          <w:sz w:val="24"/>
+          <w:szCs w:val="24"/>
+        </w:rPr>
+        <w:t>2.3. Приемка продукции по</w:t>
+      </w:r>
+      <w:r>
+        <w:rPr>
+          <w:rFonts w:ascii="Times New Roman" w:hAnsi="Times New Roman" w:cs="Times New Roman"/>
+          <w:sz w:val="24"/>
+          <w:szCs w:val="24"/>
+        </w:rPr>
+        <w:t xml:space="preserve"> количеству и качеству производится при подписании товарной накладной доверенным лицом покупателя во время отгрузки. После подписания товарной накладной претензии по количеству и качеству отгружаемой продукции Поставщиком не принимаются. Продукция обмену и возврату не подлежит.</w:t>
       </w:r>
     </w:p>
     <w:p>
@@ -884,31 +1099,16 @@
           <w:tab w:val="left" w:pos="14656"/>
         </w:tabs>
         <w:spacing w:after="0" w:line="240" w:lineRule="auto"/>
-        <w:ind w:right="108" w:firstLine="919"/>
+        <w:ind w:left="709"/>
         <w:jc w:val="both"/>
         <w:textAlignment w:val="baseline"/>
         <w:rPr>
-          <w:rFonts w:ascii="Times New Roman" w:eastAsia="Times New Roman" w:hAnsi="Times New Roman" w:cs="Times New Roman"/>
-          <w:color w:val="000000" w:themeColor="text1"/>
-          <w:lang w:eastAsia="ru-RU"/>
-        </w:rPr>
-      </w:pPr>
-      <w:r>
-        <w:rPr>
-          <w:rFonts w:ascii="Times New Roman" w:eastAsia="Times New Roman" w:hAnsi="Times New Roman" w:cs="Times New Roman"/>
-          <w:color w:val="000000" w:themeColor="text1"/>
-          <w:lang w:eastAsia="ru-RU"/>
-        </w:rPr>
-        <w:t xml:space="preserve">2.2. </w:t>
-      </w:r>
-      <w:r>
-        <w:rPr>
-          <w:rFonts w:ascii="Times New Roman" w:eastAsia="Times New Roman" w:hAnsi="Times New Roman" w:cs="Times New Roman"/>
-          <w:color w:val="000000" w:themeColor="text1"/>
-          <w:lang w:eastAsia="ru-RU"/>
-        </w:rPr>
-        <w:t>Покупатель оплачивает в кассу или перечисляет на расчетный счет Поставщика оплату за товар в качестве предоплаты или на момент отгрузки товара.</w:t>
-      </w:r>
+          <w:rFonts w:ascii="Times New Roman" w:hAnsi="Times New Roman" w:cs="Times New Roman"/>
+          <w:b/>
+          <w:sz w:val="24"/>
+          <w:szCs w:val="24"/>
+        </w:rPr>
+      </w:pPr>
     </w:p>
     <w:p>
       <w:pPr>
@@ -932,22 +1132,42 @@
           <w:tab w:val="left" w:pos="14656"/>
         </w:tabs>
         <w:spacing w:after="0" w:line="240" w:lineRule="auto"/>
-        <w:ind w:right="108" w:firstLine="919"/>
-        <w:jc w:val="both"/>
+        <w:ind w:left="360"/>
+        <w:jc w:val="center"/>
         <w:textAlignment w:val="baseline"/>
         <w:rPr>
-          <w:rFonts w:ascii="Times New Roman" w:eastAsia="Times New Roman" w:hAnsi="Times New Roman" w:cs="Times New Roman"/>
-          <w:color w:val="000000" w:themeColor="text1"/>
-          <w:lang w:eastAsia="ru-RU"/>
-        </w:rPr>
-      </w:pPr>
-      <w:r>
-        <w:rPr>
-          <w:rFonts w:ascii="Times New Roman" w:eastAsia="Times New Roman" w:hAnsi="Times New Roman" w:cs="Times New Roman"/>
-          <w:color w:val="000000" w:themeColor="text1"/>
-          <w:lang w:eastAsia="ru-RU"/>
-        </w:rPr>
-        <w:t>2.3. Обязательства Покупателя по оплате товара считаются выполненными с момента зачисления денежных средств на расчетный счет Поставщика.</w:t>
+          <w:rFonts w:ascii="Times New Roman" w:hAnsi="Times New Roman" w:cs="Times New Roman"/>
+          <w:b/>
+          <w:sz w:val="24"/>
+          <w:szCs w:val="24"/>
+        </w:rPr>
+      </w:pPr>
+      <w:r>
+        <w:rPr>
+          <w:rFonts w:ascii="Times New Roman" w:hAnsi="Times New Roman" w:cs="Times New Roman"/>
+          <w:b/>
+          <w:sz w:val="24"/>
+          <w:szCs w:val="24"/>
+        </w:rPr>
+        <w:t>3.</w:t>
+      </w:r>
+      <w:r>
+        <w:rPr>
+          <w:rFonts w:ascii="Times New Roman" w:hAnsi="Times New Roman" w:cs="Times New Roman"/>
+          <w:b/>
+          <w:sz w:val="24"/>
+          <w:szCs w:val="24"/>
+        </w:rPr>
+        <w:t xml:space="preserve"> </w:t>
+      </w:r>
+      <w:r>
+        <w:rPr>
+          <w:rFonts w:ascii="Times New Roman" w:hAnsi="Times New Roman" w:cs="Times New Roman"/>
+          <w:b/>
+          <w:sz w:val="24"/>
+          <w:szCs w:val="24"/>
+        </w:rPr>
+        <w:t>УСЛОВИЯ ПЕРЕДАЧИ ПРОДУКЦИИ</w:t>
       </w:r>
     </w:p>
     <w:p>
@@ -972,23 +1192,14 @@
           <w:tab w:val="left" w:pos="14656"/>
         </w:tabs>
         <w:spacing w:after="0" w:line="240" w:lineRule="auto"/>
-        <w:ind w:right="108" w:firstLine="919"/>
-        <w:jc w:val="both"/>
+        <w:ind w:left="360"/>
         <w:textAlignment w:val="baseline"/>
         <w:rPr>
-          <w:rFonts w:ascii="Times New Roman" w:eastAsia="Times New Roman" w:hAnsi="Times New Roman" w:cs="Times New Roman"/>
-          <w:color w:val="000000" w:themeColor="text1"/>
-          <w:lang w:eastAsia="ru-RU"/>
-        </w:rPr>
-      </w:pPr>
-      <w:r>
-        <w:rPr>
-          <w:rFonts w:ascii="Times New Roman" w:eastAsia="Times New Roman" w:hAnsi="Times New Roman" w:cs="Times New Roman"/>
-          <w:color w:val="000000" w:themeColor="text1"/>
-          <w:lang w:eastAsia="ru-RU"/>
-        </w:rPr>
-        <w:t>2.4. Поставщик и Покупатель по обоюдному согласию могут изменять срок поставки  и оплаты товара путем подписания дополнительных соглашений к настоящему договору.</w:t>
-      </w:r>
+          <w:rFonts w:ascii="Times New Roman" w:hAnsi="Times New Roman" w:cs="Times New Roman"/>
+          <w:sz w:val="24"/>
+          <w:szCs w:val="24"/>
+        </w:rPr>
+      </w:pPr>
     </w:p>
     <w:p>
       <w:pPr>
@@ -1012,40 +1223,22 @@
           <w:tab w:val="left" w:pos="14656"/>
         </w:tabs>
         <w:spacing w:after="0" w:line="240" w:lineRule="auto"/>
-        <w:ind w:right="108" w:firstLine="919"/>
+        <w:ind w:firstLine="709"/>
         <w:jc w:val="both"/>
         <w:textAlignment w:val="baseline"/>
         <w:rPr>
-          <w:rFonts w:ascii="Times New Roman" w:eastAsia="Times New Roman" w:hAnsi="Times New Roman" w:cs="Times New Roman"/>
-          <w:color w:val="000000" w:themeColor="text1"/>
-          <w:lang w:eastAsia="ru-RU"/>
-        </w:rPr>
-      </w:pPr>
-      <w:r>
-        <w:rPr>
-          <w:rFonts w:ascii="Times New Roman" w:eastAsia="Times New Roman" w:hAnsi="Times New Roman" w:cs="Times New Roman"/>
-          <w:color w:val="000000" w:themeColor="text1"/>
-          <w:lang w:eastAsia="ru-RU"/>
-        </w:rPr>
-        <w:t>2.5</w:t>
-      </w:r>
-      <w:proofErr w:type="gramStart"/>
-      <w:r>
-        <w:rPr>
-          <w:rFonts w:ascii="Times New Roman" w:eastAsia="Times New Roman" w:hAnsi="Times New Roman" w:cs="Times New Roman"/>
-          <w:color w:val="000000" w:themeColor="text1"/>
-          <w:lang w:eastAsia="ru-RU"/>
-        </w:rPr>
-        <w:t xml:space="preserve"> П</w:t>
-      </w:r>
-      <w:proofErr w:type="gramEnd"/>
-      <w:r>
-        <w:rPr>
-          <w:rFonts w:ascii="Times New Roman" w:eastAsia="Times New Roman" w:hAnsi="Times New Roman" w:cs="Times New Roman"/>
-          <w:color w:val="000000" w:themeColor="text1"/>
-          <w:lang w:eastAsia="ru-RU"/>
-        </w:rPr>
-        <w:t>ри неоплате товара в сроки, указанные в настоящем договоре, Продавец вправе прекратить прием заказа от Покупателя и приостановить отгрузку товара до полного погашения задолженности.</w:t>
+          <w:rFonts w:ascii="Times New Roman" w:hAnsi="Times New Roman" w:cs="Times New Roman"/>
+          <w:sz w:val="24"/>
+          <w:szCs w:val="24"/>
+        </w:rPr>
+      </w:pPr>
+      <w:r>
+        <w:rPr>
+          <w:rFonts w:ascii="Times New Roman" w:hAnsi="Times New Roman" w:cs="Times New Roman"/>
+          <w:sz w:val="24"/>
+          <w:szCs w:val="24"/>
+        </w:rPr>
+        <w:t xml:space="preserve"> 3.1. Периодичность поставок партий продукции в течение срока действия настоящего Договора, количество каждой партии, ассортимент и цена определяются o согласованию Сторон с учетом потребностей Покупателя и наличия на складе Поставщика необходимой продукции. </w:t>
       </w:r>
     </w:p>
     <w:p>
@@ -1070,40 +1263,22 @@
           <w:tab w:val="left" w:pos="14656"/>
         </w:tabs>
         <w:spacing w:after="0" w:line="240" w:lineRule="auto"/>
-        <w:ind w:right="108" w:firstLine="919"/>
+        <w:ind w:firstLine="709"/>
         <w:jc w:val="both"/>
         <w:textAlignment w:val="baseline"/>
         <w:rPr>
-          <w:rFonts w:ascii="Times New Roman" w:eastAsia="Times New Roman" w:hAnsi="Times New Roman" w:cs="Times New Roman"/>
-          <w:color w:val="000000" w:themeColor="text1"/>
-          <w:lang w:eastAsia="ru-RU"/>
-        </w:rPr>
-      </w:pPr>
-      <w:r>
-        <w:rPr>
-          <w:rFonts w:ascii="Times New Roman" w:eastAsia="Times New Roman" w:hAnsi="Times New Roman" w:cs="Times New Roman"/>
-          <w:color w:val="000000" w:themeColor="text1"/>
-          <w:lang w:eastAsia="ru-RU"/>
-        </w:rPr>
-        <w:t>2.6</w:t>
-      </w:r>
-      <w:proofErr w:type="gramStart"/>
-      <w:r>
-        <w:rPr>
-          <w:rFonts w:ascii="Times New Roman" w:eastAsia="Times New Roman" w:hAnsi="Times New Roman" w:cs="Times New Roman"/>
-          <w:color w:val="000000" w:themeColor="text1"/>
-          <w:lang w:eastAsia="ru-RU"/>
-        </w:rPr>
-        <w:t xml:space="preserve"> В</w:t>
-      </w:r>
-      <w:proofErr w:type="gramEnd"/>
-      <w:r>
-        <w:rPr>
-          <w:rFonts w:ascii="Times New Roman" w:eastAsia="Times New Roman" w:hAnsi="Times New Roman" w:cs="Times New Roman"/>
-          <w:color w:val="000000" w:themeColor="text1"/>
-          <w:lang w:eastAsia="ru-RU"/>
-        </w:rPr>
-        <w:t xml:space="preserve"> случае неоднократного (два и более раз) нарушения Покупателем условий оплаты товаров, оговоренных в настоящем договоре, Продавец вправе в одностороннем порядке расторгнуть договор. Расторжение договора не влечет за собой неисполнение принятых ранее обязательств.</w:t>
+          <w:rFonts w:ascii="Times New Roman" w:hAnsi="Times New Roman" w:cs="Times New Roman"/>
+          <w:sz w:val="24"/>
+          <w:szCs w:val="24"/>
+        </w:rPr>
+      </w:pPr>
+      <w:r>
+        <w:rPr>
+          <w:rFonts w:ascii="Times New Roman" w:hAnsi="Times New Roman" w:cs="Times New Roman"/>
+          <w:sz w:val="24"/>
+          <w:szCs w:val="24"/>
+        </w:rPr>
+        <w:t xml:space="preserve">3.2. Поставка продукции на склад Покупателя осуществляется за счет Покупателя и его силами. Иные условия поставки производятся на основании дополнительного соглашения к договору, подписанного сторонами. </w:t>
       </w:r>
     </w:p>
     <w:p>
@@ -1128,50 +1303,22 @@
           <w:tab w:val="left" w:pos="14656"/>
         </w:tabs>
         <w:spacing w:after="0" w:line="240" w:lineRule="auto"/>
-        <w:ind w:right="108" w:firstLine="919"/>
+        <w:ind w:firstLine="709"/>
         <w:jc w:val="both"/>
         <w:textAlignment w:val="baseline"/>
         <w:rPr>
-          <w:rFonts w:ascii="Times New Roman" w:eastAsia="Times New Roman" w:hAnsi="Times New Roman" w:cs="Times New Roman"/>
-          <w:color w:val="000000" w:themeColor="text1"/>
-          <w:lang w:eastAsia="ru-RU"/>
-        </w:rPr>
-      </w:pPr>
-      <w:bookmarkStart w:id="4" w:name="l23"/>
-      <w:bookmarkEnd w:id="4"/>
-      <w:r>
-        <w:rPr>
-          <w:rFonts w:ascii="Times New Roman" w:eastAsia="Times New Roman" w:hAnsi="Times New Roman" w:cs="Times New Roman"/>
-          <w:color w:val="000000" w:themeColor="text1"/>
-          <w:lang w:eastAsia="ru-RU"/>
-        </w:rPr>
-        <w:t>2.</w:t>
-      </w:r>
-      <w:r>
-        <w:rPr>
-          <w:rFonts w:ascii="Times New Roman" w:eastAsia="Times New Roman" w:hAnsi="Times New Roman" w:cs="Times New Roman"/>
-          <w:color w:val="000000" w:themeColor="text1"/>
-          <w:lang w:eastAsia="ru-RU"/>
-        </w:rPr>
-        <w:t>7</w:t>
-      </w:r>
-      <w:r>
-        <w:rPr>
-          <w:rFonts w:ascii="Times New Roman" w:eastAsia="Times New Roman" w:hAnsi="Times New Roman" w:cs="Times New Roman"/>
-          <w:color w:val="000000" w:themeColor="text1"/>
-          <w:lang w:eastAsia="ru-RU"/>
-        </w:rPr>
-        <w:t xml:space="preserve">.  Качество товара должно соответствовать действующим стандартам </w:t>
-      </w:r>
-      <w:bookmarkStart w:id="5" w:name="l3"/>
-      <w:bookmarkEnd w:id="5"/>
-      <w:r>
-        <w:rPr>
-          <w:rFonts w:ascii="Times New Roman" w:eastAsia="Times New Roman" w:hAnsi="Times New Roman" w:cs="Times New Roman"/>
-          <w:color w:val="000000" w:themeColor="text1"/>
-          <w:lang w:eastAsia="ru-RU"/>
-        </w:rPr>
-        <w:t>и подтверждаться российским сертификатом качества.</w:t>
+          <w:rFonts w:ascii="Times New Roman" w:hAnsi="Times New Roman" w:cs="Times New Roman"/>
+          <w:sz w:val="24"/>
+          <w:szCs w:val="24"/>
+        </w:rPr>
+      </w:pPr>
+      <w:r>
+        <w:rPr>
+          <w:rFonts w:ascii="Times New Roman" w:hAnsi="Times New Roman" w:cs="Times New Roman"/>
+          <w:sz w:val="24"/>
+          <w:szCs w:val="24"/>
+        </w:rPr>
+        <w:t xml:space="preserve">3.3. Датой поставки партии продукции считается дата приемки продукции Покупателем и подписания Сторонами товарных накладных. </w:t>
       </w:r>
     </w:p>
     <w:p>
@@ -1196,22 +1343,24 @@
           <w:tab w:val="left" w:pos="14656"/>
         </w:tabs>
         <w:spacing w:after="0" w:line="240" w:lineRule="auto"/>
-        <w:ind w:right="107"/>
-        <w:jc w:val="center"/>
+        <w:ind w:firstLine="709"/>
+        <w:jc w:val="both"/>
         <w:textAlignment w:val="baseline"/>
         <w:rPr>
           <w:rFonts w:ascii="Times New Roman" w:eastAsia="Times New Roman" w:hAnsi="Times New Roman" w:cs="Times New Roman"/>
           <w:color w:val="000000" w:themeColor="text1"/>
+          <w:sz w:val="24"/>
+          <w:szCs w:val="24"/>
           <w:lang w:eastAsia="ru-RU"/>
         </w:rPr>
       </w:pPr>
       <w:r>
         <w:rPr>
-          <w:rFonts w:ascii="Times New Roman" w:eastAsia="Times New Roman" w:hAnsi="Times New Roman" w:cs="Times New Roman"/>
-          <w:color w:val="000000" w:themeColor="text1"/>
-          <w:lang w:eastAsia="ru-RU"/>
-        </w:rPr>
-        <w:t>3. УПАКОВКА</w:t>
+          <w:rFonts w:ascii="Times New Roman" w:hAnsi="Times New Roman" w:cs="Times New Roman"/>
+          <w:sz w:val="24"/>
+          <w:szCs w:val="24"/>
+        </w:rPr>
+        <w:t>3.4. Ответственность за нагрузку по осям автомобиля несет «Покупатель», либо его представитель, водитель.</w:t>
       </w:r>
     </w:p>
     <w:p>
@@ -1236,23 +1385,20 @@
           <w:tab w:val="left" w:pos="14656"/>
         </w:tabs>
         <w:spacing w:after="0" w:line="240" w:lineRule="auto"/>
-        <w:ind w:right="108" w:firstLine="919"/>
+        <w:ind w:firstLine="709"/>
         <w:jc w:val="both"/>
         <w:textAlignment w:val="baseline"/>
         <w:rPr>
           <w:rFonts w:ascii="Times New Roman" w:eastAsia="Times New Roman" w:hAnsi="Times New Roman" w:cs="Times New Roman"/>
+          <w:b/>
           <w:color w:val="000000" w:themeColor="text1"/>
+          <w:sz w:val="24"/>
+          <w:szCs w:val="24"/>
           <w:lang w:eastAsia="ru-RU"/>
         </w:rPr>
       </w:pPr>
-      <w:r>
-        <w:rPr>
-          <w:rFonts w:ascii="Times New Roman" w:eastAsia="Times New Roman" w:hAnsi="Times New Roman" w:cs="Times New Roman"/>
-          <w:color w:val="000000" w:themeColor="text1"/>
-          <w:lang w:eastAsia="ru-RU"/>
-        </w:rPr>
-        <w:t>3.1.  Товар  должен  быть  упакован  в  тару Покупателя,  обеспечивающую   его сохранность  при  хранении  и  перевозке.</w:t>
-      </w:r>
+      <w:bookmarkStart w:id="1" w:name="l22"/>
+      <w:bookmarkEnd w:id="1"/>
     </w:p>
     <w:p>
       <w:pPr>
@@ -1276,22 +1422,24 @@
           <w:tab w:val="left" w:pos="14656"/>
         </w:tabs>
         <w:spacing w:after="0" w:line="240" w:lineRule="auto"/>
-        <w:ind w:right="107"/>
+        <w:ind w:firstLine="709"/>
         <w:jc w:val="center"/>
         <w:textAlignment w:val="baseline"/>
         <w:rPr>
-          <w:rFonts w:ascii="Times New Roman" w:eastAsia="Times New Roman" w:hAnsi="Times New Roman" w:cs="Times New Roman"/>
-          <w:color w:val="000000" w:themeColor="text1"/>
-          <w:lang w:eastAsia="ru-RU"/>
-        </w:rPr>
-      </w:pPr>
-      <w:r>
-        <w:rPr>
-          <w:rFonts w:ascii="Times New Roman" w:eastAsia="Times New Roman" w:hAnsi="Times New Roman" w:cs="Times New Roman"/>
-          <w:color w:val="000000" w:themeColor="text1"/>
-          <w:lang w:eastAsia="ru-RU"/>
-        </w:rPr>
-        <w:t>4. СУММА ДОГОВОРА</w:t>
+          <w:rFonts w:ascii="Times New Roman" w:hAnsi="Times New Roman" w:cs="Times New Roman"/>
+          <w:b/>
+          <w:sz w:val="24"/>
+          <w:szCs w:val="24"/>
+        </w:rPr>
+      </w:pPr>
+      <w:r>
+        <w:rPr>
+          <w:rFonts w:ascii="Times New Roman" w:hAnsi="Times New Roman" w:cs="Times New Roman"/>
+          <w:b/>
+          <w:sz w:val="24"/>
+          <w:szCs w:val="24"/>
+        </w:rPr>
+        <w:t>4. ПЕРЕХОД ПРАВА СОБСТВЕННОСТИ И РИСКОВ</w:t>
       </w:r>
     </w:p>
     <w:p>
@@ -1316,31 +1464,15 @@
           <w:tab w:val="left" w:pos="14656"/>
         </w:tabs>
         <w:spacing w:after="0" w:line="240" w:lineRule="auto"/>
-        <w:ind w:right="108" w:firstLine="919"/>
+        <w:ind w:firstLine="709"/>
         <w:jc w:val="both"/>
         <w:textAlignment w:val="baseline"/>
         <w:rPr>
-          <w:rFonts w:ascii="Times New Roman" w:eastAsia="Times New Roman" w:hAnsi="Times New Roman" w:cs="Times New Roman"/>
-          <w:color w:val="000000" w:themeColor="text1"/>
-          <w:lang w:eastAsia="ru-RU"/>
-        </w:rPr>
-      </w:pPr>
-      <w:r>
-        <w:rPr>
-          <w:rFonts w:ascii="Times New Roman" w:eastAsia="Times New Roman" w:hAnsi="Times New Roman" w:cs="Times New Roman"/>
-          <w:color w:val="000000" w:themeColor="text1"/>
-          <w:lang w:eastAsia="ru-RU"/>
-        </w:rPr>
-        <w:t xml:space="preserve">4.1.  Сумма договора состоит из общей стоимости поставленного товара в течение всего срока действия настоящего договора и указывается в </w:t>
-      </w:r>
-      <w:r>
-        <w:rPr>
-          <w:rFonts w:ascii="Times New Roman" w:eastAsia="Times New Roman" w:hAnsi="Times New Roman" w:cs="Times New Roman"/>
-          <w:color w:val="000000" w:themeColor="text1"/>
-          <w:lang w:eastAsia="ru-RU"/>
-        </w:rPr>
-        <w:t>УПД или ТН (ТТН).</w:t>
-      </w:r>
+          <w:rFonts w:ascii="Times New Roman" w:hAnsi="Times New Roman" w:cs="Times New Roman"/>
+          <w:sz w:val="24"/>
+          <w:szCs w:val="24"/>
+        </w:rPr>
+      </w:pPr>
     </w:p>
     <w:p>
       <w:pPr>
@@ -1364,14 +1496,23 @@
           <w:tab w:val="left" w:pos="14656"/>
         </w:tabs>
         <w:spacing w:after="0" w:line="240" w:lineRule="auto"/>
-        <w:ind w:right="107"/>
+        <w:ind w:firstLine="709"/>
+        <w:jc w:val="both"/>
         <w:textAlignment w:val="baseline"/>
         <w:rPr>
-          <w:rFonts w:ascii="Times New Roman" w:eastAsia="Times New Roman" w:hAnsi="Times New Roman" w:cs="Times New Roman"/>
-          <w:color w:val="000000" w:themeColor="text1"/>
-          <w:lang w:eastAsia="ru-RU"/>
-        </w:rPr>
-      </w:pPr>
+          <w:rFonts w:ascii="Times New Roman" w:hAnsi="Times New Roman" w:cs="Times New Roman"/>
+          <w:sz w:val="24"/>
+          <w:szCs w:val="24"/>
+        </w:rPr>
+      </w:pPr>
+      <w:r>
+        <w:rPr>
+          <w:rFonts w:ascii="Times New Roman" w:hAnsi="Times New Roman" w:cs="Times New Roman"/>
+          <w:sz w:val="24"/>
+          <w:szCs w:val="24"/>
+        </w:rPr>
+        <w:t xml:space="preserve">4.1. Риск случайной гибели или порчи продукции переходит от Поставщика к Покупателю с момента приемки продукции Покупателем и подписания Сторонами товарных накладных/счет фактур. </w:t>
+      </w:r>
     </w:p>
     <w:p>
       <w:pPr>
@@ -1395,22 +1536,85 @@
           <w:tab w:val="left" w:pos="14656"/>
         </w:tabs>
         <w:spacing w:after="0" w:line="240" w:lineRule="auto"/>
-        <w:ind w:right="107"/>
-        <w:jc w:val="center"/>
+        <w:jc w:val="both"/>
         <w:textAlignment w:val="baseline"/>
         <w:rPr>
-          <w:rFonts w:ascii="Times New Roman" w:eastAsia="Times New Roman" w:hAnsi="Times New Roman" w:cs="Times New Roman"/>
-          <w:color w:val="000000" w:themeColor="text1"/>
-          <w:lang w:eastAsia="ru-RU"/>
-        </w:rPr>
-      </w:pPr>
-      <w:r>
-        <w:rPr>
-          <w:rFonts w:ascii="Times New Roman" w:eastAsia="Times New Roman" w:hAnsi="Times New Roman" w:cs="Times New Roman"/>
-          <w:color w:val="000000" w:themeColor="text1"/>
-          <w:lang w:eastAsia="ru-RU"/>
-        </w:rPr>
-        <w:t>5. ОБЯЗАННОСТИ СТОРОН</w:t>
+          <w:rFonts w:ascii="Times New Roman" w:hAnsi="Times New Roman" w:cs="Times New Roman"/>
+          <w:sz w:val="24"/>
+          <w:szCs w:val="24"/>
+        </w:rPr>
+      </w:pPr>
+      <w:r>
+        <w:rPr>
+          <w:rFonts w:ascii="Times New Roman" w:hAnsi="Times New Roman" w:cs="Times New Roman"/>
+          <w:sz w:val="24"/>
+          <w:szCs w:val="24"/>
+        </w:rPr>
+        <w:t xml:space="preserve">           </w:t>
+      </w:r>
+      <w:r>
+        <w:rPr>
+          <w:rFonts w:ascii="Times New Roman" w:hAnsi="Times New Roman" w:cs="Times New Roman"/>
+          <w:sz w:val="24"/>
+          <w:szCs w:val="24"/>
+        </w:rPr>
+        <w:t xml:space="preserve">4.2. Право собственности на продукцию переходит от Поставщика к Покупателю в момент передачи продукции Покупателю, что подтверждается товарной накладной/счет фактурой, или в момент отгрузки </w:t>
+      </w:r>
+      <w:r>
+        <w:rPr>
+          <w:rFonts w:ascii="Times New Roman" w:hAnsi="Times New Roman" w:cs="Times New Roman"/>
+          <w:sz w:val="24"/>
+          <w:szCs w:val="24"/>
+        </w:rPr>
+        <w:t>продукции в адрес Покупателя (Г</w:t>
+      </w:r>
+      <w:r>
+        <w:rPr>
+          <w:rFonts w:ascii="Times New Roman" w:hAnsi="Times New Roman" w:cs="Times New Roman"/>
+          <w:sz w:val="24"/>
+          <w:szCs w:val="24"/>
+        </w:rPr>
+        <w:t xml:space="preserve">рузополучателя), что </w:t>
+      </w:r>
+      <w:r>
+        <w:rPr>
+          <w:rFonts w:ascii="Times New Roman" w:hAnsi="Times New Roman" w:cs="Times New Roman"/>
+          <w:sz w:val="24"/>
+          <w:szCs w:val="24"/>
+        </w:rPr>
+        <w:t xml:space="preserve">фактурой, или в момент отгрузки </w:t>
+      </w:r>
+      <w:r>
+        <w:rPr>
+          <w:rFonts w:ascii="Times New Roman" w:hAnsi="Times New Roman" w:cs="Times New Roman"/>
+          <w:sz w:val="24"/>
+          <w:szCs w:val="24"/>
+        </w:rPr>
+        <w:t>продукции в адрес Покупателя (Г</w:t>
+      </w:r>
+      <w:r>
+        <w:rPr>
+          <w:rFonts w:ascii="Times New Roman" w:hAnsi="Times New Roman" w:cs="Times New Roman"/>
+          <w:sz w:val="24"/>
+          <w:szCs w:val="24"/>
+        </w:rPr>
+        <w:t>рузополучателя), что</w:t>
+      </w:r>
+      <w:r>
+        <w:rPr>
+          <w:rFonts w:ascii="Times New Roman" w:hAnsi="Times New Roman" w:cs="Times New Roman"/>
+          <w:sz w:val="24"/>
+          <w:szCs w:val="24"/>
+        </w:rPr>
+        <w:t xml:space="preserve"> </w:t>
+      </w:r>
+      <w:r>
+        <w:rPr>
+          <w:rFonts w:ascii="Times New Roman" w:hAnsi="Times New Roman" w:cs="Times New Roman"/>
+          <w:sz w:val="24"/>
+          <w:szCs w:val="24"/>
+        </w:rPr>
+        <w:t>подтверждается отгрузочными документами. Датой отгрузки (отправки) продукции служит дата, указанная в отгрузочных документах.</w:t>
       </w:r>
     </w:p>
     <w:p>
@@ -1435,22 +1639,75 @@
           <w:tab w:val="left" w:pos="14656"/>
         </w:tabs>
         <w:spacing w:after="0" w:line="240" w:lineRule="auto"/>
-        <w:ind w:right="108" w:firstLine="919"/>
+        <w:ind w:firstLine="709"/>
         <w:jc w:val="both"/>
         <w:textAlignment w:val="baseline"/>
         <w:rPr>
-          <w:rFonts w:ascii="Times New Roman" w:eastAsia="Times New Roman" w:hAnsi="Times New Roman" w:cs="Times New Roman"/>
-          <w:color w:val="000000" w:themeColor="text1"/>
-          <w:lang w:eastAsia="ru-RU"/>
-        </w:rPr>
-      </w:pPr>
-      <w:r>
-        <w:rPr>
-          <w:rFonts w:ascii="Times New Roman" w:eastAsia="Times New Roman" w:hAnsi="Times New Roman" w:cs="Times New Roman"/>
-          <w:color w:val="000000" w:themeColor="text1"/>
-          <w:lang w:eastAsia="ru-RU"/>
-        </w:rPr>
-        <w:t>5.1. Поставщик обязан:</w:t>
+          <w:rFonts w:ascii="Times New Roman" w:hAnsi="Times New Roman" w:cs="Times New Roman"/>
+          <w:sz w:val="24"/>
+          <w:szCs w:val="24"/>
+        </w:rPr>
+      </w:pPr>
+      <w:r>
+        <w:rPr>
+          <w:b/>
+        </w:rPr>
+        <w:t>Поставщик {{ supplier_sign_org }}________________                                                Покупатель {{ buyer_sign_org }}________________</w:t>
+      </w:r>
+      <w:r>
+        <w:rPr>
+          <w:b/>
+        </w:rPr>
+      </w:r>
+      <w:r>
+        <w:rPr>
+          <w:b/>
+        </w:rPr>
+      </w:r>
+      <w:r>
+        <w:rPr>
+          <w:b/>
+        </w:rPr>
+      </w:r>
+      <w:r>
+        <w:rPr>
+          <w:b/>
+        </w:rPr>
+      </w:r>
+      <w:r>
+        <w:rPr>
+          <w:b/>
+        </w:rPr>
+      </w:r>
+      <w:r>
+        <w:rPr>
+          <w:b/>
+        </w:rPr>
+      </w:r>
+      <w:r>
+        <w:rPr>
+          <w:b/>
+        </w:rPr>
+      </w:r>
+      <w:r>
+        <w:rPr>
+          <w:b/>
+        </w:rPr>
+      </w:r>
+      <w:r>
+        <w:rPr>
+          <w:b/>
+        </w:rPr>
+      </w:r>
+      <w:r>
+        <w:rPr>
+          <w:b/>
+        </w:rPr>
+      </w:r>
+      <w:r>
+        <w:rPr>
+          <w:b/>
+        </w:rPr>
       </w:r>
     </w:p>
     <w:p>
@@ -1475,50 +1732,26 @@
           <w:tab w:val="left" w:pos="14656"/>
         </w:tabs>
         <w:spacing w:after="0" w:line="240" w:lineRule="auto"/>
-        <w:ind w:right="108" w:firstLine="919"/>
-        <w:jc w:val="both"/>
+        <w:ind w:firstLine="709"/>
+        <w:jc w:val="center"/>
         <w:textAlignment w:val="baseline"/>
         <w:rPr>
-          <w:rFonts w:ascii="Times New Roman" w:eastAsia="Times New Roman" w:hAnsi="Times New Roman" w:cs="Times New Roman"/>
-          <w:color w:val="000000" w:themeColor="text1"/>
-          <w:lang w:eastAsia="ru-RU"/>
-        </w:rPr>
-      </w:pPr>
-      <w:r>
-        <w:rPr>
-          <w:rFonts w:ascii="Times New Roman" w:eastAsia="Times New Roman" w:hAnsi="Times New Roman" w:cs="Times New Roman"/>
-          <w:color w:val="000000" w:themeColor="text1"/>
-          <w:lang w:eastAsia="ru-RU"/>
+          <w:rFonts w:ascii="Times New Roman" w:hAnsi="Times New Roman" w:cs="Times New Roman"/>
+          <w:b/>
+          <w:sz w:val="24"/>
+          <w:szCs w:val="24"/>
+        </w:rPr>
+      </w:pPr>
+      <w:r>
+        <w:rPr>
+          <w:rFonts w:ascii="Times New Roman" w:hAnsi="Times New Roman" w:cs="Times New Roman"/>
+          <w:b/>
+          <w:sz w:val="24"/>
+          <w:szCs w:val="24"/>
         </w:rPr>
         <w:lastRenderedPageBreak/>
-        <w:t xml:space="preserve">5.1.1.  Обеспечить  передачу  товара в количестве  и  ассортименте, указанном в </w:t>
-      </w:r>
-      <w:r>
-        <w:rPr>
-          <w:rFonts w:ascii="Times New Roman" w:eastAsia="Times New Roman" w:hAnsi="Times New Roman" w:cs="Times New Roman"/>
-          <w:color w:val="000000" w:themeColor="text1"/>
-          <w:lang w:eastAsia="ru-RU"/>
-        </w:rPr>
-        <w:t>УПД или ТН (ТТН</w:t>
-      </w:r>
-      <w:proofErr w:type="gramStart"/>
-      <w:r>
-        <w:rPr>
-          <w:rFonts w:ascii="Times New Roman" w:eastAsia="Times New Roman" w:hAnsi="Times New Roman" w:cs="Times New Roman"/>
-          <w:color w:val="000000" w:themeColor="text1"/>
-          <w:lang w:eastAsia="ru-RU"/>
-        </w:rPr>
-        <w:t>).</w:t>
-      </w:r>
-      <w:r>
-        <w:rPr>
-          <w:rFonts w:ascii="Times New Roman" w:eastAsia="Times New Roman" w:hAnsi="Times New Roman" w:cs="Times New Roman"/>
-          <w:color w:val="000000" w:themeColor="text1"/>
-          <w:lang w:eastAsia="ru-RU"/>
-        </w:rPr>
-        <w:t>;</w:t>
-      </w:r>
-      <w:proofErr w:type="gramEnd"/>
+        <w:t>5. ПОРЯДОК РАСЧЕТОВ</w:t>
+      </w:r>
     </w:p>
     <w:p>
       <w:pPr>
@@ -1542,25 +1775,15 @@
           <w:tab w:val="left" w:pos="14656"/>
         </w:tabs>
         <w:spacing w:after="0" w:line="240" w:lineRule="auto"/>
-        <w:ind w:right="108" w:firstLine="919"/>
+        <w:ind w:firstLine="709"/>
         <w:jc w:val="both"/>
         <w:textAlignment w:val="baseline"/>
         <w:rPr>
-          <w:rFonts w:ascii="Times New Roman" w:eastAsia="Times New Roman" w:hAnsi="Times New Roman" w:cs="Times New Roman"/>
-          <w:color w:val="000000" w:themeColor="text1"/>
-          <w:lang w:eastAsia="ru-RU"/>
-        </w:rPr>
-      </w:pPr>
-      <w:bookmarkStart w:id="6" w:name="l4"/>
-      <w:bookmarkEnd w:id="6"/>
-      <w:r>
-        <w:rPr>
-          <w:rFonts w:ascii="Times New Roman" w:eastAsia="Times New Roman" w:hAnsi="Times New Roman" w:cs="Times New Roman"/>
-          <w:color w:val="000000" w:themeColor="text1"/>
-          <w:lang w:eastAsia="ru-RU"/>
-        </w:rPr>
-        <w:t>5.1.2.   Предоставить   на  поставленный  товар   всю   необходимую документацию, предусмотренную действующим законодательством.</w:t>
-      </w:r>
+          <w:rFonts w:ascii="Times New Roman" w:hAnsi="Times New Roman" w:cs="Times New Roman"/>
+          <w:sz w:val="24"/>
+          <w:szCs w:val="24"/>
+        </w:rPr>
+      </w:pPr>
     </w:p>
     <w:p>
       <w:pPr>
@@ -1584,22 +1807,22 @@
           <w:tab w:val="left" w:pos="14656"/>
         </w:tabs>
         <w:spacing w:after="0" w:line="240" w:lineRule="auto"/>
-        <w:ind w:right="108" w:firstLine="919"/>
+        <w:ind w:firstLine="709"/>
         <w:jc w:val="both"/>
         <w:textAlignment w:val="baseline"/>
         <w:rPr>
-          <w:rFonts w:ascii="Times New Roman" w:eastAsia="Times New Roman" w:hAnsi="Times New Roman" w:cs="Times New Roman"/>
-          <w:color w:val="000000" w:themeColor="text1"/>
-          <w:lang w:eastAsia="ru-RU"/>
-        </w:rPr>
-      </w:pPr>
-      <w:r>
-        <w:rPr>
-          <w:rFonts w:ascii="Times New Roman" w:eastAsia="Times New Roman" w:hAnsi="Times New Roman" w:cs="Times New Roman"/>
-          <w:color w:val="000000" w:themeColor="text1"/>
-          <w:lang w:eastAsia="ru-RU"/>
-        </w:rPr>
-        <w:t>5.2. Покупатель обязан:</w:t>
+          <w:rFonts w:ascii="Times New Roman" w:hAnsi="Times New Roman" w:cs="Times New Roman"/>
+          <w:sz w:val="24"/>
+          <w:szCs w:val="24"/>
+        </w:rPr>
+      </w:pPr>
+      <w:r>
+        <w:rPr>
+          <w:rFonts w:ascii="Times New Roman" w:hAnsi="Times New Roman" w:cs="Times New Roman"/>
+          <w:sz w:val="24"/>
+          <w:szCs w:val="24"/>
+        </w:rPr>
+        <w:t>5.1 Расчеты по настоящему договору осуществляются путем перечисления денежных средств на расчетный счет Поставщика, Датой оплаты считается день зачисления денежных средств на расчетный счет Поставщика.</w:t>
       </w:r>
     </w:p>
     <w:p>
@@ -1624,22 +1847,30 @@
           <w:tab w:val="left" w:pos="14656"/>
         </w:tabs>
         <w:spacing w:after="0" w:line="240" w:lineRule="auto"/>
-        <w:ind w:right="108" w:firstLine="919"/>
+        <w:ind w:firstLine="709"/>
         <w:jc w:val="both"/>
         <w:textAlignment w:val="baseline"/>
         <w:rPr>
-          <w:rFonts w:ascii="Times New Roman" w:eastAsia="Times New Roman" w:hAnsi="Times New Roman" w:cs="Times New Roman"/>
-          <w:color w:val="000000" w:themeColor="text1"/>
-          <w:lang w:eastAsia="ru-RU"/>
-        </w:rPr>
-      </w:pPr>
-      <w:r>
-        <w:rPr>
-          <w:rFonts w:ascii="Times New Roman" w:eastAsia="Times New Roman" w:hAnsi="Times New Roman" w:cs="Times New Roman"/>
-          <w:color w:val="000000" w:themeColor="text1"/>
-          <w:lang w:eastAsia="ru-RU"/>
-        </w:rPr>
-        <w:t>5.2.1.  Оплатить  товар в порядке, сроки и на условиях  оговоренных настоящим Договором;</w:t>
+          <w:rFonts w:ascii="Times New Roman" w:hAnsi="Times New Roman" w:cs="Times New Roman"/>
+          <w:sz w:val="24"/>
+          <w:szCs w:val="24"/>
+        </w:rPr>
+      </w:pPr>
+      <w:r>
+        <w:rPr>
+          <w:rFonts w:ascii="Times New Roman" w:hAnsi="Times New Roman" w:cs="Times New Roman"/>
+          <w:sz w:val="24"/>
+          <w:szCs w:val="24"/>
+        </w:rPr>
+        <w:t>5.2. Оплата продукции производится путём 100 % предоплаты на расчётный счёт Поставщика. Оплата производится в россий</w:t>
+      </w:r>
+      <w:r>
+        <w:rPr>
+          <w:rFonts w:ascii="Times New Roman" w:hAnsi="Times New Roman" w:cs="Times New Roman"/>
+          <w:sz w:val="24"/>
+          <w:szCs w:val="24"/>
+        </w:rPr>
+        <w:t>ских рублях, НДС 10%.</w:t>
       </w:r>
     </w:p>
     <w:p>
@@ -1664,31 +1895,15 @@
           <w:tab w:val="left" w:pos="14656"/>
         </w:tabs>
         <w:spacing w:after="0" w:line="240" w:lineRule="auto"/>
-        <w:ind w:right="108" w:firstLine="919"/>
+        <w:ind w:firstLine="709"/>
         <w:jc w:val="both"/>
         <w:textAlignment w:val="baseline"/>
         <w:rPr>
-          <w:rFonts w:ascii="Times New Roman" w:eastAsia="Times New Roman" w:hAnsi="Times New Roman" w:cs="Times New Roman"/>
-          <w:color w:val="000000" w:themeColor="text1"/>
-          <w:lang w:eastAsia="ru-RU"/>
-        </w:rPr>
-      </w:pPr>
-      <w:r>
-        <w:rPr>
-          <w:rFonts w:ascii="Times New Roman" w:eastAsia="Times New Roman" w:hAnsi="Times New Roman" w:cs="Times New Roman"/>
-          <w:color w:val="000000" w:themeColor="text1"/>
-          <w:lang w:eastAsia="ru-RU"/>
-        </w:rPr>
-        <w:t>5.2.2.  Осмотреть  товар  в месте его передачи  и  осуществить  все необходимые действия по принятию товара, поставленного по Договору.</w:t>
-      </w:r>
-      <w:r>
-        <w:rPr>
-          <w:rFonts w:ascii="Times New Roman" w:eastAsia="Times New Roman" w:hAnsi="Times New Roman" w:cs="Times New Roman"/>
-          <w:color w:val="000000" w:themeColor="text1"/>
-          <w:lang w:eastAsia="ru-RU"/>
-        </w:rPr>
-        <w:t xml:space="preserve"> Факт произведенной приемки подтверждается фактом подписания УПД или ТН (ТТН). И проставления печати (штампа) или доверенности Покупателя. </w:t>
-      </w:r>
+          <w:rFonts w:ascii="Times New Roman" w:hAnsi="Times New Roman" w:cs="Times New Roman"/>
+          <w:sz w:val="24"/>
+          <w:szCs w:val="24"/>
+        </w:rPr>
+      </w:pPr>
     </w:p>
     <w:p>
       <w:pPr>
@@ -1712,15 +1927,25 @@
           <w:tab w:val="left" w:pos="14656"/>
         </w:tabs>
         <w:spacing w:after="0" w:line="240" w:lineRule="auto"/>
-        <w:ind w:right="107"/>
-        <w:jc w:val="both"/>
+        <w:ind w:firstLine="709"/>
+        <w:jc w:val="center"/>
         <w:textAlignment w:val="baseline"/>
         <w:rPr>
-          <w:rFonts w:ascii="Times New Roman" w:eastAsia="Times New Roman" w:hAnsi="Times New Roman" w:cs="Times New Roman"/>
-          <w:color w:val="000000" w:themeColor="text1"/>
-          <w:lang w:eastAsia="ru-RU"/>
-        </w:rPr>
-      </w:pPr>
+          <w:rFonts w:ascii="Times New Roman" w:hAnsi="Times New Roman" w:cs="Times New Roman"/>
+          <w:b/>
+          <w:sz w:val="24"/>
+          <w:szCs w:val="24"/>
+        </w:rPr>
+      </w:pPr>
+      <w:r>
+        <w:rPr>
+          <w:rFonts w:ascii="Times New Roman" w:hAnsi="Times New Roman" w:cs="Times New Roman"/>
+          <w:b/>
+          <w:sz w:val="24"/>
+          <w:szCs w:val="24"/>
+        </w:rPr>
+        <w:t>6. ОБЯЗАННОСТИ СТОРОН</w:t>
+      </w:r>
     </w:p>
     <w:p>
       <w:pPr>
@@ -1744,31 +1969,15 @@
           <w:tab w:val="left" w:pos="14656"/>
         </w:tabs>
         <w:spacing w:after="0" w:line="240" w:lineRule="auto"/>
-        <w:ind w:right="107"/>
-        <w:jc w:val="center"/>
+        <w:ind w:firstLine="709"/>
+        <w:jc w:val="both"/>
         <w:textAlignment w:val="baseline"/>
         <w:rPr>
-          <w:rFonts w:ascii="Times New Roman" w:eastAsia="Times New Roman" w:hAnsi="Times New Roman" w:cs="Times New Roman"/>
-          <w:color w:val="000000" w:themeColor="text1"/>
-          <w:lang w:eastAsia="ru-RU"/>
-        </w:rPr>
-      </w:pPr>
-      <w:r>
-        <w:rPr>
-          <w:rFonts w:ascii="Times New Roman" w:eastAsia="Times New Roman" w:hAnsi="Times New Roman" w:cs="Times New Roman"/>
-          <w:color w:val="000000" w:themeColor="text1"/>
-          <w:lang w:eastAsia="ru-RU"/>
-        </w:rPr>
-        <w:t xml:space="preserve">6. </w:t>
-      </w:r>
-      <w:r>
-        <w:rPr>
-          <w:rFonts w:ascii="Times New Roman" w:eastAsia="Times New Roman" w:hAnsi="Times New Roman" w:cs="Times New Roman"/>
-          <w:color w:val="000000" w:themeColor="text1"/>
-          <w:lang w:eastAsia="ru-RU"/>
-        </w:rPr>
-        <w:t>ОТВЕТСТВЕННОСТЬ СТОРОН</w:t>
-      </w:r>
+          <w:rFonts w:ascii="Times New Roman" w:hAnsi="Times New Roman" w:cs="Times New Roman"/>
+          <w:sz w:val="24"/>
+          <w:szCs w:val="24"/>
+        </w:rPr>
+      </w:pPr>
     </w:p>
     <w:p>
       <w:pPr>
@@ -1792,30 +2001,22 @@
           <w:tab w:val="left" w:pos="14656"/>
         </w:tabs>
         <w:spacing w:after="0" w:line="240" w:lineRule="auto"/>
-        <w:ind w:right="108" w:firstLine="919"/>
+        <w:ind w:firstLine="709"/>
         <w:jc w:val="both"/>
         <w:textAlignment w:val="baseline"/>
         <w:rPr>
-          <w:rFonts w:ascii="Times New Roman" w:eastAsia="Times New Roman" w:hAnsi="Times New Roman" w:cs="Times New Roman"/>
-          <w:color w:val="000000" w:themeColor="text1"/>
-          <w:lang w:eastAsia="ru-RU"/>
-        </w:rPr>
-      </w:pPr>
-      <w:r>
-        <w:rPr>
-          <w:rFonts w:ascii="Times New Roman" w:eastAsia="Times New Roman" w:hAnsi="Times New Roman" w:cs="Times New Roman"/>
-          <w:color w:val="000000" w:themeColor="text1"/>
-          <w:lang w:eastAsia="ru-RU"/>
-        </w:rPr>
-        <w:t xml:space="preserve"> 6.1</w:t>
-      </w:r>
-      <w:r>
-        <w:rPr>
-          <w:rFonts w:ascii="Times New Roman" w:eastAsia="Times New Roman" w:hAnsi="Times New Roman" w:cs="Times New Roman"/>
-          <w:color w:val="000000" w:themeColor="text1"/>
-          <w:lang w:eastAsia="ru-RU"/>
-        </w:rPr>
-        <w:t>. В случае нарушения Покупателем сроков оплаты, Поставщик имеет право взыскать пени в размере 0,1% от суммы просроченного платежа за каждый календарный день просрочки.</w:t>
+          <w:rFonts w:ascii="Times New Roman" w:hAnsi="Times New Roman" w:cs="Times New Roman"/>
+          <w:sz w:val="24"/>
+          <w:szCs w:val="24"/>
+        </w:rPr>
+      </w:pPr>
+      <w:r>
+        <w:rPr>
+          <w:rFonts w:ascii="Times New Roman" w:hAnsi="Times New Roman" w:cs="Times New Roman"/>
+          <w:sz w:val="24"/>
+          <w:szCs w:val="24"/>
+        </w:rPr>
+        <w:t xml:space="preserve">6.1. Покупатель обязан принять и оплатить продукцию согласно условиям настоящего Договора. </w:t>
       </w:r>
     </w:p>
     <w:p>
@@ -1840,56 +2041,22 @@
           <w:tab w:val="left" w:pos="14656"/>
         </w:tabs>
         <w:spacing w:after="0" w:line="240" w:lineRule="auto"/>
-        <w:ind w:right="108" w:firstLine="919"/>
+        <w:ind w:firstLine="709"/>
         <w:jc w:val="both"/>
         <w:textAlignment w:val="baseline"/>
         <w:rPr>
-          <w:rFonts w:ascii="Times New Roman" w:eastAsia="Times New Roman" w:hAnsi="Times New Roman" w:cs="Times New Roman"/>
-          <w:color w:val="000000" w:themeColor="text1"/>
-          <w:lang w:eastAsia="ru-RU"/>
-        </w:rPr>
-      </w:pPr>
-      <w:r>
-        <w:rPr>
-          <w:rFonts w:ascii="Times New Roman" w:eastAsia="Times New Roman" w:hAnsi="Times New Roman" w:cs="Times New Roman"/>
-          <w:color w:val="000000" w:themeColor="text1"/>
-          <w:lang w:eastAsia="ru-RU"/>
-        </w:rPr>
-        <w:t>6.2. За нарушение согласованного Сторонами срока поставки, Покупатель имеет право взыскать пени</w:t>
-      </w:r>
-      <w:r>
-        <w:rPr>
-          <w:rFonts w:ascii="Times New Roman" w:eastAsia="Times New Roman" w:hAnsi="Times New Roman" w:cs="Times New Roman"/>
-          <w:color w:val="000000" w:themeColor="text1"/>
-          <w:lang w:eastAsia="ru-RU"/>
-        </w:rPr>
-        <w:t xml:space="preserve"> </w:t>
-      </w:r>
-      <w:r>
-        <w:rPr>
-          <w:rFonts w:ascii="Times New Roman" w:eastAsia="Times New Roman" w:hAnsi="Times New Roman" w:cs="Times New Roman"/>
-          <w:color w:val="000000" w:themeColor="text1"/>
-          <w:lang w:eastAsia="ru-RU"/>
-        </w:rPr>
-        <w:t xml:space="preserve">в размере 0,1% от суммы </w:t>
-      </w:r>
-      <w:proofErr w:type="spellStart"/>
-      <w:r>
-        <w:rPr>
-          <w:rFonts w:ascii="Times New Roman" w:eastAsia="Times New Roman" w:hAnsi="Times New Roman" w:cs="Times New Roman"/>
-          <w:color w:val="000000" w:themeColor="text1"/>
-          <w:lang w:eastAsia="ru-RU"/>
-        </w:rPr>
-        <w:t>непоставленного</w:t>
-      </w:r>
-      <w:proofErr w:type="spellEnd"/>
-      <w:r>
-        <w:rPr>
-          <w:rFonts w:ascii="Times New Roman" w:eastAsia="Times New Roman" w:hAnsi="Times New Roman" w:cs="Times New Roman"/>
-          <w:color w:val="000000" w:themeColor="text1"/>
-          <w:lang w:eastAsia="ru-RU"/>
-        </w:rPr>
-        <w:t xml:space="preserve"> Товара за каждый календарный день просрочки.</w:t>
+          <w:rFonts w:ascii="Times New Roman" w:hAnsi="Times New Roman" w:cs="Times New Roman"/>
+          <w:sz w:val="24"/>
+          <w:szCs w:val="24"/>
+        </w:rPr>
+      </w:pPr>
+      <w:r>
+        <w:rPr>
+          <w:rFonts w:ascii="Times New Roman" w:hAnsi="Times New Roman" w:cs="Times New Roman"/>
+          <w:sz w:val="24"/>
+          <w:szCs w:val="24"/>
+        </w:rPr>
+        <w:t xml:space="preserve">6.2. Поставщик обязан передать Покупателю продукцию на условиях настоящего Договора. </w:t>
       </w:r>
     </w:p>
     <w:p>
@@ -1914,23 +2081,14 @@
           <w:tab w:val="left" w:pos="14656"/>
         </w:tabs>
         <w:spacing w:after="0" w:line="240" w:lineRule="auto"/>
-        <w:ind w:right="108" w:firstLine="919"/>
-        <w:jc w:val="both"/>
         <w:textAlignment w:val="baseline"/>
         <w:rPr>
-          <w:rFonts w:ascii="Times New Roman" w:eastAsia="Times New Roman" w:hAnsi="Times New Roman" w:cs="Times New Roman"/>
-          <w:color w:val="000000" w:themeColor="text1"/>
-          <w:lang w:eastAsia="ru-RU"/>
-        </w:rPr>
-      </w:pPr>
-      <w:r>
-        <w:rPr>
-          <w:rFonts w:ascii="Times New Roman" w:eastAsia="Times New Roman" w:hAnsi="Times New Roman" w:cs="Times New Roman"/>
-          <w:color w:val="000000" w:themeColor="text1"/>
-          <w:lang w:eastAsia="ru-RU"/>
-        </w:rPr>
-        <w:t>6.3. Меры ответственности Сторон, не предусмотренные в настоящем Договоре, применяются в соответствии с нормами гражданского законодательства, действующего на территории РФ.</w:t>
-      </w:r>
+          <w:rFonts w:ascii="Times New Roman" w:hAnsi="Times New Roman" w:cs="Times New Roman"/>
+          <w:b/>
+          <w:sz w:val="24"/>
+          <w:szCs w:val="24"/>
+        </w:rPr>
+      </w:pPr>
     </w:p>
     <w:p>
       <w:pPr>
@@ -1954,22 +2112,33 @@
           <w:tab w:val="left" w:pos="14656"/>
         </w:tabs>
         <w:spacing w:after="0" w:line="240" w:lineRule="auto"/>
-        <w:ind w:right="108" w:firstLine="919"/>
-        <w:jc w:val="both"/>
+        <w:ind w:firstLine="709"/>
+        <w:jc w:val="center"/>
         <w:textAlignment w:val="baseline"/>
         <w:rPr>
-          <w:rFonts w:ascii="Times New Roman" w:eastAsia="Times New Roman" w:hAnsi="Times New Roman" w:cs="Times New Roman"/>
-          <w:color w:val="000000" w:themeColor="text1"/>
-          <w:lang w:eastAsia="ru-RU"/>
-        </w:rPr>
-      </w:pPr>
-      <w:r>
-        <w:rPr>
-          <w:rFonts w:ascii="Times New Roman" w:eastAsia="Times New Roman" w:hAnsi="Times New Roman" w:cs="Times New Roman"/>
-          <w:color w:val="000000" w:themeColor="text1"/>
-          <w:lang w:eastAsia="ru-RU"/>
-        </w:rPr>
-        <w:t xml:space="preserve"> </w:t>
+          <w:rFonts w:ascii="Times New Roman" w:hAnsi="Times New Roman" w:cs="Times New Roman"/>
+          <w:b/>
+          <w:sz w:val="24"/>
+          <w:szCs w:val="24"/>
+        </w:rPr>
+      </w:pPr>
+      <w:r>
+        <w:rPr>
+          <w:rFonts w:ascii="Times New Roman" w:hAnsi="Times New Roman" w:cs="Times New Roman"/>
+          <w:b/>
+          <w:sz w:val="24"/>
+          <w:szCs w:val="24"/>
+        </w:rPr>
+        <w:t>7</w:t>
+      </w:r>
+      <w:r>
+        <w:rPr>
+          <w:rFonts w:ascii="Times New Roman" w:hAnsi="Times New Roman" w:cs="Times New Roman"/>
+          <w:b/>
+          <w:sz w:val="24"/>
+          <w:szCs w:val="24"/>
+        </w:rPr>
+        <w:t>. ОБСТОЯТЕЛЬСТВА НЕПРЕОДОЛИМОЙ СИЛЫ</w:t>
       </w:r>
     </w:p>
     <w:p>
@@ -1994,25 +2163,15 @@
           <w:tab w:val="left" w:pos="14656"/>
         </w:tabs>
         <w:spacing w:after="0" w:line="240" w:lineRule="auto"/>
-        <w:ind w:right="107"/>
-        <w:jc w:val="center"/>
+        <w:ind w:firstLine="709"/>
+        <w:jc w:val="both"/>
         <w:textAlignment w:val="baseline"/>
         <w:rPr>
-          <w:rFonts w:ascii="Times New Roman" w:eastAsia="Times New Roman" w:hAnsi="Times New Roman" w:cs="Times New Roman"/>
-          <w:color w:val="000000" w:themeColor="text1"/>
-          <w:lang w:eastAsia="ru-RU"/>
-        </w:rPr>
-      </w:pPr>
-      <w:bookmarkStart w:id="7" w:name="l8"/>
-      <w:bookmarkEnd w:id="7"/>
-      <w:r>
-        <w:rPr>
-          <w:rFonts w:ascii="Times New Roman" w:eastAsia="Times New Roman" w:hAnsi="Times New Roman" w:cs="Times New Roman"/>
-          <w:color w:val="000000" w:themeColor="text1"/>
-          <w:lang w:eastAsia="ru-RU"/>
-        </w:rPr>
-        <w:t>7. ПОСТАВКА ТОВАРА</w:t>
-      </w:r>
+          <w:rFonts w:ascii="Times New Roman" w:hAnsi="Times New Roman" w:cs="Times New Roman"/>
+          <w:sz w:val="24"/>
+          <w:szCs w:val="24"/>
+        </w:rPr>
+      </w:pPr>
     </w:p>
     <w:p>
       <w:pPr>
@@ -2036,38 +2195,46 @@
           <w:tab w:val="left" w:pos="14656"/>
         </w:tabs>
         <w:spacing w:after="0" w:line="240" w:lineRule="auto"/>
-        <w:ind w:right="107" w:firstLine="567"/>
+        <w:ind w:firstLine="709"/>
         <w:jc w:val="both"/>
         <w:textAlignment w:val="baseline"/>
         <w:rPr>
-          <w:rFonts w:ascii="Times New Roman" w:eastAsia="Times New Roman" w:hAnsi="Times New Roman" w:cs="Times New Roman"/>
-          <w:color w:val="000000" w:themeColor="text1"/>
-          <w:lang w:eastAsia="ru-RU"/>
-        </w:rPr>
-      </w:pPr>
-      <w:r>
-        <w:rPr>
-          <w:rFonts w:ascii="Times New Roman" w:eastAsia="Times New Roman" w:hAnsi="Times New Roman" w:cs="Times New Roman"/>
-          <w:color w:val="000000" w:themeColor="text1"/>
-          <w:lang w:eastAsia="ru-RU"/>
-        </w:rPr>
-        <w:t xml:space="preserve">      7.1. Если иное не согласовано Сторонами в </w:t>
-      </w:r>
-      <w:r>
-        <w:rPr>
-          <w:rFonts w:ascii="Times New Roman" w:eastAsia="Times New Roman" w:hAnsi="Times New Roman" w:cs="Times New Roman"/>
-          <w:color w:val="000000" w:themeColor="text1"/>
-          <w:lang w:eastAsia="ru-RU"/>
-        </w:rPr>
-        <w:t>дополнительном соглашении к Договору</w:t>
-      </w:r>
-      <w:r>
-        <w:rPr>
-          <w:rFonts w:ascii="Times New Roman" w:eastAsia="Times New Roman" w:hAnsi="Times New Roman" w:cs="Times New Roman"/>
-          <w:color w:val="000000" w:themeColor="text1"/>
-          <w:lang w:eastAsia="ru-RU"/>
-        </w:rPr>
-        <w:t xml:space="preserve"> поставка товара осуществляется путем самовывоза (выборки) товара со слада Поставщика или иного места передачи товара, определенного по взаимной договоренности Сторон.</w:t>
+          <w:rFonts w:ascii="Times New Roman" w:hAnsi="Times New Roman" w:cs="Times New Roman"/>
+          <w:sz w:val="24"/>
+          <w:szCs w:val="24"/>
+        </w:rPr>
+      </w:pPr>
+      <w:r>
+        <w:rPr>
+          <w:rFonts w:ascii="Times New Roman" w:hAnsi="Times New Roman" w:cs="Times New Roman"/>
+          <w:sz w:val="24"/>
+          <w:szCs w:val="24"/>
+        </w:rPr>
+        <w:t xml:space="preserve"> </w:t>
+      </w:r>
+      <w:r>
+        <w:rPr>
+          <w:rFonts w:ascii="Times New Roman" w:hAnsi="Times New Roman" w:cs="Times New Roman"/>
+          <w:sz w:val="24"/>
+          <w:szCs w:val="24"/>
+        </w:rPr>
+        <w:t>7</w:t>
+      </w:r>
+      <w:r>
+        <w:rPr>
+          <w:rFonts w:ascii="Times New Roman" w:hAnsi="Times New Roman" w:cs="Times New Roman"/>
+          <w:sz w:val="24"/>
+          <w:szCs w:val="24"/>
+        </w:rPr>
+        <w:t>.1</w:t>
+      </w:r>
+      <w:r>
+        <w:rPr>
+          <w:rFonts w:ascii="Times New Roman" w:hAnsi="Times New Roman" w:cs="Times New Roman"/>
+          <w:sz w:val="24"/>
+          <w:szCs w:val="24"/>
+        </w:rPr>
+        <w:t>. Документ, выданный соответствующим компетентным — органом, является достаточным подтверждением наличия и продолжительности действия непреодолимой силы.</w:t>
       </w:r>
     </w:p>
     <w:p>
@@ -2092,15 +2259,63 @@
           <w:tab w:val="left" w:pos="14656"/>
         </w:tabs>
         <w:spacing w:after="0" w:line="240" w:lineRule="auto"/>
-        <w:ind w:right="107"/>
+        <w:ind w:firstLine="709"/>
         <w:jc w:val="both"/>
         <w:textAlignment w:val="baseline"/>
         <w:rPr>
-          <w:rFonts w:ascii="Times New Roman" w:eastAsia="Times New Roman" w:hAnsi="Times New Roman" w:cs="Times New Roman"/>
-          <w:color w:val="000000" w:themeColor="text1"/>
-          <w:lang w:eastAsia="ru-RU"/>
-        </w:rPr>
-      </w:pPr>
+          <w:rFonts w:ascii="Times New Roman" w:hAnsi="Times New Roman" w:cs="Times New Roman"/>
+          <w:sz w:val="24"/>
+          <w:szCs w:val="24"/>
+        </w:rPr>
+      </w:pPr>
+      <w:r>
+        <w:rPr>
+          <w:rFonts w:ascii="Times New Roman" w:hAnsi="Times New Roman" w:cs="Times New Roman"/>
+          <w:sz w:val="24"/>
+          <w:szCs w:val="24"/>
+        </w:rPr>
+        <w:t xml:space="preserve"> </w:t>
+      </w:r>
+      <w:r>
+        <w:rPr>
+          <w:rFonts w:ascii="Times New Roman" w:hAnsi="Times New Roman" w:cs="Times New Roman"/>
+          <w:sz w:val="24"/>
+          <w:szCs w:val="24"/>
+        </w:rPr>
+        <w:t>7</w:t>
+      </w:r>
+      <w:r>
+        <w:rPr>
+          <w:rFonts w:ascii="Times New Roman" w:hAnsi="Times New Roman" w:cs="Times New Roman"/>
+          <w:sz w:val="24"/>
+          <w:szCs w:val="24"/>
+        </w:rPr>
+        <w:t>.2</w:t>
+      </w:r>
+      <w:r>
+        <w:rPr>
+          <w:rFonts w:ascii="Times New Roman" w:hAnsi="Times New Roman" w:cs="Times New Roman"/>
+          <w:sz w:val="24"/>
+          <w:szCs w:val="24"/>
+        </w:rPr>
+        <w:t>. Сторона, которая не исполняет своего обязательства вследствие действия непреодолимой силы, должна немед</w:t>
+      </w:r>
+      <w:r>
+        <w:rPr>
+          <w:rFonts w:ascii="Times New Roman" w:hAnsi="Times New Roman" w:cs="Times New Roman"/>
+          <w:sz w:val="24"/>
+          <w:szCs w:val="24"/>
+        </w:rPr>
+        <w:t>ленно известить другую Сторону о препятствии и его</w:t>
+      </w:r>
+      <w:r>
+        <w:rPr>
+          <w:rFonts w:ascii="Times New Roman" w:hAnsi="Times New Roman" w:cs="Times New Roman"/>
+          <w:sz w:val="24"/>
+          <w:szCs w:val="24"/>
+        </w:rPr>
+        <w:t xml:space="preserve"> влиянии на исполнение обязательств по Договору. </w:t>
+      </w:r>
     </w:p>
     <w:p>
       <w:pPr>
@@ -2124,23 +2339,15 @@
           <w:tab w:val="left" w:pos="14656"/>
         </w:tabs>
         <w:spacing w:after="0" w:line="240" w:lineRule="auto"/>
-        <w:ind w:right="107"/>
-        <w:jc w:val="center"/>
+        <w:ind w:firstLine="709"/>
+        <w:jc w:val="both"/>
         <w:textAlignment w:val="baseline"/>
         <w:rPr>
-          <w:rFonts w:ascii="Times New Roman" w:eastAsia="Times New Roman" w:hAnsi="Times New Roman" w:cs="Times New Roman"/>
-          <w:color w:val="000000" w:themeColor="text1"/>
-          <w:lang w:eastAsia="ru-RU"/>
-        </w:rPr>
-      </w:pPr>
-      <w:r>
-        <w:rPr>
-          <w:rFonts w:ascii="Times New Roman" w:eastAsia="Times New Roman" w:hAnsi="Times New Roman" w:cs="Times New Roman"/>
-          <w:color w:val="000000" w:themeColor="text1"/>
-          <w:lang w:eastAsia="ru-RU"/>
-        </w:rPr>
-        <w:t>8. ПРИЕМКА ТОВАРА</w:t>
-      </w:r>
+          <w:rFonts w:ascii="Times New Roman" w:hAnsi="Times New Roman" w:cs="Times New Roman"/>
+          <w:sz w:val="24"/>
+          <w:szCs w:val="24"/>
+        </w:rPr>
+      </w:pPr>
     </w:p>
     <w:p>
       <w:pPr>
@@ -2164,22 +2371,33 @@
           <w:tab w:val="left" w:pos="14656"/>
         </w:tabs>
         <w:spacing w:after="0" w:line="240" w:lineRule="auto"/>
-        <w:ind w:right="108" w:firstLine="919"/>
-        <w:jc w:val="both"/>
+        <w:ind w:firstLine="709"/>
+        <w:jc w:val="center"/>
         <w:textAlignment w:val="baseline"/>
         <w:rPr>
-          <w:rFonts w:ascii="Times New Roman" w:eastAsia="Times New Roman" w:hAnsi="Times New Roman" w:cs="Times New Roman"/>
-          <w:color w:val="000000" w:themeColor="text1"/>
-          <w:lang w:eastAsia="ru-RU"/>
-        </w:rPr>
-      </w:pPr>
-      <w:r>
-        <w:rPr>
-          <w:rFonts w:ascii="Times New Roman" w:eastAsia="Times New Roman" w:hAnsi="Times New Roman" w:cs="Times New Roman"/>
-          <w:color w:val="000000" w:themeColor="text1"/>
-          <w:lang w:eastAsia="ru-RU"/>
-        </w:rPr>
-        <w:t>8.1.  Покупатель должен принять товар и проверить его по количеству и качеству в  день отгрузки товара.</w:t>
+          <w:rFonts w:ascii="Times New Roman" w:hAnsi="Times New Roman" w:cs="Times New Roman"/>
+          <w:b/>
+          <w:sz w:val="24"/>
+          <w:szCs w:val="24"/>
+        </w:rPr>
+      </w:pPr>
+      <w:r>
+        <w:rPr>
+          <w:rFonts w:ascii="Times New Roman" w:hAnsi="Times New Roman" w:cs="Times New Roman"/>
+          <w:b/>
+          <w:sz w:val="24"/>
+          <w:szCs w:val="24"/>
+        </w:rPr>
+        <w:t>8</w:t>
+      </w:r>
+      <w:r>
+        <w:rPr>
+          <w:rFonts w:ascii="Times New Roman" w:hAnsi="Times New Roman" w:cs="Times New Roman"/>
+          <w:b/>
+          <w:sz w:val="24"/>
+          <w:szCs w:val="24"/>
+        </w:rPr>
+        <w:t>. ПРЕКРАЩЕНИЕ ДЕЙСТВИЯ ДОГОВОРА</w:t>
       </w:r>
     </w:p>
     <w:p>
@@ -2204,33 +2422,15 @@
           <w:tab w:val="left" w:pos="14656"/>
         </w:tabs>
         <w:spacing w:after="0" w:line="240" w:lineRule="auto"/>
-        <w:ind w:right="108" w:firstLine="919"/>
+        <w:ind w:firstLine="709"/>
         <w:jc w:val="both"/>
         <w:textAlignment w:val="baseline"/>
         <w:rPr>
-          <w:rFonts w:ascii="Times New Roman" w:eastAsia="Times New Roman" w:hAnsi="Times New Roman" w:cs="Times New Roman"/>
-          <w:color w:val="000000" w:themeColor="text1"/>
-          <w:lang w:eastAsia="ru-RU"/>
-        </w:rPr>
-      </w:pPr>
-      <w:r>
-        <w:rPr>
-          <w:rFonts w:ascii="Times New Roman" w:eastAsia="Times New Roman" w:hAnsi="Times New Roman" w:cs="Times New Roman"/>
-          <w:color w:val="000000" w:themeColor="text1"/>
-          <w:lang w:eastAsia="ru-RU"/>
-        </w:rPr>
-        <w:t xml:space="preserve">8.2.  </w:t>
-      </w:r>
-      <w:r>
-        <w:rPr>
-          <w:rFonts w:ascii="Times New Roman" w:eastAsia="Times New Roman" w:hAnsi="Times New Roman" w:cs="Times New Roman"/>
-          <w:color w:val="000000" w:themeColor="text1"/>
-          <w:lang w:eastAsia="ru-RU"/>
-        </w:rPr>
-        <w:t>В случае обнаружения недостатков товара по качеству после принятия товара, Покупатель в течение одних суток обязан уведомить об этом Поставщика, после чего Поставщик либо высылает своего представителя для осмотра товара, либо принимает претензии. При этом недостатком товара по качеству стороны договорились считать только несоответствие ГОСТам или подтвержденные надлежащим образом болезни сельскохозяйственной продукции.</w:t>
-      </w:r>
-      <w:bookmarkStart w:id="8" w:name="l28"/>
-      <w:bookmarkEnd w:id="8"/>
+          <w:rFonts w:ascii="Times New Roman" w:hAnsi="Times New Roman" w:cs="Times New Roman"/>
+          <w:sz w:val="24"/>
+          <w:szCs w:val="24"/>
+        </w:rPr>
+      </w:pPr>
     </w:p>
     <w:p>
       <w:pPr>
@@ -2254,50 +2454,38 @@
           <w:tab w:val="left" w:pos="14656"/>
         </w:tabs>
         <w:spacing w:after="0" w:line="240" w:lineRule="auto"/>
-        <w:ind w:right="108" w:firstLine="919"/>
+        <w:ind w:firstLine="709"/>
         <w:jc w:val="both"/>
         <w:textAlignment w:val="baseline"/>
         <w:rPr>
-          <w:rFonts w:ascii="Times New Roman" w:eastAsia="Times New Roman" w:hAnsi="Times New Roman" w:cs="Times New Roman"/>
-          <w:color w:val="000000" w:themeColor="text1"/>
-          <w:lang w:eastAsia="ru-RU"/>
-        </w:rPr>
-      </w:pPr>
-      <w:r>
-        <w:rPr>
-          <w:rFonts w:ascii="Times New Roman" w:eastAsia="Times New Roman" w:hAnsi="Times New Roman" w:cs="Times New Roman"/>
-          <w:color w:val="000000" w:themeColor="text1"/>
-          <w:lang w:eastAsia="ru-RU"/>
+          <w:rFonts w:ascii="Times New Roman" w:hAnsi="Times New Roman" w:cs="Times New Roman"/>
+          <w:sz w:val="24"/>
+          <w:szCs w:val="24"/>
+        </w:rPr>
+      </w:pPr>
+      <w:r>
+        <w:rPr>
+          <w:rFonts w:ascii="Times New Roman" w:hAnsi="Times New Roman" w:cs="Times New Roman"/>
+          <w:sz w:val="24"/>
+          <w:szCs w:val="24"/>
         </w:rPr>
         <w:t xml:space="preserve"> </w:t>
       </w:r>
       <w:r>
         <w:rPr>
-          <w:rFonts w:ascii="Times New Roman" w:eastAsia="Times New Roman" w:hAnsi="Times New Roman" w:cs="Times New Roman"/>
-          <w:color w:val="000000" w:themeColor="text1"/>
-          <w:lang w:eastAsia="ru-RU"/>
-        </w:rPr>
-        <w:t xml:space="preserve">8.3.  Представители Поставщика и Покупателя в день передачи  товара подписывают   товарную накладную (или универсальный передаточный документ – УПД)  и (при необходимости) товарно-транспортную  накладную   на переданные  товары,  в  которой  отражают  результат  его  приемки  по количеству,  с  указанием даты приемки товара  Покупателем.  Накладная подписывается   в  таком  количестве,  чтобы  у  каждой   из   сторон, участвующих  в  сделке  по поставке товара, осталось  по  необходимому </w:t>
-      </w:r>
-      <w:bookmarkStart w:id="9" w:name="l30"/>
-      <w:bookmarkEnd w:id="9"/>
-      <w:r>
-        <w:rPr>
-          <w:rFonts w:ascii="Times New Roman" w:eastAsia="Times New Roman" w:hAnsi="Times New Roman" w:cs="Times New Roman"/>
-          <w:color w:val="000000" w:themeColor="text1"/>
-          <w:lang w:eastAsia="ru-RU"/>
-        </w:rPr>
-        <w:t xml:space="preserve">числу экземпляров. Право собственности на товар переходит к Покупателю </w:t>
-      </w:r>
-      <w:bookmarkStart w:id="10" w:name="l13"/>
-      <w:bookmarkEnd w:id="10"/>
-      <w:r>
-        <w:rPr>
-          <w:rFonts w:ascii="Times New Roman" w:eastAsia="Times New Roman" w:hAnsi="Times New Roman" w:cs="Times New Roman"/>
-          <w:color w:val="000000" w:themeColor="text1"/>
-          <w:lang w:eastAsia="ru-RU"/>
-        </w:rPr>
-        <w:t>с момент подписания им товарной накладной (или УПД).</w:t>
+          <w:rFonts w:ascii="Times New Roman" w:hAnsi="Times New Roman" w:cs="Times New Roman"/>
+          <w:sz w:val="24"/>
+          <w:szCs w:val="24"/>
+        </w:rPr>
+        <w:t>8</w:t>
+      </w:r>
+      <w:r>
+        <w:rPr>
+          <w:rFonts w:ascii="Times New Roman" w:hAnsi="Times New Roman" w:cs="Times New Roman"/>
+          <w:sz w:val="24"/>
+          <w:szCs w:val="24"/>
+        </w:rPr>
+        <w:t>.1. В случае отсутствия предоплаты от Покупателя, Поставщик вправе расторгнуть настоящий договор в одностороннем порядке.</w:t>
       </w:r>
     </w:p>
     <w:p>
@@ -2322,15 +2510,49 @@
           <w:tab w:val="left" w:pos="14656"/>
         </w:tabs>
         <w:spacing w:after="0" w:line="240" w:lineRule="auto"/>
-        <w:ind w:right="108" w:firstLine="919"/>
+        <w:ind w:firstLine="709"/>
         <w:jc w:val="both"/>
         <w:textAlignment w:val="baseline"/>
         <w:rPr>
-          <w:rFonts w:ascii="Times New Roman" w:eastAsia="Times New Roman" w:hAnsi="Times New Roman" w:cs="Times New Roman"/>
-          <w:color w:val="000000" w:themeColor="text1"/>
-          <w:lang w:eastAsia="ru-RU"/>
-        </w:rPr>
-      </w:pPr>
+          <w:rFonts w:ascii="Times New Roman" w:hAnsi="Times New Roman" w:cs="Times New Roman"/>
+          <w:sz w:val="24"/>
+          <w:szCs w:val="24"/>
+        </w:rPr>
+      </w:pPr>
+      <w:r>
+        <w:rPr>
+          <w:rFonts w:ascii="Times New Roman" w:hAnsi="Times New Roman" w:cs="Times New Roman"/>
+          <w:sz w:val="24"/>
+          <w:szCs w:val="24"/>
+        </w:rPr>
+        <w:t xml:space="preserve"> 8</w:t>
+      </w:r>
+      <w:r>
+        <w:rPr>
+          <w:rFonts w:ascii="Times New Roman" w:hAnsi="Times New Roman" w:cs="Times New Roman"/>
+          <w:sz w:val="24"/>
+          <w:szCs w:val="24"/>
+        </w:rPr>
+        <w:t xml:space="preserve">.2. Настоящий </w:t>
+      </w:r>
+      <w:proofErr w:type="gramStart"/>
+      <w:r>
+        <w:rPr>
+          <w:rFonts w:ascii="Times New Roman" w:hAnsi="Times New Roman" w:cs="Times New Roman"/>
+          <w:sz w:val="24"/>
+          <w:szCs w:val="24"/>
+        </w:rPr>
+        <w:t>Договор</w:t>
+      </w:r>
+      <w:proofErr w:type="gramEnd"/>
+      <w:r>
+        <w:rPr>
+          <w:rFonts w:ascii="Times New Roman" w:hAnsi="Times New Roman" w:cs="Times New Roman"/>
+          <w:sz w:val="24"/>
+          <w:szCs w:val="24"/>
+        </w:rPr>
+        <w:t xml:space="preserve"> может быть расторгнут по письменному соглашению Сторон.</w:t>
+      </w:r>
     </w:p>
     <w:p>
       <w:pPr>
@@ -2354,32 +2576,30 @@
           <w:tab w:val="left" w:pos="14656"/>
         </w:tabs>
         <w:spacing w:after="0" w:line="240" w:lineRule="auto"/>
-        <w:ind w:right="107"/>
-        <w:jc w:val="center"/>
+        <w:ind w:firstLine="709"/>
+        <w:jc w:val="both"/>
         <w:textAlignment w:val="baseline"/>
         <w:rPr>
-          <w:rFonts w:ascii="Times New Roman" w:eastAsia="Times New Roman" w:hAnsi="Times New Roman" w:cs="Times New Roman"/>
-          <w:color w:val="000000" w:themeColor="text1"/>
-          <w:lang w:eastAsia="ru-RU"/>
-        </w:rPr>
-      </w:pPr>
-      <w:bookmarkStart w:id="11" w:name="l32"/>
-      <w:bookmarkEnd w:id="11"/>
-      <w:r>
-        <w:rPr>
-          <w:rFonts w:ascii="Times New Roman" w:eastAsia="Times New Roman" w:hAnsi="Times New Roman" w:cs="Times New Roman"/>
-          <w:color w:val="000000" w:themeColor="text1"/>
-          <w:lang w:eastAsia="ru-RU"/>
-        </w:rPr>
-        <w:t xml:space="preserve">9. </w:t>
-      </w:r>
-      <w:r>
-        <w:rPr>
-          <w:rFonts w:ascii="Times New Roman" w:eastAsia="Times New Roman" w:hAnsi="Times New Roman" w:cs="Times New Roman"/>
-          <w:color w:val="000000" w:themeColor="text1"/>
-          <w:lang w:eastAsia="ru-RU"/>
-        </w:rPr>
-        <w:t xml:space="preserve"> ФОРС-МАЖОР</w:t>
+          <w:rFonts w:ascii="Times New Roman" w:hAnsi="Times New Roman" w:cs="Times New Roman"/>
+          <w:sz w:val="24"/>
+          <w:szCs w:val="24"/>
+        </w:rPr>
+      </w:pPr>
+      <w:r>
+        <w:rPr>
+          <w:rFonts w:ascii="Times New Roman" w:hAnsi="Times New Roman" w:cs="Times New Roman"/>
+          <w:sz w:val="24"/>
+          <w:szCs w:val="24"/>
+        </w:rPr>
+        <w:t xml:space="preserve"> 8</w:t>
+      </w:r>
+      <w:r>
+        <w:rPr>
+          <w:rFonts w:ascii="Times New Roman" w:hAnsi="Times New Roman" w:cs="Times New Roman"/>
+          <w:sz w:val="24"/>
+          <w:szCs w:val="24"/>
+        </w:rPr>
+        <w:t xml:space="preserve">.3. Если одна из Сторон сочтет, что ввиду несоблюдения договорных обязательств или ненадлежащего их исполнения другой Стороной возникают препятствия к дальнейшему исполнению Договора, то она обязана отправить письменное сообщение другой Стороне, B котором указываются причины, побуждающие к расторжению Договора. ° </w:t>
       </w:r>
     </w:p>
     <w:p>
@@ -2404,40 +2624,30 @@
           <w:tab w:val="left" w:pos="14656"/>
         </w:tabs>
         <w:spacing w:after="0" w:line="240" w:lineRule="auto"/>
-        <w:ind w:right="108" w:firstLine="919"/>
+        <w:ind w:firstLine="709"/>
         <w:jc w:val="both"/>
         <w:textAlignment w:val="baseline"/>
         <w:rPr>
-          <w:rFonts w:ascii="Times New Roman" w:eastAsia="Times New Roman" w:hAnsi="Times New Roman" w:cs="Times New Roman"/>
-          <w:color w:val="000000" w:themeColor="text1"/>
-          <w:lang w:eastAsia="ru-RU"/>
-        </w:rPr>
-      </w:pPr>
-      <w:r>
-        <w:rPr>
-          <w:rFonts w:ascii="Times New Roman" w:eastAsia="Times New Roman" w:hAnsi="Times New Roman" w:cs="Times New Roman"/>
-          <w:color w:val="000000" w:themeColor="text1"/>
-          <w:lang w:eastAsia="ru-RU"/>
-        </w:rPr>
-        <w:t xml:space="preserve"> </w:t>
-      </w:r>
-      <w:bookmarkStart w:id="12" w:name="l16"/>
-      <w:bookmarkEnd w:id="12"/>
-      <w:r>
-        <w:rPr>
-          <w:rFonts w:ascii="Times New Roman" w:eastAsia="Times New Roman" w:hAnsi="Times New Roman" w:cs="Times New Roman"/>
-          <w:color w:val="000000" w:themeColor="text1"/>
-          <w:lang w:eastAsia="ru-RU"/>
-        </w:rPr>
-        <w:t>9</w:t>
-      </w:r>
-      <w:r>
-        <w:rPr>
-          <w:rFonts w:ascii="Times New Roman" w:eastAsia="Times New Roman" w:hAnsi="Times New Roman" w:cs="Times New Roman"/>
-          <w:color w:val="000000" w:themeColor="text1"/>
-          <w:lang w:eastAsia="ru-RU"/>
-        </w:rPr>
-        <w:t>.1.   В  случае  наступления  обстоятельств  непреодолимой   силы, препятствующих полному или частичному исполнению какой-либо из  сторон обязательств по договору, срок исполнения обязательств отодвигается на время, в течение которого будут действовать такие обстоятельства.</w:t>
+          <w:rFonts w:ascii="Times New Roman" w:hAnsi="Times New Roman" w:cs="Times New Roman"/>
+          <w:sz w:val="24"/>
+          <w:szCs w:val="24"/>
+        </w:rPr>
+      </w:pPr>
+      <w:r>
+        <w:rPr>
+          <w:rFonts w:ascii="Times New Roman" w:hAnsi="Times New Roman" w:cs="Times New Roman"/>
+          <w:sz w:val="24"/>
+          <w:szCs w:val="24"/>
+        </w:rPr>
+        <w:t>8</w:t>
+      </w:r>
+      <w:r>
+        <w:rPr>
+          <w:rFonts w:ascii="Times New Roman" w:hAnsi="Times New Roman" w:cs="Times New Roman"/>
+          <w:sz w:val="24"/>
+          <w:szCs w:val="24"/>
+        </w:rPr>
+        <w:t xml:space="preserve">.4. Сторона, получившая такое сообщение, обязана B течение 15 (пятнадцати) дней изложить в письменной форме свои позиции и предложения. </w:t>
       </w:r>
     </w:p>
     <w:p>
@@ -2462,40 +2672,30 @@
           <w:tab w:val="left" w:pos="14656"/>
         </w:tabs>
         <w:spacing w:after="0" w:line="240" w:lineRule="auto"/>
-        <w:ind w:right="108" w:firstLine="919"/>
+        <w:ind w:firstLine="709"/>
         <w:jc w:val="both"/>
         <w:textAlignment w:val="baseline"/>
         <w:rPr>
-          <w:rFonts w:ascii="Times New Roman" w:eastAsia="Times New Roman" w:hAnsi="Times New Roman" w:cs="Times New Roman"/>
-          <w:color w:val="000000" w:themeColor="text1"/>
-          <w:lang w:eastAsia="ru-RU"/>
-        </w:rPr>
-      </w:pPr>
-      <w:r>
-        <w:rPr>
-          <w:rFonts w:ascii="Times New Roman" w:eastAsia="Times New Roman" w:hAnsi="Times New Roman" w:cs="Times New Roman"/>
-          <w:color w:val="000000" w:themeColor="text1"/>
-          <w:lang w:eastAsia="ru-RU"/>
-        </w:rPr>
-        <w:t>9</w:t>
-      </w:r>
-      <w:r>
-        <w:rPr>
-          <w:rFonts w:ascii="Times New Roman" w:eastAsia="Times New Roman" w:hAnsi="Times New Roman" w:cs="Times New Roman"/>
-          <w:color w:val="000000" w:themeColor="text1"/>
-          <w:lang w:eastAsia="ru-RU"/>
-        </w:rPr>
-        <w:t xml:space="preserve">.2.  Сторона, пострадавшая от действия непреодолимой силы, обязана о  наступлении  и  прекращении таких обстоятельств немедленно,  но  не позднее десяти календарных дней с момента их наступления, в письменной </w:t>
-      </w:r>
-      <w:bookmarkStart w:id="13" w:name="l33"/>
-      <w:bookmarkEnd w:id="13"/>
-      <w:r>
-        <w:rPr>
-          <w:rFonts w:ascii="Times New Roman" w:eastAsia="Times New Roman" w:hAnsi="Times New Roman" w:cs="Times New Roman"/>
-          <w:color w:val="000000" w:themeColor="text1"/>
-          <w:lang w:eastAsia="ru-RU"/>
-        </w:rPr>
-        <w:t>форме известить другую сторону.</w:t>
+          <w:rFonts w:ascii="Times New Roman" w:hAnsi="Times New Roman" w:cs="Times New Roman"/>
+          <w:sz w:val="24"/>
+          <w:szCs w:val="24"/>
+        </w:rPr>
+      </w:pPr>
+      <w:r>
+        <w:rPr>
+          <w:rFonts w:ascii="Times New Roman" w:hAnsi="Times New Roman" w:cs="Times New Roman"/>
+          <w:sz w:val="24"/>
+          <w:szCs w:val="24"/>
+        </w:rPr>
+        <w:t>8</w:t>
+      </w:r>
+      <w:r>
+        <w:rPr>
+          <w:rFonts w:ascii="Times New Roman" w:hAnsi="Times New Roman" w:cs="Times New Roman"/>
+          <w:sz w:val="24"/>
+          <w:szCs w:val="24"/>
+        </w:rPr>
+        <w:t xml:space="preserve">.5. В случае расторжения Договора по основаниям предшествующих пунктов настоящей статьи Стороны обязаны рассчитаться по своим обязательствам, возникшим до дня расторжения Договора. </w:t>
       </w:r>
     </w:p>
     <w:p>
@@ -2520,33 +2720,15 @@
           <w:tab w:val="left" w:pos="14656"/>
         </w:tabs>
         <w:spacing w:after="0" w:line="240" w:lineRule="auto"/>
-        <w:ind w:right="108" w:firstLine="919"/>
+        <w:ind w:firstLine="709"/>
         <w:jc w:val="both"/>
         <w:textAlignment w:val="baseline"/>
         <w:rPr>
-          <w:rFonts w:ascii="Times New Roman" w:eastAsia="Times New Roman" w:hAnsi="Times New Roman" w:cs="Times New Roman"/>
-          <w:color w:val="000000" w:themeColor="text1"/>
-          <w:lang w:eastAsia="ru-RU"/>
-        </w:rPr>
-      </w:pPr>
-      <w:bookmarkStart w:id="14" w:name="l17"/>
-      <w:bookmarkEnd w:id="14"/>
-      <w:r>
-        <w:rPr>
-          <w:rFonts w:ascii="Times New Roman" w:eastAsia="Times New Roman" w:hAnsi="Times New Roman" w:cs="Times New Roman"/>
-          <w:color w:val="000000" w:themeColor="text1"/>
-          <w:lang w:eastAsia="ru-RU"/>
-        </w:rPr>
-        <w:t>9</w:t>
-      </w:r>
-      <w:r>
-        <w:rPr>
-          <w:rFonts w:ascii="Times New Roman" w:eastAsia="Times New Roman" w:hAnsi="Times New Roman" w:cs="Times New Roman"/>
-          <w:color w:val="000000" w:themeColor="text1"/>
-          <w:lang w:eastAsia="ru-RU"/>
-        </w:rPr>
-        <w:t>.3.  Срок исполнения обязательств отодвигается соразмерно времени, в течение которого действовали такие обстоятельства.</w:t>
-      </w:r>
+          <w:rFonts w:ascii="Times New Roman" w:hAnsi="Times New Roman" w:cs="Times New Roman"/>
+          <w:sz w:val="24"/>
+          <w:szCs w:val="24"/>
+        </w:rPr>
+      </w:pPr>
     </w:p>
     <w:p>
       <w:pPr>
@@ -2570,38 +2752,33 @@
           <w:tab w:val="left" w:pos="14656"/>
         </w:tabs>
         <w:spacing w:after="0" w:line="240" w:lineRule="auto"/>
-        <w:ind w:right="107"/>
+        <w:ind w:firstLine="709"/>
         <w:jc w:val="center"/>
         <w:textAlignment w:val="baseline"/>
         <w:rPr>
-          <w:rFonts w:ascii="Times New Roman" w:eastAsia="Times New Roman" w:hAnsi="Times New Roman" w:cs="Times New Roman"/>
-          <w:color w:val="000000" w:themeColor="text1"/>
-          <w:lang w:eastAsia="ru-RU"/>
-        </w:rPr>
-      </w:pPr>
-      <w:r>
-        <w:rPr>
-          <w:rFonts w:ascii="Times New Roman" w:eastAsia="Times New Roman" w:hAnsi="Times New Roman" w:cs="Times New Roman"/>
-          <w:color w:val="000000" w:themeColor="text1"/>
-          <w:lang w:eastAsia="ru-RU"/>
-        </w:rPr>
-        <w:t>1</w:t>
-      </w:r>
-      <w:r>
-        <w:rPr>
-          <w:rFonts w:ascii="Times New Roman" w:eastAsia="Times New Roman" w:hAnsi="Times New Roman" w:cs="Times New Roman"/>
-          <w:color w:val="000000" w:themeColor="text1"/>
-          <w:lang w:eastAsia="ru-RU"/>
-        </w:rPr>
-        <w:t>0</w:t>
-      </w:r>
-      <w:r>
-        <w:rPr>
-          <w:rFonts w:ascii="Times New Roman" w:eastAsia="Times New Roman" w:hAnsi="Times New Roman" w:cs="Times New Roman"/>
-          <w:color w:val="000000" w:themeColor="text1"/>
-          <w:lang w:eastAsia="ru-RU"/>
-        </w:rPr>
-        <w:t>. РАЗРЕШЕНИЕ СПОРОВ</w:t>
+          <w:rFonts w:ascii="Times New Roman" w:hAnsi="Times New Roman" w:cs="Times New Roman"/>
+          <w:b/>
+          <w:sz w:val="24"/>
+          <w:szCs w:val="24"/>
+        </w:rPr>
+      </w:pPr>
+      <w:r>
+        <w:rPr>
+          <w:rFonts w:ascii="Times New Roman" w:hAnsi="Times New Roman" w:cs="Times New Roman"/>
+          <w:b/>
+          <w:sz w:val="24"/>
+          <w:szCs w:val="24"/>
+        </w:rPr>
+        <w:t>9</w:t>
+      </w:r>
+      <w:r>
+        <w:rPr>
+          <w:rFonts w:ascii="Times New Roman" w:hAnsi="Times New Roman" w:cs="Times New Roman"/>
+          <w:b/>
+          <w:sz w:val="24"/>
+          <w:szCs w:val="24"/>
+        </w:rPr>
+        <w:t>. СРОК ДЕЙСТВИЯ ДОГОВОРА</w:t>
       </w:r>
     </w:p>
     <w:p>
@@ -2626,39 +2803,15 @@
           <w:tab w:val="left" w:pos="14656"/>
         </w:tabs>
         <w:spacing w:after="0" w:line="240" w:lineRule="auto"/>
-        <w:ind w:right="108" w:firstLine="919"/>
+        <w:ind w:firstLine="709"/>
         <w:jc w:val="both"/>
         <w:textAlignment w:val="baseline"/>
         <w:rPr>
-          <w:rFonts w:ascii="Times New Roman" w:eastAsia="Times New Roman" w:hAnsi="Times New Roman" w:cs="Times New Roman"/>
-          <w:color w:val="000000" w:themeColor="text1"/>
-          <w:lang w:eastAsia="ru-RU"/>
-        </w:rPr>
-      </w:pPr>
-      <w:r>
-        <w:rPr>
-          <w:rFonts w:ascii="Times New Roman" w:eastAsia="Times New Roman" w:hAnsi="Times New Roman" w:cs="Times New Roman"/>
-          <w:color w:val="000000" w:themeColor="text1"/>
-          <w:lang w:eastAsia="ru-RU"/>
-        </w:rPr>
-        <w:t>1</w:t>
-      </w:r>
-      <w:r>
-        <w:rPr>
-          <w:rFonts w:ascii="Times New Roman" w:eastAsia="Times New Roman" w:hAnsi="Times New Roman" w:cs="Times New Roman"/>
-          <w:color w:val="000000" w:themeColor="text1"/>
-          <w:lang w:eastAsia="ru-RU"/>
-        </w:rPr>
-        <w:t>0</w:t>
-      </w:r>
-      <w:r>
-        <w:rPr>
-          <w:rFonts w:ascii="Times New Roman" w:eastAsia="Times New Roman" w:hAnsi="Times New Roman" w:cs="Times New Roman"/>
-          <w:color w:val="000000" w:themeColor="text1"/>
-          <w:lang w:eastAsia="ru-RU"/>
-        </w:rPr>
-        <w:t>.1.  При  возникновении споров стороны принимают все  усилия  для разрешения всех споров и разногласий путем переговоров.</w:t>
-      </w:r>
+          <w:rFonts w:ascii="Times New Roman" w:hAnsi="Times New Roman" w:cs="Times New Roman"/>
+          <w:sz w:val="24"/>
+          <w:szCs w:val="24"/>
+        </w:rPr>
+      </w:pPr>
     </w:p>
     <w:p>
       <w:pPr>
@@ -2688,50 +2841,34 @@
         <w:rPr>
           <w:rFonts w:ascii="Times New Roman" w:eastAsia="Times New Roman" w:hAnsi="Times New Roman" w:cs="Times New Roman"/>
           <w:color w:val="000000" w:themeColor="text1"/>
+          <w:sz w:val="24"/>
+          <w:szCs w:val="24"/>
           <w:lang w:eastAsia="ru-RU"/>
         </w:rPr>
       </w:pPr>
+      <w:r>
+        <w:rPr>
+          <w:rFonts w:ascii="Times New Roman" w:hAnsi="Times New Roman" w:cs="Times New Roman"/>
+          <w:sz w:val="24"/>
+          <w:szCs w:val="24"/>
+        </w:rPr>
+        <w:t>9.1. Настоящий договор вступает в силу с момента подписания и действует до {{ contract_end_date }}, а в части взаиморасчетов до их полного окончания.</w:t>
+      </w:r>
+      <w:r>
+        <w:rPr>
+          <w:rFonts w:ascii="Times New Roman" w:hAnsi="Times New Roman" w:cs="Times New Roman"/>
+          <w:sz w:val="24"/>
+          <w:szCs w:val="24"/>
+        </w:rPr>
+      </w:r>
       <w:r>
         <w:rPr>
           <w:rFonts w:ascii="Times New Roman" w:eastAsia="Times New Roman" w:hAnsi="Times New Roman" w:cs="Times New Roman"/>
           <w:color w:val="000000" w:themeColor="text1"/>
+          <w:sz w:val="24"/>
+          <w:szCs w:val="24"/>
           <w:lang w:eastAsia="ru-RU"/>
         </w:rPr>
-        <w:t>1</w:t>
-      </w:r>
-      <w:r>
-        <w:rPr>
-          <w:rFonts w:ascii="Times New Roman" w:eastAsia="Times New Roman" w:hAnsi="Times New Roman" w:cs="Times New Roman"/>
-          <w:color w:val="000000" w:themeColor="text1"/>
-          <w:lang w:eastAsia="ru-RU"/>
-        </w:rPr>
-        <w:t>0</w:t>
-      </w:r>
-      <w:r>
-        <w:rPr>
-          <w:rFonts w:ascii="Times New Roman" w:eastAsia="Times New Roman" w:hAnsi="Times New Roman" w:cs="Times New Roman"/>
-          <w:color w:val="000000" w:themeColor="text1"/>
-          <w:lang w:eastAsia="ru-RU"/>
-        </w:rPr>
-        <w:t xml:space="preserve">.2. При  </w:t>
-      </w:r>
-      <w:proofErr w:type="gramStart"/>
-      <w:r>
-        <w:rPr>
-          <w:rFonts w:ascii="Times New Roman" w:eastAsia="Times New Roman" w:hAnsi="Times New Roman" w:cs="Times New Roman"/>
-          <w:color w:val="000000" w:themeColor="text1"/>
-          <w:lang w:eastAsia="ru-RU"/>
-        </w:rPr>
-        <w:t>не  достижении</w:t>
-      </w:r>
-      <w:proofErr w:type="gramEnd"/>
-      <w:r>
-        <w:rPr>
-          <w:rFonts w:ascii="Times New Roman" w:eastAsia="Times New Roman" w:hAnsi="Times New Roman" w:cs="Times New Roman"/>
-          <w:color w:val="000000" w:themeColor="text1"/>
-          <w:lang w:eastAsia="ru-RU"/>
-        </w:rPr>
-        <w:t xml:space="preserve">  результатов  на  переговорах  все  споры, связанные   с   исполнением   настоящего   договора,   разрешаются   в соответствии с действующим законодательством РФ в арбитражном суде по месту нахождения истца.</w:t>
       </w:r>
     </w:p>
     <w:p>
@@ -2756,17 +2893,37 @@
           <w:tab w:val="left" w:pos="14656"/>
         </w:tabs>
         <w:spacing w:after="0" w:line="240" w:lineRule="auto"/>
-        <w:ind w:right="107"/>
-        <w:jc w:val="center"/>
+        <w:ind w:right="108" w:firstLine="919"/>
+        <w:jc w:val="both"/>
         <w:textAlignment w:val="baseline"/>
         <w:rPr>
           <w:rFonts w:ascii="Times New Roman" w:eastAsia="Times New Roman" w:hAnsi="Times New Roman" w:cs="Times New Roman"/>
           <w:color w:val="000000" w:themeColor="text1"/>
+          <w:sz w:val="24"/>
+          <w:szCs w:val="24"/>
           <w:lang w:eastAsia="ru-RU"/>
         </w:rPr>
       </w:pPr>
-      <w:bookmarkStart w:id="15" w:name="l34"/>
-      <w:bookmarkEnd w:id="15"/>
+      <w:r>
+        <w:rPr>
+          <w:rFonts w:ascii="Times New Roman" w:eastAsia="Times New Roman" w:hAnsi="Times New Roman" w:cs="Times New Roman"/>
+          <w:color w:val="000000" w:themeColor="text1"/>
+          <w:sz w:val="24"/>
+          <w:szCs w:val="24"/>
+          <w:lang w:eastAsia="ru-RU"/>
+        </w:rPr>
+        <w:t>9.2.</w:t>
+      </w:r>
+      <w:r>
+        <w:rPr>
+          <w:rFonts w:ascii="Times New Roman" w:eastAsia="Times New Roman" w:hAnsi="Times New Roman" w:cs="Times New Roman"/>
+          <w:color w:val="000000" w:themeColor="text1"/>
+          <w:sz w:val="24"/>
+          <w:szCs w:val="24"/>
+          <w:lang w:eastAsia="ru-RU"/>
+        </w:rPr>
+        <w:t xml:space="preserve">  Любая из сторон вправе расторгнуть  настоящий договор, предварительно письменно уведомив другую сторону за 2 дня, при этом расторжение настоящего договора не освобождает стороны от  исполнения обязательств, принятых на себя ранее. Если ни одна из сторон за 15 дней до истечения срока действия договора не известит другую сторону в письменной форме о расторжении договора, срок его действия автоматически продлевается на каждый последующий год.</w:t>
+      </w:r>
     </w:p>
     <w:p>
       <w:pPr>
@@ -2790,12 +2947,14 @@
           <w:tab w:val="left" w:pos="14656"/>
         </w:tabs>
         <w:spacing w:after="0" w:line="240" w:lineRule="auto"/>
-        <w:ind w:right="107"/>
-        <w:jc w:val="center"/>
+        <w:ind w:right="108" w:firstLine="919"/>
+        <w:jc w:val="both"/>
         <w:textAlignment w:val="baseline"/>
         <w:rPr>
           <w:rFonts w:ascii="Times New Roman" w:eastAsia="Times New Roman" w:hAnsi="Times New Roman" w:cs="Times New Roman"/>
           <w:color w:val="000000" w:themeColor="text1"/>
+          <w:sz w:val="24"/>
+          <w:szCs w:val="24"/>
           <w:lang w:eastAsia="ru-RU"/>
         </w:rPr>
       </w:pPr>
@@ -2803,26 +2962,21 @@
         <w:rPr>
           <w:rFonts w:ascii="Times New Roman" w:eastAsia="Times New Roman" w:hAnsi="Times New Roman" w:cs="Times New Roman"/>
           <w:color w:val="000000" w:themeColor="text1"/>
+          <w:sz w:val="24"/>
+          <w:szCs w:val="24"/>
           <w:lang w:eastAsia="ru-RU"/>
         </w:rPr>
-        <w:lastRenderedPageBreak/>
-        <w:t>1</w:t>
+        <w:t>9.3.</w:t>
       </w:r>
       <w:r>
         <w:rPr>
           <w:rFonts w:ascii="Times New Roman" w:eastAsia="Times New Roman" w:hAnsi="Times New Roman" w:cs="Times New Roman"/>
           <w:color w:val="000000" w:themeColor="text1"/>
+          <w:sz w:val="24"/>
+          <w:szCs w:val="24"/>
           <w:lang w:eastAsia="ru-RU"/>
         </w:rPr>
-        <w:t>1</w:t>
-      </w:r>
-      <w:r>
-        <w:rPr>
-          <w:rFonts w:ascii="Times New Roman" w:eastAsia="Times New Roman" w:hAnsi="Times New Roman" w:cs="Times New Roman"/>
-          <w:color w:val="000000" w:themeColor="text1"/>
-          <w:lang w:eastAsia="ru-RU"/>
-        </w:rPr>
-        <w:t>. СРОКИ ДЕЙСТВИЯ ДОГОВОРА</w:t>
+        <w:t xml:space="preserve"> Договор составлен в двух экземплярах, по одному из каждой Стороны, имеющих равную юридическую силу.</w:t>
       </w:r>
     </w:p>
     <w:p>
@@ -2847,18 +3001,15 @@
           <w:tab w:val="left" w:pos="14656"/>
         </w:tabs>
         <w:spacing w:after="0" w:line="240" w:lineRule="auto"/>
-        <w:ind w:right="108" w:firstLine="919"/>
+        <w:ind w:firstLine="709"/>
         <w:jc w:val="both"/>
         <w:textAlignment w:val="baseline"/>
         <w:rPr>
-          <w:rFonts w:ascii="Times New Roman" w:eastAsia="Times New Roman" w:hAnsi="Times New Roman" w:cs="Times New Roman"/>
-          <w:color w:val="000000" w:themeColor="text1"/>
-          <w:lang w:eastAsia="ru-RU"/>
-        </w:rPr>
-      </w:pPr>
-      <w:r>
-        <w:t>11.1.  Настоящий договор вступает в силу с момента подписания и действует до {{ contract_end_date }}, а в части взаиморасчетов до их полного окончания.</w:t>
-      </w:r>
+          <w:rFonts w:ascii="Times New Roman" w:hAnsi="Times New Roman" w:cs="Times New Roman"/>
+          <w:sz w:val="24"/>
+          <w:szCs w:val="24"/>
+        </w:rPr>
+      </w:pPr>
     </w:p>
     <w:p>
       <w:pPr>
@@ -2882,38 +3033,33 @@
           <w:tab w:val="left" w:pos="14656"/>
         </w:tabs>
         <w:spacing w:after="0" w:line="240" w:lineRule="auto"/>
-        <w:ind w:right="108" w:firstLine="919"/>
-        <w:jc w:val="both"/>
+        <w:ind w:firstLine="709"/>
+        <w:jc w:val="center"/>
         <w:textAlignment w:val="baseline"/>
         <w:rPr>
-          <w:rFonts w:ascii="Times New Roman" w:eastAsia="Times New Roman" w:hAnsi="Times New Roman" w:cs="Times New Roman"/>
-          <w:color w:val="000000" w:themeColor="text1"/>
-          <w:lang w:eastAsia="ru-RU"/>
-        </w:rPr>
-      </w:pPr>
-      <w:r>
-        <w:rPr>
-          <w:rFonts w:ascii="Times New Roman" w:eastAsia="Times New Roman" w:hAnsi="Times New Roman" w:cs="Times New Roman"/>
-          <w:color w:val="000000" w:themeColor="text1"/>
-          <w:lang w:eastAsia="ru-RU"/>
-        </w:rPr>
-        <w:t>11</w:t>
-      </w:r>
-      <w:r>
-        <w:rPr>
-          <w:rFonts w:ascii="Times New Roman" w:eastAsia="Times New Roman" w:hAnsi="Times New Roman" w:cs="Times New Roman"/>
-          <w:color w:val="000000" w:themeColor="text1"/>
-          <w:lang w:eastAsia="ru-RU"/>
-        </w:rPr>
-        <w:t>.2.  Любая из сторон вправе расторгнуть  настоящий договор, предварительно письменно уведомив другую сторону за 2 дня, при этом расторжение настоящего договора не освобождает стороны от  исполнения обязательств, принятых на себя ранее.</w:t>
-      </w:r>
-      <w:r>
-        <w:rPr>
-          <w:rFonts w:ascii="Times New Roman" w:eastAsia="Times New Roman" w:hAnsi="Times New Roman" w:cs="Times New Roman"/>
-          <w:color w:val="000000" w:themeColor="text1"/>
-          <w:lang w:eastAsia="ru-RU"/>
-        </w:rPr>
-        <w:t xml:space="preserve"> Если ни одна из сторон за 15 дней до истечения срока действия договора не известит другую сторону в письменной форме о расторжении договора, срок его действия автоматически продлевается на каждый последующий год.</w:t>
+          <w:rFonts w:ascii="Times New Roman" w:hAnsi="Times New Roman" w:cs="Times New Roman"/>
+          <w:b/>
+          <w:sz w:val="24"/>
+          <w:szCs w:val="24"/>
+        </w:rPr>
+      </w:pPr>
+      <w:r>
+        <w:rPr>
+          <w:rFonts w:ascii="Times New Roman" w:hAnsi="Times New Roman" w:cs="Times New Roman"/>
+          <w:b/>
+          <w:sz w:val="24"/>
+          <w:szCs w:val="24"/>
+        </w:rPr>
+        <w:t>10</w:t>
+      </w:r>
+      <w:r>
+        <w:rPr>
+          <w:rFonts w:ascii="Times New Roman" w:hAnsi="Times New Roman" w:cs="Times New Roman"/>
+          <w:b/>
+          <w:sz w:val="24"/>
+          <w:szCs w:val="24"/>
+        </w:rPr>
+        <w:t>. ИЗМЕНЕНИЯ И ДОПОЛНЕНИЯ ДОГОВОРА</w:t>
       </w:r>
     </w:p>
     <w:p>
@@ -2938,23 +3084,16 @@
           <w:tab w:val="left" w:pos="14656"/>
         </w:tabs>
         <w:spacing w:after="0" w:line="240" w:lineRule="auto"/>
-        <w:ind w:right="108" w:firstLine="919"/>
-        <w:jc w:val="both"/>
+        <w:ind w:firstLine="709"/>
+        <w:jc w:val="center"/>
         <w:textAlignment w:val="baseline"/>
         <w:rPr>
-          <w:rFonts w:ascii="Times New Roman" w:eastAsia="Times New Roman" w:hAnsi="Times New Roman" w:cs="Times New Roman"/>
-          <w:color w:val="000000" w:themeColor="text1"/>
-          <w:lang w:eastAsia="ru-RU"/>
-        </w:rPr>
-      </w:pPr>
-      <w:r>
-        <w:rPr>
-          <w:rFonts w:ascii="Times New Roman" w:eastAsia="Times New Roman" w:hAnsi="Times New Roman" w:cs="Times New Roman"/>
-          <w:color w:val="000000" w:themeColor="text1"/>
-          <w:lang w:eastAsia="ru-RU"/>
-        </w:rPr>
-        <w:t>11.3. Договор составлен в двух экземплярах, по одному из каждой Стороны, имеющих равную юридическую силу.</w:t>
-      </w:r>
+          <w:rFonts w:ascii="Times New Roman" w:hAnsi="Times New Roman" w:cs="Times New Roman"/>
+          <w:b/>
+          <w:sz w:val="24"/>
+          <w:szCs w:val="24"/>
+        </w:rPr>
+      </w:pPr>
     </w:p>
     <w:p>
       <w:pPr>
@@ -2978,22 +3117,30 @@
           <w:tab w:val="left" w:pos="14656"/>
         </w:tabs>
         <w:spacing w:after="0" w:line="240" w:lineRule="auto"/>
-        <w:ind w:right="108" w:firstLine="919"/>
+        <w:ind w:firstLine="709"/>
         <w:jc w:val="both"/>
         <w:textAlignment w:val="baseline"/>
         <w:rPr>
-          <w:rFonts w:ascii="Times New Roman" w:eastAsia="Times New Roman" w:hAnsi="Times New Roman" w:cs="Times New Roman"/>
-          <w:color w:val="000000" w:themeColor="text1"/>
-          <w:lang w:eastAsia="ru-RU"/>
-        </w:rPr>
-      </w:pPr>
-      <w:r>
-        <w:rPr>
-          <w:rFonts w:ascii="Times New Roman" w:eastAsia="Times New Roman" w:hAnsi="Times New Roman" w:cs="Times New Roman"/>
-          <w:color w:val="000000" w:themeColor="text1"/>
-          <w:lang w:eastAsia="ru-RU"/>
-        </w:rPr>
-        <w:t>11.4. Ни одна из Сторон не вправе передавать свои права и обязанности по настоящему договору третьей стороне без предварительного письменного согласия на то другой Стороны.</w:t>
+          <w:rFonts w:ascii="Times New Roman" w:hAnsi="Times New Roman" w:cs="Times New Roman"/>
+          <w:sz w:val="24"/>
+          <w:szCs w:val="24"/>
+        </w:rPr>
+      </w:pPr>
+      <w:r>
+        <w:rPr>
+          <w:rFonts w:ascii="Times New Roman" w:hAnsi="Times New Roman" w:cs="Times New Roman"/>
+          <w:sz w:val="24"/>
+          <w:szCs w:val="24"/>
+        </w:rPr>
+        <w:t xml:space="preserve"> 10</w:t>
+      </w:r>
+      <w:r>
+        <w:rPr>
+          <w:rFonts w:ascii="Times New Roman" w:hAnsi="Times New Roman" w:cs="Times New Roman"/>
+          <w:sz w:val="24"/>
+          <w:szCs w:val="24"/>
+        </w:rPr>
+        <w:t xml:space="preserve">.1. Изменения и дополнения Договора совершаются только в письменной форме в виде приложений к настоящему Договору и подлежат подписанию обеими Сторонами. Приложения к настоящему Договору являются неотъемлемыми частями настоящего Договора. </w:t>
       </w:r>
     </w:p>
     <w:p>
@@ -3018,40 +3165,87 @@
           <w:tab w:val="left" w:pos="14656"/>
         </w:tabs>
         <w:spacing w:after="0" w:line="240" w:lineRule="auto"/>
-        <w:ind w:right="108" w:firstLine="919"/>
+        <w:ind w:firstLine="709"/>
         <w:jc w:val="both"/>
         <w:textAlignment w:val="baseline"/>
         <w:rPr>
-          <w:rFonts w:ascii="Times New Roman" w:eastAsia="Times New Roman" w:hAnsi="Times New Roman" w:cs="Times New Roman"/>
-          <w:color w:val="000000" w:themeColor="text1"/>
-          <w:lang w:eastAsia="ru-RU"/>
-        </w:rPr>
-      </w:pPr>
-      <w:r>
-        <w:rPr>
-          <w:rFonts w:ascii="Times New Roman" w:eastAsia="Times New Roman" w:hAnsi="Times New Roman" w:cs="Times New Roman"/>
-          <w:color w:val="000000" w:themeColor="text1"/>
-          <w:lang w:eastAsia="ru-RU"/>
-        </w:rPr>
-        <w:t xml:space="preserve">11.5. Обо всех изменениях организационно-правовой формы, почтовых, телеграфных, отгрузочных и банковских реквизитов Стороны сообщают друг другу в 3-х </w:t>
-      </w:r>
-      <w:proofErr w:type="spellStart"/>
-      <w:r>
-        <w:rPr>
-          <w:rFonts w:ascii="Times New Roman" w:eastAsia="Times New Roman" w:hAnsi="Times New Roman" w:cs="Times New Roman"/>
-          <w:color w:val="000000" w:themeColor="text1"/>
-          <w:lang w:eastAsia="ru-RU"/>
-        </w:rPr>
-        <w:t>дневный</w:t>
-      </w:r>
-      <w:proofErr w:type="spellEnd"/>
-      <w:r>
-        <w:rPr>
-          <w:rFonts w:ascii="Times New Roman" w:eastAsia="Times New Roman" w:hAnsi="Times New Roman" w:cs="Times New Roman"/>
-          <w:color w:val="000000" w:themeColor="text1"/>
-          <w:lang w:eastAsia="ru-RU"/>
-        </w:rPr>
-        <w:t xml:space="preserve"> срок.</w:t>
+          <w:rFonts w:ascii="Times New Roman" w:hAnsi="Times New Roman" w:cs="Times New Roman"/>
+          <w:sz w:val="24"/>
+          <w:szCs w:val="24"/>
+        </w:rPr>
+      </w:pPr>
+      <w:r>
+        <w:rPr>
+          <w:rFonts w:ascii="Times New Roman" w:hAnsi="Times New Roman" w:cs="Times New Roman"/>
+          <w:sz w:val="24"/>
+          <w:szCs w:val="24"/>
+        </w:rPr>
+        <w:t>Поставщик {{ supplier_sign_org }}________________                                                Покупатель {{ buyer_sign_org }}________________</w:t>
+      </w:r>
+      <w:r>
+        <w:rPr>
+          <w:b/>
+        </w:rPr>
+      </w:r>
+      <w:r>
+        <w:rPr>
+          <w:b/>
+        </w:rPr>
+      </w:r>
+      <w:r>
+        <w:rPr>
+          <w:b/>
+        </w:rPr>
+      </w:r>
+      <w:r>
+        <w:rPr>
+          <w:b/>
+        </w:rPr>
+      </w:r>
+      <w:r>
+        <w:rPr>
+          <w:b/>
+        </w:rPr>
+      </w:r>
+      <w:r>
+        <w:rPr>
+          <w:b/>
+        </w:rPr>
+      </w:r>
+      <w:r>
+        <w:rPr>
+          <w:b/>
+        </w:rPr>
+      </w:r>
+      <w:r>
+        <w:rPr>
+          <w:b/>
+        </w:rPr>
+      </w:r>
+      <w:r>
+        <w:rPr>
+          <w:b/>
+        </w:rPr>
+      </w:r>
+      <w:r>
+        <w:rPr>
+          <w:b/>
+        </w:rPr>
+      </w:r>
+      <w:r>
+        <w:rPr>
+          <w:b/>
+        </w:rPr>
+      </w:r>
+      <w:r>
+        <w:rPr>
+          <w:b/>
+        </w:rPr>
+      </w:r>
+      <w:r>
+        <w:rPr>
+          <w:b/>
+        </w:rPr>
       </w:r>
     </w:p>
     <w:p>
@@ -3076,33 +3270,35 @@
           <w:tab w:val="left" w:pos="14656"/>
         </w:tabs>
         <w:spacing w:after="0" w:line="240" w:lineRule="auto"/>
-        <w:ind w:right="108" w:firstLine="919"/>
-        <w:jc w:val="both"/>
+        <w:ind w:firstLine="709"/>
+        <w:jc w:val="center"/>
         <w:textAlignment w:val="baseline"/>
         <w:rPr>
-          <w:rFonts w:ascii="Times New Roman" w:eastAsia="Times New Roman" w:hAnsi="Times New Roman" w:cs="Times New Roman"/>
-          <w:color w:val="000000" w:themeColor="text1"/>
-          <w:lang w:eastAsia="ru-RU"/>
-        </w:rPr>
-      </w:pPr>
-      <w:r>
-        <w:rPr>
-          <w:rFonts w:ascii="Times New Roman" w:eastAsia="Times New Roman" w:hAnsi="Times New Roman" w:cs="Times New Roman"/>
-          <w:color w:val="000000" w:themeColor="text1"/>
-          <w:lang w:eastAsia="ru-RU"/>
-        </w:rPr>
-        <w:t xml:space="preserve">11.6. </w:t>
-      </w:r>
-      <w:proofErr w:type="gramStart"/>
-      <w:r>
-        <w:rPr>
-          <w:rFonts w:ascii="Times New Roman" w:eastAsia="Times New Roman" w:hAnsi="Times New Roman" w:cs="Times New Roman"/>
-          <w:color w:val="000000" w:themeColor="text1"/>
-          <w:lang w:eastAsia="ru-RU"/>
-        </w:rPr>
-        <w:t>Любые изменения и дополнения к Договору являются действительными только в том случае, если они совершены в письменной форме, подписаны уполномоченными представителями сторон, действующими на основании учредительных документов, доверенности и заверены оттисками печатей договорившихся организаций.</w:t>
-      </w:r>
-      <w:proofErr w:type="gramEnd"/>
+          <w:rFonts w:ascii="Times New Roman" w:hAnsi="Times New Roman" w:cs="Times New Roman"/>
+          <w:b/>
+          <w:sz w:val="24"/>
+          <w:szCs w:val="24"/>
+        </w:rPr>
+      </w:pPr>
+      <w:r>
+        <w:rPr>
+          <w:rFonts w:ascii="Times New Roman" w:hAnsi="Times New Roman" w:cs="Times New Roman"/>
+          <w:b/>
+          <w:sz w:val="24"/>
+          <w:szCs w:val="24"/>
+        </w:rPr>
+        <w:lastRenderedPageBreak/>
+        <w:t>11</w:t>
+      </w:r>
+      <w:r>
+        <w:rPr>
+          <w:rFonts w:ascii="Times New Roman" w:hAnsi="Times New Roman" w:cs="Times New Roman"/>
+          <w:b/>
+          <w:sz w:val="24"/>
+          <w:szCs w:val="24"/>
+        </w:rPr>
+        <w:t>. ЗАКЛЮЧИТЕЛЬНЫЕ ПОЛОЖЕНИЯ</w:t>
+      </w:r>
     </w:p>
     <w:p>
       <w:pPr>
@@ -3126,23 +3322,15 @@
           <w:tab w:val="left" w:pos="14656"/>
         </w:tabs>
         <w:spacing w:after="0" w:line="240" w:lineRule="auto"/>
-        <w:ind w:right="108" w:firstLine="919"/>
+        <w:ind w:firstLine="709"/>
         <w:jc w:val="both"/>
         <w:textAlignment w:val="baseline"/>
         <w:rPr>
-          <w:rFonts w:ascii="Times New Roman" w:eastAsia="Times New Roman" w:hAnsi="Times New Roman" w:cs="Times New Roman"/>
-          <w:color w:val="000000" w:themeColor="text1"/>
-          <w:lang w:eastAsia="ru-RU"/>
-        </w:rPr>
-      </w:pPr>
-      <w:r>
-        <w:rPr>
-          <w:rFonts w:ascii="Times New Roman" w:eastAsia="Times New Roman" w:hAnsi="Times New Roman" w:cs="Times New Roman"/>
-          <w:color w:val="000000" w:themeColor="text1"/>
-          <w:lang w:eastAsia="ru-RU"/>
-        </w:rPr>
-        <w:t>11.7. Подписанные и направленные Сторонами друг другу по факсу, электронной почте копии настоящего Договора дополнений и изменений к нему, а также его приложений имеют силу для Сторон наравне с подлинниками данных документов.</w:t>
-      </w:r>
+          <w:rFonts w:ascii="Times New Roman" w:hAnsi="Times New Roman" w:cs="Times New Roman"/>
+          <w:sz w:val="24"/>
+          <w:szCs w:val="24"/>
+        </w:rPr>
+      </w:pPr>
     </w:p>
     <w:p>
       <w:pPr>
@@ -3166,15 +3354,31 @@
           <w:tab w:val="left" w:pos="14656"/>
         </w:tabs>
         <w:spacing w:after="0" w:line="240" w:lineRule="auto"/>
-        <w:ind w:right="108" w:firstLine="919"/>
+        <w:ind w:firstLine="709"/>
         <w:jc w:val="both"/>
         <w:textAlignment w:val="baseline"/>
         <w:rPr>
-          <w:rFonts w:ascii="Times New Roman" w:eastAsia="Times New Roman" w:hAnsi="Times New Roman" w:cs="Times New Roman"/>
-          <w:color w:val="000000" w:themeColor="text1"/>
-          <w:lang w:eastAsia="ru-RU"/>
-        </w:rPr>
-      </w:pPr>
+          <w:rFonts w:ascii="Times New Roman" w:hAnsi="Times New Roman" w:cs="Times New Roman"/>
+          <w:sz w:val="24"/>
+          <w:szCs w:val="24"/>
+        </w:rPr>
+      </w:pPr>
+      <w:r>
+        <w:rPr>
+          <w:rFonts w:ascii="Times New Roman" w:hAnsi="Times New Roman" w:cs="Times New Roman"/>
+          <w:sz w:val="24"/>
+          <w:szCs w:val="24"/>
+        </w:rPr>
+        <w:t>11</w:t>
+      </w:r>
+      <w:r>
+        <w:rPr>
+          <w:rFonts w:ascii="Times New Roman" w:hAnsi="Times New Roman" w:cs="Times New Roman"/>
+          <w:sz w:val="24"/>
+          <w:szCs w:val="24"/>
+        </w:rPr>
+        <w:t xml:space="preserve">.1. Во всем остальном, что не предусмотрено настоящим Договором, Стороны руководствуются действующим законодательством РФ. </w:t>
+      </w:r>
     </w:p>
     <w:p>
       <w:pPr>
@@ -3198,22 +3402,48 @@
           <w:tab w:val="left" w:pos="14656"/>
         </w:tabs>
         <w:spacing w:after="0" w:line="240" w:lineRule="auto"/>
-        <w:ind w:right="107"/>
+        <w:ind w:firstLine="709"/>
         <w:jc w:val="both"/>
         <w:textAlignment w:val="baseline"/>
         <w:rPr>
-          <w:rFonts w:ascii="Times New Roman" w:eastAsia="Times New Roman" w:hAnsi="Times New Roman" w:cs="Times New Roman"/>
-          <w:color w:val="000000" w:themeColor="text1"/>
-          <w:lang w:eastAsia="ru-RU"/>
-        </w:rPr>
-      </w:pPr>
-      <w:r>
-        <w:rPr>
-          <w:rFonts w:ascii="Times New Roman" w:eastAsia="Times New Roman" w:hAnsi="Times New Roman" w:cs="Times New Roman"/>
-          <w:color w:val="000000" w:themeColor="text1"/>
-          <w:lang w:eastAsia="ru-RU"/>
-        </w:rPr>
-        <w:t xml:space="preserve">   </w:t>
+          <w:rFonts w:ascii="Times New Roman" w:hAnsi="Times New Roman" w:cs="Times New Roman"/>
+          <w:sz w:val="24"/>
+          <w:szCs w:val="24"/>
+        </w:rPr>
+      </w:pPr>
+      <w:bookmarkStart w:id="2" w:name="l18"/>
+      <w:bookmarkEnd w:id="2"/>
+      <w:r>
+        <w:rPr>
+          <w:rFonts w:ascii="Times New Roman" w:hAnsi="Times New Roman" w:cs="Times New Roman"/>
+          <w:sz w:val="24"/>
+          <w:szCs w:val="24"/>
+        </w:rPr>
+        <w:t>11</w:t>
+      </w:r>
+      <w:r>
+        <w:rPr>
+          <w:rFonts w:ascii="Times New Roman" w:hAnsi="Times New Roman" w:cs="Times New Roman"/>
+          <w:sz w:val="24"/>
+          <w:szCs w:val="24"/>
+        </w:rPr>
+        <w:t>.2. Настоящий Договор составлен в двух экземплярах, имеющих одинаковую юридическ</w:t>
+      </w:r>
+      <w:r>
+        <w:rPr>
+          <w:rFonts w:ascii="Times New Roman" w:hAnsi="Times New Roman" w:cs="Times New Roman"/>
+          <w:sz w:val="24"/>
+          <w:szCs w:val="24"/>
+        </w:rPr>
+        <w:t>ую силу, по одному для каждой из</w:t>
+      </w:r>
+      <w:r>
+        <w:rPr>
+          <w:rFonts w:ascii="Times New Roman" w:hAnsi="Times New Roman" w:cs="Times New Roman"/>
+          <w:sz w:val="24"/>
+          <w:szCs w:val="24"/>
+        </w:rPr>
+        <w:t xml:space="preserve"> Сторон.</w:t>
       </w:r>
     </w:p>
     <w:p>
@@ -3238,21 +3468,54 @@
           <w:tab w:val="left" w:pos="14656"/>
         </w:tabs>
         <w:spacing w:after="0" w:line="240" w:lineRule="auto"/>
-        <w:jc w:val="center"/>
+        <w:ind w:firstLine="709"/>
+        <w:jc w:val="both"/>
         <w:textAlignment w:val="baseline"/>
         <w:rPr>
-          <w:rFonts w:ascii="Times New Roman" w:eastAsia="Times New Roman" w:hAnsi="Times New Roman" w:cs="Times New Roman"/>
-          <w:color w:val="000000" w:themeColor="text1"/>
-          <w:lang w:eastAsia="ru-RU"/>
-        </w:rPr>
-      </w:pPr>
-      <w:r>
-        <w:rPr>
-          <w:rFonts w:ascii="Times New Roman" w:eastAsia="Times New Roman" w:hAnsi="Times New Roman" w:cs="Times New Roman"/>
-          <w:color w:val="000000" w:themeColor="text1"/>
-          <w:lang w:eastAsia="ru-RU"/>
-        </w:rPr>
-        <w:t>13. ЮРИДИЧЕСКИЕ АДРЕСА И РЕКВИЗИТЫ СТОРОН</w:t>
+          <w:rFonts w:ascii="Times New Roman" w:hAnsi="Times New Roman" w:cs="Times New Roman"/>
+          <w:sz w:val="24"/>
+          <w:szCs w:val="24"/>
+        </w:rPr>
+      </w:pPr>
+      <w:r>
+        <w:rPr>
+          <w:rFonts w:ascii="Times New Roman" w:hAnsi="Times New Roman" w:cs="Times New Roman"/>
+          <w:sz w:val="24"/>
+          <w:szCs w:val="24"/>
+        </w:rPr>
+        <w:t xml:space="preserve"> 11</w:t>
+      </w:r>
+      <w:r>
+        <w:rPr>
+          <w:rFonts w:ascii="Times New Roman" w:hAnsi="Times New Roman" w:cs="Times New Roman"/>
+          <w:sz w:val="24"/>
+          <w:szCs w:val="24"/>
+        </w:rPr>
+        <w:t>.3.</w:t>
+      </w:r>
+      <w:r>
+        <w:rPr>
+          <w:rFonts w:ascii="Times New Roman" w:hAnsi="Times New Roman" w:cs="Times New Roman"/>
+          <w:sz w:val="24"/>
+          <w:szCs w:val="24"/>
+        </w:rPr>
+        <w:t xml:space="preserve"> Стороны договорились, что все копии документов (B том числе доверенность на получение материальных ценностей), полученные при помощи факсимильной связи, либо в отсканированном виде по электронной почте, имеют юридическую силу при наличии в них подписи руководителя или иного уполномо</w:t>
+      </w:r>
+      <w:r>
+        <w:rPr>
+          <w:rFonts w:ascii="Times New Roman" w:hAnsi="Times New Roman" w:cs="Times New Roman"/>
+          <w:sz w:val="24"/>
+          <w:szCs w:val="24"/>
+        </w:rPr>
+        <w:t>ченного липа и печати стороны по</w:t>
+      </w:r>
+      <w:r>
+        <w:rPr>
+          <w:rFonts w:ascii="Times New Roman" w:hAnsi="Times New Roman" w:cs="Times New Roman"/>
+          <w:sz w:val="24"/>
+          <w:szCs w:val="24"/>
+        </w:rPr>
+        <w:t xml:space="preserve"> договору. Стороны обязуются обменяться оригиналами документов. </w:t>
       </w:r>
     </w:p>
     <w:p>
@@ -3277,7 +3540,94 @@
           <w:tab w:val="left" w:pos="14656"/>
         </w:tabs>
         <w:spacing w:after="0" w:line="240" w:lineRule="auto"/>
+        <w:ind w:firstLine="709"/>
         <w:jc w:val="center"/>
+        <w:textAlignment w:val="baseline"/>
+        <w:rPr>
+          <w:rFonts w:ascii="Times New Roman" w:hAnsi="Times New Roman" w:cs="Times New Roman"/>
+          <w:b/>
+          <w:sz w:val="24"/>
+          <w:szCs w:val="24"/>
+        </w:rPr>
+      </w:pPr>
+    </w:p>
+    <w:p>
+      <w:pPr>
+        <w:shd w:val="clear" w:color="auto" w:fill="FFFFFF"/>
+        <w:tabs>
+          <w:tab w:val="left" w:pos="916"/>
+          <w:tab w:val="left" w:pos="1832"/>
+          <w:tab w:val="left" w:pos="2748"/>
+          <w:tab w:val="left" w:pos="3664"/>
+          <w:tab w:val="left" w:pos="4580"/>
+          <w:tab w:val="left" w:pos="5496"/>
+          <w:tab w:val="left" w:pos="6412"/>
+          <w:tab w:val="left" w:pos="7328"/>
+          <w:tab w:val="left" w:pos="8244"/>
+          <w:tab w:val="left" w:pos="9160"/>
+          <w:tab w:val="left" w:pos="10076"/>
+          <w:tab w:val="left" w:pos="10992"/>
+          <w:tab w:val="left" w:pos="11908"/>
+          <w:tab w:val="left" w:pos="12824"/>
+          <w:tab w:val="left" w:pos="13740"/>
+          <w:tab w:val="left" w:pos="14656"/>
+        </w:tabs>
+        <w:spacing w:after="0" w:line="240" w:lineRule="auto"/>
+        <w:ind w:firstLine="709"/>
+        <w:jc w:val="center"/>
+        <w:textAlignment w:val="baseline"/>
+        <w:rPr>
+          <w:rFonts w:ascii="Times New Roman" w:eastAsia="Times New Roman" w:hAnsi="Times New Roman" w:cs="Times New Roman"/>
+          <w:b/>
+          <w:color w:val="000000" w:themeColor="text1"/>
+          <w:sz w:val="24"/>
+          <w:szCs w:val="24"/>
+          <w:lang w:eastAsia="ru-RU"/>
+        </w:rPr>
+      </w:pPr>
+      <w:r>
+        <w:rPr>
+          <w:rFonts w:ascii="Times New Roman" w:hAnsi="Times New Roman" w:cs="Times New Roman"/>
+          <w:b/>
+          <w:sz w:val="24"/>
+          <w:szCs w:val="24"/>
+        </w:rPr>
+        <w:t>12</w:t>
+      </w:r>
+      <w:r>
+        <w:rPr>
+          <w:rFonts w:ascii="Times New Roman" w:hAnsi="Times New Roman" w:cs="Times New Roman"/>
+          <w:b/>
+          <w:sz w:val="24"/>
+          <w:szCs w:val="24"/>
+        </w:rPr>
+        <w:t>. АДРЕСА И БАНКОВСКИЕ РЕКВИЗИТЫ СТОРОН</w:t>
+      </w:r>
+    </w:p>
+    <w:p>
+      <w:pPr>
+        <w:shd w:val="clear" w:color="auto" w:fill="FFFFFF"/>
+        <w:tabs>
+          <w:tab w:val="left" w:pos="916"/>
+          <w:tab w:val="left" w:pos="1832"/>
+          <w:tab w:val="left" w:pos="2748"/>
+          <w:tab w:val="left" w:pos="3664"/>
+          <w:tab w:val="left" w:pos="4580"/>
+          <w:tab w:val="left" w:pos="5496"/>
+          <w:tab w:val="left" w:pos="6412"/>
+          <w:tab w:val="left" w:pos="7328"/>
+          <w:tab w:val="left" w:pos="8244"/>
+          <w:tab w:val="left" w:pos="9160"/>
+          <w:tab w:val="left" w:pos="10076"/>
+          <w:tab w:val="left" w:pos="10992"/>
+          <w:tab w:val="left" w:pos="11908"/>
+          <w:tab w:val="left" w:pos="12824"/>
+          <w:tab w:val="left" w:pos="13740"/>
+          <w:tab w:val="left" w:pos="14656"/>
+        </w:tabs>
+        <w:spacing w:after="0" w:line="240" w:lineRule="auto"/>
+        <w:ind w:right="107"/>
+        <w:jc w:val="both"/>
         <w:textAlignment w:val="baseline"/>
         <w:rPr>
           <w:rFonts w:ascii="Times New Roman" w:eastAsia="Times New Roman" w:hAnsi="Times New Roman" w:cs="Times New Roman"/>
@@ -3286,20 +3636,51 @@
         </w:rPr>
       </w:pPr>
     </w:p>
+    <w:p>
+      <w:pPr>
+        <w:shd w:val="clear" w:color="auto" w:fill="FFFFFF"/>
+        <w:tabs>
+          <w:tab w:val="left" w:pos="916"/>
+          <w:tab w:val="left" w:pos="1832"/>
+          <w:tab w:val="left" w:pos="2748"/>
+          <w:tab w:val="left" w:pos="3664"/>
+          <w:tab w:val="left" w:pos="4580"/>
+          <w:tab w:val="left" w:pos="5496"/>
+          <w:tab w:val="left" w:pos="6412"/>
+          <w:tab w:val="left" w:pos="7328"/>
+          <w:tab w:val="left" w:pos="8244"/>
+          <w:tab w:val="left" w:pos="9160"/>
+          <w:tab w:val="left" w:pos="10076"/>
+          <w:tab w:val="left" w:pos="10992"/>
+          <w:tab w:val="left" w:pos="11908"/>
+          <w:tab w:val="left" w:pos="12824"/>
+          <w:tab w:val="left" w:pos="13740"/>
+          <w:tab w:val="left" w:pos="14656"/>
+        </w:tabs>
+        <w:spacing w:after="0" w:line="240" w:lineRule="auto"/>
+        <w:jc w:val="center"/>
+        <w:textAlignment w:val="baseline"/>
+        <w:rPr>
+          <w:rFonts w:ascii="Times New Roman" w:eastAsia="Times New Roman" w:hAnsi="Times New Roman" w:cs="Times New Roman"/>
+          <w:color w:val="000000" w:themeColor="text1"/>
+          <w:lang w:eastAsia="ru-RU"/>
+        </w:rPr>
+      </w:pPr>
+    </w:p>
     <w:tbl>
       <w:tblPr>
-        <w:tblStyle w:val="ad"/>
-        <w:tblW w:w="9571" w:type="dxa"/>
+        <w:tblStyle w:val="ae"/>
+        <w:tblW w:w="10697" w:type="dxa"/>
         <w:tblLook w:val="04A0" w:firstRow="1" w:lastRow="0" w:firstColumn="1" w:lastColumn="0" w:noHBand="0" w:noVBand="1"/>
       </w:tblPr>
       <w:tblGrid>
-        <w:gridCol w:w="9349"/>
+        <w:gridCol w:w="11458"/>
         <w:gridCol w:w="222"/>
       </w:tblGrid>
       <w:tr>
         <w:tc>
           <w:tcPr>
-            <w:tcW w:w="8955" w:type="dxa"/>
+            <w:tcW w:w="10461" w:type="dxa"/>
             <w:tcBorders>
               <w:top w:val="nil"/>
               <w:left w:val="nil"/>
@@ -3309,14 +3690,14 @@
           </w:tcPr>
           <w:tbl>
             <w:tblPr>
-              <w:tblStyle w:val="ad"/>
-              <w:tblW w:w="8984" w:type="dxa"/>
+              <w:tblStyle w:val="ae"/>
+              <w:tblW w:w="11101" w:type="dxa"/>
               <w:tblInd w:w="141" w:type="dxa"/>
               <w:tblLook w:val="04A0" w:firstRow="1" w:lastRow="0" w:firstColumn="1" w:lastColumn="0" w:noHBand="0" w:noVBand="1"/>
             </w:tblPr>
             <w:tblGrid>
-              <w:gridCol w:w="4493"/>
-              <w:gridCol w:w="4491"/>
+              <w:gridCol w:w="4962"/>
+              <w:gridCol w:w="6139"/>
             </w:tblGrid>
             <w:tr>
               <w:trPr>
@@ -3324,7 +3705,7 @@
               </w:trPr>
               <w:tc>
                 <w:tcPr>
-                  <w:tcW w:w="4492" w:type="dxa"/>
+                  <w:tcW w:w="4962" w:type="dxa"/>
                   <w:tcBorders>
                     <w:top w:val="nil"/>
                     <w:left w:val="nil"/>
@@ -3339,28 +3720,153 @@
                       <w:tab w:val="left" w:pos="6087"/>
                     </w:tabs>
                     <w:spacing w:after="0" w:line="240" w:lineRule="auto"/>
-                    <w:jc w:val="both"/>
+                    <w:jc w:val="center"/>
                     <w:rPr>
                       <w:rFonts w:ascii="Times New Roman" w:eastAsia="Times New Roman" w:hAnsi="Times New Roman" w:cs="Times New Roman"/>
+                      <w:b/>
                       <w:bCs/>
                       <w:color w:val="000000" w:themeColor="text1"/>
+                      <w:sz w:val="24"/>
+                      <w:szCs w:val="24"/>
                       <w:lang w:eastAsia="ru-RU"/>
                     </w:rPr>
                   </w:pPr>
                   <w:r>
                     <w:rPr>
                       <w:rFonts w:ascii="Times New Roman" w:eastAsia="Times New Roman" w:hAnsi="Times New Roman" w:cs="Times New Roman"/>
+                      <w:b/>
                       <w:bCs/>
                       <w:color w:val="000000" w:themeColor="text1"/>
+                      <w:sz w:val="24"/>
+                      <w:szCs w:val="24"/>
                       <w:lang w:eastAsia="ru-RU"/>
                     </w:rPr>
                     <w:t>Поставщик:</w:t>
                   </w:r>
+                </w:p>
+                <w:p>
+                  <w:pPr>
+                    <w:widowControl w:val="0"/>
+                    <w:tabs>
+                      <w:tab w:val="left" w:pos="6087"/>
+                    </w:tabs>
+                    <w:spacing w:after="0" w:line="240" w:lineRule="auto"/>
+                    <w:jc w:val="center"/>
+                    <w:rPr>
+                      <w:rFonts w:ascii="Times New Roman" w:eastAsia="Times New Roman" w:hAnsi="Times New Roman" w:cs="Times New Roman"/>
+                      <w:b/>
+                      <w:bCs/>
+                      <w:color w:val="000000" w:themeColor="text1"/>
+                      <w:sz w:val="24"/>
+                      <w:szCs w:val="24"/>
+                      <w:lang w:eastAsia="ru-RU"/>
+                    </w:rPr>
+                  </w:pPr>
+                  <w:r>
+                    <w:rPr>
+                      <w:rFonts w:ascii="Times New Roman" w:eastAsia="Times New Roman" w:hAnsi="Times New Roman" w:cs="Times New Roman"/>
+                      <w:b/>
+                      <w:bCs/>
+                      <w:color w:val="000000" w:themeColor="text1"/>
+                      <w:sz w:val="24"/>
+                      <w:szCs w:val="24"/>
+                      <w:lang w:eastAsia="ru-RU"/>
+                    </w:rPr>
+                    <w:t>Индивидуальный предприниматель</w:t>
+                  </w:r>
+                  <w:r>
+                    <w:rPr>
+                      <w:rFonts w:ascii="Times New Roman" w:eastAsia="Times New Roman" w:hAnsi="Times New Roman" w:cs="Times New Roman"/>
+                      <w:b/>
+                      <w:bCs/>
+                      <w:color w:val="000000" w:themeColor="text1"/>
+                      <w:sz w:val="24"/>
+                      <w:szCs w:val="24"/>
+                      <w:lang w:eastAsia="ru-RU"/>
+                    </w:rPr>
+                    <w:t xml:space="preserve"> </w:t>
+                  </w:r>
+                  <w:r>
+                    <w:rPr>
+                      <w:rFonts w:ascii="Times New Roman" w:eastAsia="Times New Roman" w:hAnsi="Times New Roman" w:cs="Times New Roman"/>
+                      <w:b/>
+                      <w:bCs/>
+                      <w:color w:val="000000" w:themeColor="text1"/>
+                      <w:sz w:val="24"/>
+                      <w:szCs w:val="24"/>
+                      <w:lang w:eastAsia="ru-RU"/>
+                    </w:rPr>
+                    <w:t xml:space="preserve">Глава </w:t>
+                  </w:r>
+                  <w:r>
+                    <w:rPr>
+                      <w:rFonts w:ascii="Times New Roman" w:eastAsia="Times New Roman" w:hAnsi="Times New Roman" w:cs="Times New Roman"/>
+                      <w:b/>
+                      <w:bCs/>
+                      <w:color w:val="000000" w:themeColor="text1"/>
+                      <w:sz w:val="24"/>
+                      <w:szCs w:val="24"/>
+                      <w:lang w:eastAsia="ru-RU"/>
+                    </w:rPr>
+                    <w:t xml:space="preserve">крестьянского (фермерского) хозяйства </w:t>
+                  </w:r>
+                  <w:proofErr w:type="spellStart"/>
+                  <w:r>
+                    <w:rPr>
+                      <w:rFonts w:ascii="Times New Roman" w:eastAsia="Times New Roman" w:hAnsi="Times New Roman" w:cs="Times New Roman"/>
+                      <w:b/>
+                      <w:bCs/>
+                      <w:color w:val="000000" w:themeColor="text1"/>
+                      <w:sz w:val="24"/>
+                      <w:szCs w:val="24"/>
+                      <w:lang w:eastAsia="ru-RU"/>
+                    </w:rPr>
+                    <w:t>Б</w:t>
+                  </w:r>
+                  <w:r>
+                    <w:rPr>
+                      <w:rFonts w:ascii="Times New Roman" w:eastAsia="Times New Roman" w:hAnsi="Times New Roman" w:cs="Times New Roman"/>
+                      <w:b/>
+                      <w:bCs/>
+                      <w:color w:val="000000" w:themeColor="text1"/>
+                      <w:sz w:val="24"/>
+                      <w:szCs w:val="24"/>
+                      <w:lang w:eastAsia="ru-RU"/>
+                    </w:rPr>
+                    <w:t>ейбудов</w:t>
+                  </w:r>
+                  <w:proofErr w:type="spellEnd"/>
+                  <w:r>
+                    <w:rPr>
+                      <w:rFonts w:ascii="Times New Roman" w:eastAsia="Times New Roman" w:hAnsi="Times New Roman" w:cs="Times New Roman"/>
+                      <w:b/>
+                      <w:bCs/>
+                      <w:color w:val="000000" w:themeColor="text1"/>
+                      <w:sz w:val="24"/>
+                      <w:szCs w:val="24"/>
+                      <w:lang w:eastAsia="ru-RU"/>
+                    </w:rPr>
+                    <w:t xml:space="preserve"> </w:t>
+                  </w:r>
+                  <w:proofErr w:type="spellStart"/>
+                  <w:r>
+                    <w:rPr>
+                      <w:rFonts w:ascii="Times New Roman" w:eastAsia="Times New Roman" w:hAnsi="Times New Roman" w:cs="Times New Roman"/>
+                      <w:b/>
+                      <w:bCs/>
+                      <w:color w:val="000000" w:themeColor="text1"/>
+                      <w:sz w:val="24"/>
+                      <w:szCs w:val="24"/>
+                      <w:lang w:eastAsia="ru-RU"/>
+                    </w:rPr>
+                    <w:t>И.А.Оглы</w:t>
+                  </w:r>
+                  <w:proofErr w:type="spellEnd"/>
                 </w:p>
               </w:tc>
               <w:tc>
                 <w:tcPr>
-                  <w:tcW w:w="4491" w:type="dxa"/>
+                  <w:tcW w:w="6139" w:type="dxa"/>
                   <w:tcBorders>
                     <w:top w:val="nil"/>
                     <w:left w:val="nil"/>
@@ -3371,18 +3877,120 @@
                 <w:p>
                   <w:pPr>
                     <w:spacing w:after="0" w:line="240" w:lineRule="auto"/>
+                    <w:jc w:val="center"/>
+                    <w:rPr>
+                      <w:rFonts w:ascii="Times New Roman" w:eastAsia="Calibri" w:hAnsi="Times New Roman" w:cs="Times New Roman"/>
+                      <w:b/>
+                      <w:color w:val="000000" w:themeColor="text1"/>
+                      <w:sz w:val="24"/>
+                      <w:szCs w:val="24"/>
+                    </w:rPr>
+                  </w:pPr>
+                  <w:r>
+                    <w:rPr>
+                      <w:rFonts w:ascii="Times New Roman" w:eastAsia="Calibri" w:hAnsi="Times New Roman" w:cs="Times New Roman"/>
+                      <w:b/>
+                      <w:color w:val="000000" w:themeColor="text1"/>
+                      <w:sz w:val="24"/>
+                      <w:szCs w:val="24"/>
+                    </w:rPr>
+                    <w:t>Покупатель:</w:t>
+                  </w:r>
+                </w:p>
+                <w:p>
+                  <w:pPr>
+                    <w:spacing w:after="0" w:line="240" w:lineRule="auto"/>
+                    <w:jc w:val="center"/>
+                    <w:rPr>
+                      <w:rFonts w:ascii="Times New Roman" w:eastAsia="Times New Roman" w:hAnsi="Times New Roman" w:cs="Times New Roman"/>
+                      <w:b/>
+                      <w:bCs/>
+                      <w:color w:val="000000" w:themeColor="text1"/>
+                      <w:sz w:val="24"/>
+                      <w:szCs w:val="24"/>
+                      <w:lang w:eastAsia="ru-RU"/>
+                    </w:rPr>
+                  </w:pPr>
+                  <w:r>
+                    <w:rPr>
+                      <w:rFonts w:ascii="Times New Roman" w:eastAsia="Times New Roman" w:hAnsi="Times New Roman" w:cs="Times New Roman"/>
+                      <w:b/>
+                      <w:bCs/>
+                      <w:color w:val="000000" w:themeColor="text1"/>
+                      <w:sz w:val="24"/>
+                      <w:szCs w:val="24"/>
+                      <w:lang w:eastAsia="ru-RU"/>
+                    </w:rPr>
+                    <w:t>Индивидуальный предприниматель Глава крестьянского (фермерского) хозяйства</w:t>
+                  </w:r>
+                </w:p>
+                <w:p>
+                  <w:pPr>
+                    <w:spacing w:after="0" w:line="240" w:lineRule="auto"/>
+                    <w:jc w:val="center"/>
+                    <w:rPr>
+                      <w:rFonts w:ascii="Times New Roman" w:eastAsia="Times New Roman" w:hAnsi="Times New Roman" w:cs="Times New Roman"/>
+                      <w:b/>
+                      <w:bCs/>
+                      <w:color w:val="000000" w:themeColor="text1"/>
+                      <w:sz w:val="24"/>
+                      <w:szCs w:val="24"/>
+                      <w:lang w:eastAsia="ru-RU"/>
+                    </w:rPr>
+                  </w:pPr>
+                  <w:proofErr w:type="spellStart"/>
+                  <w:r>
+                    <w:rPr>
+                      <w:rFonts w:ascii="Times New Roman" w:eastAsia="Times New Roman" w:hAnsi="Times New Roman" w:cs="Times New Roman"/>
+                      <w:b/>
+                      <w:bCs/>
+                      <w:color w:val="000000" w:themeColor="text1"/>
+                      <w:sz w:val="24"/>
+                      <w:szCs w:val="24"/>
+                      <w:lang w:eastAsia="ru-RU"/>
+                    </w:rPr>
+                    <w:t>Вейсов</w:t>
+                  </w:r>
+                  <w:proofErr w:type="spellEnd"/>
+                  <w:r>
+                    <w:rPr>
+                      <w:rFonts w:ascii="Times New Roman" w:eastAsia="Times New Roman" w:hAnsi="Times New Roman" w:cs="Times New Roman"/>
+                      <w:b/>
+                      <w:bCs/>
+                      <w:color w:val="000000" w:themeColor="text1"/>
+                      <w:sz w:val="24"/>
+                      <w:szCs w:val="24"/>
+                      <w:lang w:eastAsia="ru-RU"/>
+                    </w:rPr>
+                    <w:t xml:space="preserve"> Сахиб </w:t>
+                  </w:r>
+                  <w:proofErr w:type="spellStart"/>
+                  <w:r>
+                    <w:rPr>
+                      <w:rFonts w:ascii="Times New Roman" w:eastAsia="Times New Roman" w:hAnsi="Times New Roman" w:cs="Times New Roman"/>
+                      <w:b/>
+                      <w:bCs/>
+                      <w:color w:val="000000" w:themeColor="text1"/>
+                      <w:sz w:val="24"/>
+                      <w:szCs w:val="24"/>
+                      <w:lang w:eastAsia="ru-RU"/>
+                    </w:rPr>
+                    <w:t>Мелик-Оглы</w:t>
+                  </w:r>
+                  <w:proofErr w:type="spellEnd"/>
+                </w:p>
+                <w:p>
+                  <w:pPr>
+                    <w:spacing w:after="0" w:line="240" w:lineRule="auto"/>
+                    <w:jc w:val="center"/>
                     <w:rPr>
                       <w:rFonts w:ascii="Times New Roman" w:hAnsi="Times New Roman" w:cs="Times New Roman"/>
-                      <w:color w:val="000000" w:themeColor="text1"/>
+                      <w:b/>
+                      <w:color w:val="000000" w:themeColor="text1"/>
+                      <w:sz w:val="24"/>
+                      <w:szCs w:val="24"/>
                     </w:rPr>
                   </w:pPr>
-                  <w:r>
-                    <w:rPr>
-                      <w:rFonts w:ascii="Times New Roman" w:eastAsia="Calibri" w:hAnsi="Times New Roman" w:cs="Times New Roman"/>
-                      <w:color w:val="000000" w:themeColor="text1"/>
-                    </w:rPr>
-                    <w:t>Покупатель:</w:t>
-                  </w:r>
                 </w:p>
               </w:tc>
             </w:tr>
@@ -3392,7 +4000,7 @@
               </w:trPr>
               <w:tc>
                 <w:tcPr>
-                  <w:tcW w:w="4492" w:type="dxa"/>
+                  <w:tcW w:w="4962" w:type="dxa"/>
                   <w:tcBorders>
                     <w:top w:val="nil"/>
                     <w:left w:val="nil"/>
@@ -3402,96 +4010,350 @@
                 </w:tcPr>
                 <w:p>
                   <w:pPr>
-                    <w:spacing w:after="0"/>
+                    <w:widowControl w:val="0"/>
+                    <w:tabs>
+                      <w:tab w:val="left" w:pos="6087"/>
+                    </w:tabs>
+                    <w:spacing w:after="0" w:line="0" w:lineRule="atLeast"/>
+                    <w:jc w:val="both"/>
+                    <w:rPr>
+                      <w:rFonts w:ascii="Times New Roman" w:hAnsi="Times New Roman" w:cs="Times New Roman"/>
+                    </w:rPr>
                   </w:pPr>
+                  <w:proofErr w:type="gramStart"/>
+                  <w:r>
+                    <w:rPr>
+                      <w:rFonts w:ascii="Times New Roman" w:eastAsia="Calibri" w:hAnsi="Times New Roman" w:cs="Times New Roman"/>
+                      <w:color w:val="000000" w:themeColor="text1"/>
+                    </w:rPr>
+                    <w:t xml:space="preserve">Юридический адрес: </w:t>
+                  </w:r>
                   <w:r>
                     <w:rPr>
                       <w:rFonts w:ascii="Times New Roman" w:hAnsi="Times New Roman" w:cs="Times New Roman"/>
                     </w:rPr>
-                    <w:t xml:space="preserve">{{ supplier_name }}</w:t>
-                  </w:r>
+                    <w:t xml:space="preserve">416500, Астраханская область,  </w:t>
+                  </w:r>
+                  <w:proofErr w:type="spellStart"/>
+                  <w:r>
+                    <w:rPr>
+                      <w:rFonts w:ascii="Times New Roman" w:hAnsi="Times New Roman" w:cs="Times New Roman"/>
+                    </w:rPr>
+                    <w:t>Ахтубинский</w:t>
+                  </w:r>
+                  <w:proofErr w:type="spellEnd"/>
+                  <w:r>
+                    <w:rPr>
+                      <w:rFonts w:ascii="Times New Roman" w:hAnsi="Times New Roman" w:cs="Times New Roman"/>
+                    </w:rPr>
+                    <w:t xml:space="preserve"> р-н,  г. Ахтубинск, ул. Шубина, д .72</w:t>
+                  </w:r>
+                  <w:proofErr w:type="gramEnd"/>
                 </w:p>
                 <w:p>
                   <w:pPr>
-                    <w:spacing w:after="0"/>
+                    <w:widowControl w:val="0"/>
+                    <w:tabs>
+                      <w:tab w:val="left" w:pos="6087"/>
+                    </w:tabs>
+                    <w:spacing w:after="0" w:line="0" w:lineRule="atLeast"/>
+                    <w:jc w:val="both"/>
+                    <w:rPr>
+                      <w:rFonts w:ascii="Times New Roman" w:hAnsi="Times New Roman" w:cs="Times New Roman"/>
+                      <w:color w:val="000000" w:themeColor="text1"/>
+                    </w:rPr>
                   </w:pPr>
+                  <w:proofErr w:type="gramStart"/>
                   <w:r>
                     <w:rPr>
                       <w:rFonts w:ascii="Times New Roman" w:hAnsi="Times New Roman" w:cs="Times New Roman"/>
-                    </w:rPr>
-                    <w:t xml:space="preserve">Адрес: {{ supplier_address }}</w:t>
-                  </w:r>
+                      <w:color w:val="000000" w:themeColor="text1"/>
+                    </w:rPr>
+                    <w:t xml:space="preserve">Фактический адрес: </w:t>
+                  </w:r>
+                  <w:r>
+                    <w:rPr>
+                      <w:rFonts w:ascii="Times New Roman" w:hAnsi="Times New Roman" w:cs="Times New Roman"/>
+                    </w:rPr>
+                    <w:t xml:space="preserve">416500, Астраханская область,  </w:t>
+                  </w:r>
+                  <w:proofErr w:type="spellStart"/>
+                  <w:r>
+                    <w:rPr>
+                      <w:rFonts w:ascii="Times New Roman" w:hAnsi="Times New Roman" w:cs="Times New Roman"/>
+                    </w:rPr>
+                    <w:t>Ахтубинский</w:t>
+                  </w:r>
+                  <w:proofErr w:type="spellEnd"/>
+                  <w:r>
+                    <w:rPr>
+                      <w:rFonts w:ascii="Times New Roman" w:hAnsi="Times New Roman" w:cs="Times New Roman"/>
+                    </w:rPr>
+                    <w:t xml:space="preserve"> р-н,  г. Ахтубинск, ул. Шубина, д .72</w:t>
+                  </w:r>
+                  <w:proofErr w:type="gramEnd"/>
                 </w:p>
                 <w:p>
                   <w:pPr>
-                    <w:spacing w:after="0"/>
+                    <w:widowControl w:val="0"/>
+                    <w:tabs>
+                      <w:tab w:val="left" w:pos="6087"/>
+                    </w:tabs>
+                    <w:spacing w:after="0" w:line="0" w:lineRule="atLeast"/>
+                    <w:jc w:val="both"/>
+                    <w:rPr>
+                      <w:rFonts w:ascii="Times New Roman" w:hAnsi="Times New Roman" w:cs="Times New Roman"/>
+                      <w:color w:val="000000" w:themeColor="text1"/>
+                    </w:rPr>
                   </w:pPr>
                   <w:r>
                     <w:rPr>
+                      <w:rFonts w:ascii="Times New Roman" w:eastAsia="Calibri" w:hAnsi="Times New Roman" w:cs="Times New Roman"/>
+                      <w:color w:val="000000" w:themeColor="text1"/>
+                    </w:rPr>
+                    <w:t xml:space="preserve">ИНН </w:t>
+                  </w:r>
+                  <w:r>
+                    <w:rPr>
                       <w:rFonts w:ascii="Times New Roman" w:hAnsi="Times New Roman" w:cs="Times New Roman"/>
                     </w:rPr>
-                    <w:t xml:space="preserve">ИНН {{ supplier_inn }}</w:t>
+                    <w:t>302202165198</w:t>
                   </w:r>
                 </w:p>
                 <w:p>
                   <w:pPr>
-                    <w:spacing w:after="0"/>
+                    <w:widowControl w:val="0"/>
+                    <w:tabs>
+                      <w:tab w:val="left" w:pos="6087"/>
+                    </w:tabs>
+                    <w:spacing w:after="0" w:line="0" w:lineRule="atLeast"/>
+                    <w:jc w:val="both"/>
+                    <w:rPr>
+                      <w:rFonts w:ascii="Times New Roman" w:hAnsi="Times New Roman" w:cs="Times New Roman"/>
+                      <w:color w:val="000000" w:themeColor="text1"/>
+                    </w:rPr>
                   </w:pPr>
                   <w:r>
                     <w:rPr>
+                      <w:rFonts w:ascii="Times New Roman" w:eastAsia="Calibri" w:hAnsi="Times New Roman" w:cs="Times New Roman"/>
+                      <w:color w:val="000000" w:themeColor="text1"/>
+                    </w:rPr>
+                    <w:t xml:space="preserve">ОГРНИП </w:t>
+                  </w:r>
+                  <w:r>
+                    <w:rPr>
                       <w:rFonts w:ascii="Times New Roman" w:hAnsi="Times New Roman" w:cs="Times New Roman"/>
                     </w:rPr>
-                    <w:t xml:space="preserve">{{ supplier_ogrn_label }} {{ supplier_ogrn }}</w:t>
+                    <w:t>326300000030260</w:t>
                   </w:r>
                 </w:p>
                 <w:p>
                   <w:pPr>
-                    <w:spacing w:after="0"/>
+                    <w:widowControl w:val="0"/>
+                    <w:tabs>
+                      <w:tab w:val="left" w:pos="6087"/>
+                    </w:tabs>
+                    <w:spacing w:after="0" w:line="0" w:lineRule="atLeast"/>
+                    <w:rPr>
+                      <w:rFonts w:ascii="Times New Roman" w:hAnsi="Times New Roman" w:cs="Times New Roman"/>
+                      <w:color w:val="000000" w:themeColor="text1"/>
+                    </w:rPr>
                   </w:pPr>
                   <w:r>
                     <w:rPr>
+                      <w:rFonts w:ascii="Times New Roman" w:eastAsia="Calibri" w:hAnsi="Times New Roman" w:cs="Times New Roman"/>
+                      <w:color w:val="000000" w:themeColor="text1"/>
+                    </w:rPr>
+                    <w:t>№</w:t>
+                  </w:r>
+                  <w:proofErr w:type="gramStart"/>
+                  <w:r>
+                    <w:rPr>
+                      <w:rFonts w:ascii="Times New Roman" w:eastAsia="Calibri" w:hAnsi="Times New Roman" w:cs="Times New Roman"/>
+                      <w:color w:val="000000" w:themeColor="text1"/>
+                    </w:rPr>
+                    <w:t>р</w:t>
+                  </w:r>
+                  <w:proofErr w:type="gramEnd"/>
+                  <w:r>
+                    <w:rPr>
+                      <w:rFonts w:ascii="Times New Roman" w:eastAsia="Calibri" w:hAnsi="Times New Roman" w:cs="Times New Roman"/>
+                      <w:color w:val="000000" w:themeColor="text1"/>
+                    </w:rPr>
+                    <w:t>/</w:t>
+                  </w:r>
+                  <w:proofErr w:type="spellStart"/>
+                  <w:r>
+                    <w:rPr>
+                      <w:rFonts w:ascii="Times New Roman" w:eastAsia="Calibri" w:hAnsi="Times New Roman" w:cs="Times New Roman"/>
+                      <w:color w:val="000000" w:themeColor="text1"/>
+                    </w:rPr>
+                    <w:t>сч</w:t>
+                  </w:r>
+                  <w:proofErr w:type="spellEnd"/>
+                  <w:r>
+                    <w:rPr>
+                      <w:rFonts w:ascii="Times New Roman" w:eastAsia="Calibri" w:hAnsi="Times New Roman" w:cs="Times New Roman"/>
+                      <w:color w:val="000000" w:themeColor="text1"/>
+                    </w:rPr>
+                    <w:t xml:space="preserve"> </w:t>
+                  </w:r>
+                  <w:r>
+                    <w:rPr>
                       <w:rFonts w:ascii="Times New Roman" w:hAnsi="Times New Roman" w:cs="Times New Roman"/>
                     </w:rPr>
-                    <w:t xml:space="preserve">р/с {{ supplier_rs }}</w:t>
+                    <w:t>40802810605710006084</w:t>
                   </w:r>
                 </w:p>
                 <w:p>
                   <w:pPr>
-                    <w:spacing w:after="0"/>
+                    <w:widowControl w:val="0"/>
+                    <w:tabs>
+                      <w:tab w:val="left" w:pos="6087"/>
+                    </w:tabs>
+                    <w:spacing w:after="0" w:line="0" w:lineRule="atLeast"/>
+                    <w:rPr>
+                      <w:rFonts w:ascii="Times New Roman" w:hAnsi="Times New Roman" w:cs="Times New Roman"/>
+                      <w:color w:val="000000" w:themeColor="text1"/>
+                    </w:rPr>
                   </w:pPr>
                   <w:r>
                     <w:rPr>
-                      <w:rFonts w:ascii="Times New Roman" w:hAnsi="Times New Roman" w:cs="Times New Roman"/>
-                    </w:rPr>
-                    <w:t xml:space="preserve">Банк: {{ supplier_bank }}</w:t>
+                      <w:rFonts w:ascii="Times New Roman" w:eastAsia="Calibri" w:hAnsi="Times New Roman" w:cs="Times New Roman"/>
+                      <w:color w:val="000000" w:themeColor="text1"/>
+                    </w:rPr>
+                    <w:t xml:space="preserve">Астраханское отделение №8625 ПАО СБЕРБАНК </w:t>
                   </w:r>
                 </w:p>
                 <w:p>
                   <w:pPr>
-                    <w:spacing w:after="0"/>
+                    <w:widowControl w:val="0"/>
+                    <w:tabs>
+                      <w:tab w:val="left" w:pos="6087"/>
+                    </w:tabs>
+                    <w:spacing w:after="0" w:line="0" w:lineRule="atLeast"/>
+                    <w:rPr>
+                      <w:rFonts w:ascii="Times New Roman" w:eastAsia="Times New Roman" w:hAnsi="Times New Roman" w:cs="Times New Roman"/>
+                      <w:color w:val="000000" w:themeColor="text1"/>
+                      <w:lang w:eastAsia="ru-RU"/>
+                    </w:rPr>
                   </w:pPr>
                   <w:r>
                     <w:rPr>
                       <w:rFonts w:ascii="Times New Roman" w:hAnsi="Times New Roman" w:cs="Times New Roman"/>
-                    </w:rPr>
-                    <w:t xml:space="preserve">к/с {{ supplier_ks }}</w:t>
+                      <w:color w:val="000000" w:themeColor="text1"/>
+                    </w:rPr>
+                    <w:t>к/</w:t>
+                  </w:r>
+                  <w:proofErr w:type="spellStart"/>
+                  <w:r>
+                    <w:rPr>
+                      <w:rFonts w:ascii="Times New Roman" w:hAnsi="Times New Roman" w:cs="Times New Roman"/>
+                      <w:color w:val="000000" w:themeColor="text1"/>
+                    </w:rPr>
+                    <w:t>сч</w:t>
+                  </w:r>
+                  <w:proofErr w:type="spellEnd"/>
+                  <w:r>
+                    <w:rPr>
+                      <w:rFonts w:ascii="Times New Roman" w:hAnsi="Times New Roman" w:cs="Times New Roman"/>
+                      <w:color w:val="000000" w:themeColor="text1"/>
+                    </w:rPr>
+                    <w:t xml:space="preserve"> </w:t>
+                  </w:r>
+                  <w:r>
+                    <w:rPr>
+                      <w:rFonts w:ascii="Times New Roman" w:eastAsia="Times New Roman" w:hAnsi="Times New Roman" w:cs="Times New Roman"/>
+                      <w:color w:val="000000" w:themeColor="text1"/>
+                      <w:lang w:eastAsia="ru-RU"/>
+                    </w:rPr>
+                    <w:t>30101810500000000602</w:t>
                   </w:r>
                 </w:p>
                 <w:p>
                   <w:pPr>
-                    <w:spacing w:after="0"/>
+                    <w:widowControl w:val="0"/>
+                    <w:tabs>
+                      <w:tab w:val="left" w:pos="6087"/>
+                    </w:tabs>
+                    <w:spacing w:after="0" w:line="0" w:lineRule="atLeast"/>
+                    <w:rPr>
+                      <w:rFonts w:ascii="Times New Roman" w:hAnsi="Times New Roman" w:cs="Times New Roman"/>
+                      <w:color w:val="000000" w:themeColor="text1"/>
+                    </w:rPr>
                   </w:pPr>
                   <w:r>
                     <w:rPr>
-                      <w:rFonts w:ascii="Times New Roman" w:hAnsi="Times New Roman" w:cs="Times New Roman"/>
-                    </w:rPr>
-                    <w:t xml:space="preserve">БИК {{ supplier_bik }}</w:t>
-                  </w:r>
+                      <w:rFonts w:ascii="Times New Roman" w:eastAsia="Times New Roman" w:hAnsi="Times New Roman" w:cs="Times New Roman"/>
+                      <w:color w:val="000000" w:themeColor="text1"/>
+                      <w:lang w:eastAsia="ru-RU"/>
+                    </w:rPr>
+                    <w:t>БИК 041203602</w:t>
+                  </w:r>
+                </w:p>
+                <w:p>
+                  <w:pPr>
+                    <w:widowControl w:val="0"/>
+                    <w:tabs>
+                      <w:tab w:val="left" w:pos="6087"/>
+                    </w:tabs>
+                    <w:spacing w:after="0" w:line="0" w:lineRule="atLeast"/>
+                    <w:jc w:val="center"/>
+                    <w:rPr>
+                      <w:rFonts w:ascii="Times New Roman" w:eastAsia="Times New Roman" w:hAnsi="Times New Roman" w:cs="Times New Roman"/>
+                      <w:b/>
+                      <w:bCs/>
+                      <w:color w:val="000000" w:themeColor="text1"/>
+                      <w:sz w:val="24"/>
+                      <w:szCs w:val="24"/>
+                      <w:lang w:eastAsia="ru-RU"/>
+                    </w:rPr>
+                  </w:pPr>
+                  <w:r>
+                    <w:rPr>
+                      <w:rFonts w:ascii="Times New Roman" w:eastAsia="Times New Roman" w:hAnsi="Times New Roman" w:cs="Times New Roman"/>
+                      <w:b/>
+                      <w:bCs/>
+                      <w:color w:val="000000" w:themeColor="text1"/>
+                      <w:sz w:val="24"/>
+                      <w:szCs w:val="24"/>
+                      <w:lang w:eastAsia="ru-RU"/>
+                    </w:rPr>
+                    <w:t xml:space="preserve">                                       </w:t>
+                  </w:r>
+                  <w:r>
+                    <w:rPr>
+                      <w:rFonts w:ascii="Times New Roman" w:eastAsia="Times New Roman" w:hAnsi="Times New Roman" w:cs="Times New Roman"/>
+                      <w:b/>
+                      <w:bCs/>
+                      <w:color w:val="000000" w:themeColor="text1"/>
+                      <w:sz w:val="24"/>
+                      <w:szCs w:val="24"/>
+                      <w:lang w:eastAsia="ru-RU"/>
+                    </w:rPr>
+                    <w:t>ПОДПИСИ СТОРОН</w:t>
+                  </w:r>
+                </w:p>
+                <w:p>
+                  <w:pPr>
+                    <w:widowControl w:val="0"/>
+                    <w:tabs>
+                      <w:tab w:val="left" w:pos="6087"/>
+                    </w:tabs>
+                    <w:spacing w:after="0" w:line="0" w:lineRule="atLeast"/>
+                    <w:jc w:val="both"/>
+                    <w:rPr>
+                      <w:rFonts w:ascii="Times New Roman" w:eastAsia="Times New Roman" w:hAnsi="Times New Roman" w:cs="Times New Roman"/>
+                      <w:bCs/>
+                      <w:color w:val="000000" w:themeColor="text1"/>
+                      <w:lang w:eastAsia="ru-RU"/>
+                    </w:rPr>
+                  </w:pPr>
                 </w:p>
               </w:tc>
               <w:tc>
                 <w:tcPr>
-                  <w:tcW w:w="4491" w:type="dxa"/>
+                  <w:tcW w:w="6139" w:type="dxa"/>
                   <w:tcBorders>
                     <w:top w:val="nil"/>
                     <w:left w:val="nil"/>
@@ -3501,98 +4363,309 @@
                 </w:tcPr>
                 <w:p>
                   <w:pPr>
-                    <w:spacing w:after="0"/>
+                    <w:spacing w:after="0" w:line="240" w:lineRule="auto"/>
+                    <w:ind w:left="459"/>
+                    <w:contextualSpacing/>
+                    <w:rPr>
+                      <w:rFonts w:ascii="Times New Roman" w:hAnsi="Times New Roman" w:cs="Times New Roman"/>
+                    </w:rPr>
                   </w:pPr>
                   <w:r>
                     <w:rPr>
                       <w:rFonts w:ascii="Times New Roman" w:hAnsi="Times New Roman" w:cs="Times New Roman"/>
                     </w:rPr>
-                    <w:t xml:space="preserve">{{ buyer_name }}</w:t>
-                  </w:r>
+                    <w:t xml:space="preserve">Юр. </w:t>
+                  </w:r>
+                  <w:r>
+                    <w:rPr>
+                      <w:rFonts w:ascii="Times New Roman" w:hAnsi="Times New Roman" w:cs="Times New Roman"/>
+                    </w:rPr>
+                    <w:t>А</w:t>
+                  </w:r>
+                  <w:r>
+                    <w:rPr>
+                      <w:rFonts w:ascii="Times New Roman" w:hAnsi="Times New Roman" w:cs="Times New Roman"/>
+                    </w:rPr>
+                    <w:t>дрес</w:t>
+                  </w:r>
+                  <w:r>
+                    <w:rPr>
+                      <w:rFonts w:ascii="Times New Roman" w:hAnsi="Times New Roman" w:cs="Times New Roman"/>
+                    </w:rPr>
+                    <w:t xml:space="preserve">: </w:t>
+                  </w:r>
+                  <w:r>
+                    <w:rPr>
+                      <w:rFonts w:ascii="Times New Roman" w:hAnsi="Times New Roman" w:cs="Times New Roman"/>
+                    </w:rPr>
+                    <w:t xml:space="preserve">414051, Астраханская обл., г. Астрахань, </w:t>
+                  </w:r>
+                </w:p>
+                <w:p>
+                  <w:pPr>
+                    <w:spacing w:after="0" w:line="240" w:lineRule="auto"/>
+                    <w:ind w:left="459"/>
+                    <w:contextualSpacing/>
+                    <w:rPr>
+                      <w:rFonts w:ascii="Times New Roman" w:hAnsi="Times New Roman" w:cs="Times New Roman"/>
+                    </w:rPr>
+                  </w:pPr>
+                  <w:r>
+                    <w:rPr>
+                      <w:rFonts w:ascii="Times New Roman" w:hAnsi="Times New Roman" w:cs="Times New Roman"/>
+                    </w:rPr>
+                    <w:t xml:space="preserve">Ул. </w:t>
+                  </w:r>
+                  <w:proofErr w:type="gramStart"/>
+                  <w:r>
+                    <w:rPr>
+                      <w:rFonts w:ascii="Times New Roman" w:hAnsi="Times New Roman" w:cs="Times New Roman"/>
+                    </w:rPr>
+                    <w:t>Боевая</w:t>
+                  </w:r>
+                  <w:proofErr w:type="gramEnd"/>
+                  <w:r>
+                    <w:rPr>
+                      <w:rFonts w:ascii="Times New Roman" w:hAnsi="Times New Roman" w:cs="Times New Roman"/>
+                    </w:rPr>
+                    <w:t>, дом 36, кв. 90</w:t>
+                  </w:r>
+                </w:p>
+                <w:p>
+                  <w:pPr>
+                    <w:spacing w:after="0" w:line="240" w:lineRule="auto"/>
+                    <w:ind w:left="459"/>
+                    <w:contextualSpacing/>
+                    <w:rPr>
+                      <w:rFonts w:ascii="Times New Roman" w:hAnsi="Times New Roman" w:cs="Times New Roman"/>
+                    </w:rPr>
+                  </w:pPr>
+                  <w:r>
+                    <w:rPr>
+                      <w:rFonts w:ascii="Times New Roman" w:hAnsi="Times New Roman" w:cs="Times New Roman"/>
+                    </w:rPr>
+                    <w:t>ИНН</w:t>
+                  </w:r>
+                  <w:r>
+                    <w:rPr>
+                      <w:rFonts w:ascii="Times New Roman" w:hAnsi="Times New Roman" w:cs="Times New Roman"/>
+                    </w:rPr>
+                    <w:t xml:space="preserve"> </w:t>
+                  </w:r>
+                  <w:r>
+                    <w:rPr>
+                      <w:rFonts w:ascii="Times New Roman" w:hAnsi="Times New Roman" w:cs="Times New Roman"/>
+                    </w:rPr>
+                    <w:t>301700741759/</w:t>
+                  </w:r>
+                </w:p>
+                <w:p>
+                  <w:pPr>
+                    <w:spacing w:after="0" w:line="240" w:lineRule="auto"/>
+                    <w:ind w:left="459"/>
+                    <w:contextualSpacing/>
+                    <w:rPr>
+                      <w:rFonts w:ascii="Times New Roman" w:hAnsi="Times New Roman" w:cs="Times New Roman"/>
+                    </w:rPr>
+                  </w:pPr>
+                  <w:r>
+                    <w:rPr>
+                      <w:rFonts w:ascii="Times New Roman" w:hAnsi="Times New Roman" w:cs="Times New Roman"/>
+                    </w:rPr>
+                    <w:t xml:space="preserve">ОГРН </w:t>
+                  </w:r>
+                  <w:r>
+                    <w:rPr>
+                      <w:rFonts w:ascii="Times New Roman" w:hAnsi="Times New Roman" w:cs="Times New Roman"/>
+                    </w:rPr>
+                    <w:t>315302500000670</w:t>
+                  </w:r>
+                </w:p>
+                <w:p>
+                  <w:pPr>
+                    <w:spacing w:after="0" w:line="240" w:lineRule="auto"/>
+                    <w:ind w:left="503"/>
+                    <w:rPr>
+                      <w:rFonts w:ascii="Times New Roman" w:hAnsi="Times New Roman" w:cs="Times New Roman"/>
+                    </w:rPr>
+                  </w:pPr>
                 </w:p>
                 <w:p>
                   <w:pPr>
                     <w:spacing w:after="0"/>
+                    <w:ind w:firstLine="459"/>
+                    <w:contextualSpacing/>
+                    <w:rPr>
+                      <w:rFonts w:ascii="Times New Roman" w:hAnsi="Times New Roman" w:cs="Times New Roman"/>
+                    </w:rPr>
                   </w:pPr>
                   <w:r>
                     <w:rPr>
+                      <w:rFonts w:ascii="Times New Roman" w:eastAsia="Calibri" w:hAnsi="Times New Roman" w:cs="Times New Roman"/>
+                      <w:color w:val="000000" w:themeColor="text1"/>
+                    </w:rPr>
+                    <w:t>№</w:t>
+                  </w:r>
+                  <w:proofErr w:type="gramStart"/>
+                  <w:r>
+                    <w:rPr>
+                      <w:rFonts w:ascii="Times New Roman" w:eastAsia="Calibri" w:hAnsi="Times New Roman" w:cs="Times New Roman"/>
+                      <w:color w:val="000000" w:themeColor="text1"/>
+                    </w:rPr>
+                    <w:t>р</w:t>
+                  </w:r>
+                  <w:proofErr w:type="gramEnd"/>
+                  <w:r>
+                    <w:rPr>
+                      <w:rFonts w:ascii="Times New Roman" w:eastAsia="Calibri" w:hAnsi="Times New Roman" w:cs="Times New Roman"/>
+                      <w:color w:val="000000" w:themeColor="text1"/>
+                    </w:rPr>
+                    <w:t>/</w:t>
+                  </w:r>
+                  <w:proofErr w:type="spellStart"/>
+                  <w:r>
+                    <w:rPr>
+                      <w:rFonts w:ascii="Times New Roman" w:eastAsia="Calibri" w:hAnsi="Times New Roman" w:cs="Times New Roman"/>
+                      <w:color w:val="000000" w:themeColor="text1"/>
+                    </w:rPr>
+                    <w:t>сч</w:t>
+                  </w:r>
+                  <w:proofErr w:type="spellEnd"/>
+                  <w:r>
+                    <w:rPr>
+                      <w:rFonts w:ascii="Times New Roman" w:eastAsia="Calibri" w:hAnsi="Times New Roman" w:cs="Times New Roman"/>
+                      <w:color w:val="000000" w:themeColor="text1"/>
+                    </w:rPr>
+                    <w:t xml:space="preserve"> </w:t>
+                  </w:r>
+                  <w:r>
+                    <w:rPr>
                       <w:rFonts w:ascii="Times New Roman" w:hAnsi="Times New Roman" w:cs="Times New Roman"/>
                     </w:rPr>
-                    <w:t xml:space="preserve">Адрес: {{ buyer_address }}</w:t>
+                    <w:t>40802810205000007287</w:t>
                   </w:r>
                 </w:p>
                 <w:p>
                   <w:pPr>
                     <w:spacing w:after="0"/>
+                    <w:ind w:left="459"/>
+                    <w:contextualSpacing/>
+                    <w:rPr>
+                      <w:rStyle w:val="layout"/>
+                      <w:rFonts w:ascii="Times New Roman" w:hAnsi="Times New Roman" w:cs="Times New Roman"/>
+                    </w:rPr>
                   </w:pPr>
                   <w:r>
                     <w:rPr>
+                      <w:rStyle w:val="layout"/>
                       <w:rFonts w:ascii="Times New Roman" w:hAnsi="Times New Roman" w:cs="Times New Roman"/>
                     </w:rPr>
-                    <w:t xml:space="preserve">ИНН {{ buyer_inn }}</w:t>
+                    <w:t xml:space="preserve">ПАО Сбербанк </w:t>
                   </w:r>
                 </w:p>
                 <w:p>
                   <w:pPr>
                     <w:spacing w:after="0"/>
+                    <w:ind w:left="459"/>
+                    <w:contextualSpacing/>
+                    <w:rPr>
+                      <w:rFonts w:ascii="Times New Roman" w:hAnsi="Times New Roman" w:cs="Times New Roman"/>
+                    </w:rPr>
                   </w:pPr>
                   <w:r>
                     <w:rPr>
                       <w:rFonts w:ascii="Times New Roman" w:hAnsi="Times New Roman" w:cs="Times New Roman"/>
                     </w:rPr>
-                    <w:t xml:space="preserve">{{ buyer_ogrn_label }} {{ buyer_ogrn }}</w:t>
+                    <w:t xml:space="preserve">№ </w:t>
+                  </w:r>
+                  <w:proofErr w:type="spellStart"/>
+                  <w:r>
+                    <w:rPr>
+                      <w:rFonts w:ascii="Times New Roman" w:hAnsi="Times New Roman" w:cs="Times New Roman"/>
+                    </w:rPr>
+                    <w:t>кор</w:t>
+                  </w:r>
+                  <w:proofErr w:type="spellEnd"/>
+                  <w:r>
+                    <w:rPr>
+                      <w:rFonts w:ascii="Times New Roman" w:hAnsi="Times New Roman" w:cs="Times New Roman"/>
+                    </w:rPr>
+                    <w:t>/</w:t>
+                  </w:r>
+                  <w:proofErr w:type="spellStart"/>
+                  <w:r>
+                    <w:rPr>
+                      <w:rFonts w:ascii="Times New Roman" w:hAnsi="Times New Roman" w:cs="Times New Roman"/>
+                    </w:rPr>
+                    <w:t>сч</w:t>
+                  </w:r>
+                  <w:proofErr w:type="spellEnd"/>
+                  <w:r>
+                    <w:rPr>
+                      <w:rFonts w:ascii="Times New Roman" w:hAnsi="Times New Roman" w:cs="Times New Roman"/>
+                    </w:rPr>
+                    <w:t xml:space="preserve"> </w:t>
+                  </w:r>
+                  <w:r>
+                    <w:rPr>
+                      <w:rFonts w:ascii="Times New Roman" w:hAnsi="Times New Roman" w:cs="Times New Roman"/>
+                    </w:rPr>
+                    <w:t xml:space="preserve"> 3010181</w:t>
+                  </w:r>
+                  <w:r>
+                    <w:rPr>
+                      <w:rFonts w:ascii="Times New Roman" w:hAnsi="Times New Roman" w:cs="Times New Roman"/>
+                    </w:rPr>
+                    <w:t>0500000000602</w:t>
                   </w:r>
                 </w:p>
                 <w:p>
                   <w:pPr>
                     <w:spacing w:after="0"/>
+                    <w:ind w:left="459"/>
+                    <w:contextualSpacing/>
+                    <w:rPr>
+                      <w:rStyle w:val="layout"/>
+                      <w:rFonts w:ascii="Times New Roman" w:hAnsi="Times New Roman" w:cs="Times New Roman"/>
+                    </w:rPr>
                   </w:pPr>
                   <w:r>
                     <w:rPr>
                       <w:rFonts w:ascii="Times New Roman" w:hAnsi="Times New Roman" w:cs="Times New Roman"/>
                     </w:rPr>
-                    <w:t xml:space="preserve">р/с {{ buyer_rs }}</w:t>
+                    <w:t xml:space="preserve">БИК </w:t>
+                  </w:r>
+                  <w:r>
+                    <w:rPr>
+                      <w:rFonts w:ascii="Times New Roman" w:hAnsi="Times New Roman" w:cs="Times New Roman"/>
+                    </w:rPr>
+                    <w:t>041203602</w:t>
                   </w:r>
                 </w:p>
                 <w:p>
                   <w:pPr>
-                    <w:spacing w:after="0"/>
+                    <w:spacing w:after="0" w:line="240" w:lineRule="auto"/>
+                    <w:rPr>
+                      <w:rFonts w:ascii="Times New Roman" w:hAnsi="Times New Roman" w:cs="Times New Roman"/>
+                      <w:color w:val="000000" w:themeColor="text1"/>
+                    </w:rPr>
                   </w:pPr>
-                  <w:r>
-                    <w:rPr>
-                      <w:rFonts w:ascii="Times New Roman" w:hAnsi="Times New Roman" w:cs="Times New Roman"/>
-                    </w:rPr>
-                    <w:t xml:space="preserve">Банк: {{ buyer_bank }}</w:t>
-                  </w:r>
                 </w:p>
                 <w:p>
                   <w:pPr>
-                    <w:spacing w:after="0"/>
+                    <w:spacing w:after="0" w:line="240" w:lineRule="auto"/>
+                    <w:rPr>
+                      <w:rFonts w:ascii="Times New Roman" w:hAnsi="Times New Roman" w:cs="Times New Roman"/>
+                      <w:color w:val="000000" w:themeColor="text1"/>
+                    </w:rPr>
                   </w:pPr>
-                  <w:r>
-                    <w:rPr>
-                      <w:rFonts w:ascii="Times New Roman" w:hAnsi="Times New Roman" w:cs="Times New Roman"/>
-                    </w:rPr>
-                    <w:t xml:space="preserve">к/с {{ buyer_ks }}</w:t>
-                  </w:r>
-                </w:p>
-                <w:p>
-                  <w:pPr>
-                    <w:spacing w:after="0"/>
-                  </w:pPr>
-                  <w:r>
-                    <w:rPr>
-                      <w:rFonts w:ascii="Times New Roman" w:hAnsi="Times New Roman" w:cs="Times New Roman"/>
-                    </w:rPr>
-                    <w:t xml:space="preserve">БИК {{ buyer_bik }}</w:t>
-                  </w:r>
                 </w:p>
               </w:tc>
             </w:tr>
             <w:tr>
               <w:tc>
                 <w:tcPr>
-                  <w:tcW w:w="4492" w:type="dxa"/>
+                  <w:tcW w:w="4962" w:type="dxa"/>
                   <w:tcBorders>
                     <w:top w:val="nil"/>
                     <w:left w:val="nil"/>
@@ -3602,38 +4675,240 @@
                 </w:tcPr>
                 <w:p>
                   <w:pPr>
-                    <w:spacing w:after="0"/>
+                    <w:widowControl w:val="0"/>
+                    <w:tabs>
+                      <w:tab w:val="left" w:pos="6087"/>
+                    </w:tabs>
+                    <w:spacing w:after="0" w:line="240" w:lineRule="auto"/>
+                    <w:jc w:val="center"/>
+                    <w:rPr>
+                      <w:rFonts w:ascii="Times New Roman" w:eastAsia="Times New Roman" w:hAnsi="Times New Roman" w:cs="Times New Roman"/>
+                      <w:b/>
+                      <w:bCs/>
+                      <w:color w:val="000000" w:themeColor="text1"/>
+                      <w:sz w:val="24"/>
+                      <w:szCs w:val="24"/>
+                      <w:lang w:eastAsia="ru-RU"/>
+                    </w:rPr>
                   </w:pPr>
                   <w:r>
-                    <w:t>{{ supplier_sign_org }}</w:t>
+                    <w:rPr>
+                      <w:rFonts w:ascii="Times New Roman" w:eastAsia="Times New Roman" w:hAnsi="Times New Roman" w:cs="Times New Roman"/>
+                      <w:b/>
+                      <w:bCs/>
+                      <w:color w:val="000000" w:themeColor="text1"/>
+                      <w:sz w:val="24"/>
+                      <w:szCs w:val="24"/>
+                      <w:lang w:eastAsia="ru-RU"/>
+                    </w:rPr>
+                    <w:t>Поставщик:</w:t>
                   </w:r>
                 </w:p>
                 <w:p>
                   <w:pPr>
-                    <w:spacing w:after="0"/>
+                    <w:widowControl w:val="0"/>
+                    <w:tabs>
+                      <w:tab w:val="left" w:pos="6087"/>
+                    </w:tabs>
+                    <w:spacing w:after="0" w:line="0" w:lineRule="atLeast"/>
+                    <w:rPr>
+                      <w:rFonts w:ascii="Times New Roman" w:eastAsia="Times New Roman" w:hAnsi="Times New Roman" w:cs="Times New Roman"/>
+                      <w:bCs/>
+                      <w:color w:val="000000" w:themeColor="text1"/>
+                      <w:lang w:eastAsia="ru-RU"/>
+                    </w:rPr>
                   </w:pPr>
                   <w:r>
                     <w:rPr>
-                      <w:rFonts w:ascii="Times New Roman" w:hAnsi="Times New Roman" w:cs="Times New Roman"/>
-                    </w:rPr>
-                    <w:t xml:space="preserve">___________________/{{ supplier_sign_name }}/</w:t>
+                      <w:rFonts w:ascii="Times New Roman" w:eastAsia="Times New Roman" w:hAnsi="Times New Roman" w:cs="Times New Roman"/>
+                      <w:b/>
+                      <w:bCs/>
+                      <w:color w:val="000000" w:themeColor="text1"/>
+                      <w:sz w:val="24"/>
+                      <w:szCs w:val="24"/>
+                      <w:lang w:eastAsia="ru-RU"/>
+                    </w:rPr>
+                    <w:t xml:space="preserve">ИП </w:t>
+                  </w:r>
+                  <w:r>
+                    <w:rPr>
+                      <w:rFonts w:ascii="Times New Roman" w:eastAsia="Times New Roman" w:hAnsi="Times New Roman" w:cs="Times New Roman"/>
+                      <w:b/>
+                      <w:bCs/>
+                      <w:color w:val="000000" w:themeColor="text1"/>
+                      <w:sz w:val="24"/>
+                      <w:szCs w:val="24"/>
+                      <w:lang w:eastAsia="ru-RU"/>
+                    </w:rPr>
+                    <w:t xml:space="preserve">Глава КФХ </w:t>
+                  </w:r>
+                  <w:proofErr w:type="spellStart"/>
+                  <w:r>
+                    <w:rPr>
+                      <w:rFonts w:ascii="Times New Roman" w:eastAsia="Times New Roman" w:hAnsi="Times New Roman" w:cs="Times New Roman"/>
+                      <w:b/>
+                      <w:bCs/>
+                      <w:color w:val="000000" w:themeColor="text1"/>
+                      <w:sz w:val="24"/>
+                      <w:szCs w:val="24"/>
+                      <w:lang w:eastAsia="ru-RU"/>
+                    </w:rPr>
+                    <w:t>Бейбудов</w:t>
+                  </w:r>
+                  <w:proofErr w:type="spellEnd"/>
+                  <w:r>
+                    <w:rPr>
+                      <w:rFonts w:ascii="Times New Roman" w:eastAsia="Times New Roman" w:hAnsi="Times New Roman" w:cs="Times New Roman"/>
+                      <w:b/>
+                      <w:bCs/>
+                      <w:color w:val="000000" w:themeColor="text1"/>
+                      <w:sz w:val="24"/>
+                      <w:szCs w:val="24"/>
+                      <w:lang w:eastAsia="ru-RU"/>
+                    </w:rPr>
+                    <w:t xml:space="preserve"> </w:t>
+                  </w:r>
+                  <w:proofErr w:type="spellStart"/>
+                  <w:r>
+                    <w:rPr>
+                      <w:rFonts w:ascii="Times New Roman" w:eastAsia="Times New Roman" w:hAnsi="Times New Roman" w:cs="Times New Roman"/>
+                      <w:b/>
+                      <w:bCs/>
+                      <w:color w:val="000000" w:themeColor="text1"/>
+                      <w:sz w:val="24"/>
+                      <w:szCs w:val="24"/>
+                      <w:lang w:eastAsia="ru-RU"/>
+                    </w:rPr>
+                    <w:t>И.А.Оглы</w:t>
+                  </w:r>
+                  <w:proofErr w:type="spellEnd"/>
+                  <w:r>
+                    <w:rPr>
+                      <w:rFonts w:ascii="Times New Roman" w:eastAsia="Times New Roman" w:hAnsi="Times New Roman" w:cs="Times New Roman"/>
+                      <w:bCs/>
+                      <w:color w:val="000000" w:themeColor="text1"/>
+                      <w:lang w:eastAsia="ru-RU"/>
+                    </w:rPr>
+                    <w:t xml:space="preserve"> </w:t>
                   </w:r>
                 </w:p>
                 <w:p>
                   <w:pPr>
-                    <w:spacing w:after="0"/>
+                    <w:widowControl w:val="0"/>
+                    <w:tabs>
+                      <w:tab w:val="left" w:pos="6087"/>
+                    </w:tabs>
+                    <w:spacing w:after="0" w:line="0" w:lineRule="atLeast"/>
+                    <w:jc w:val="center"/>
+                    <w:rPr>
+                      <w:rFonts w:ascii="Times New Roman" w:eastAsia="Times New Roman" w:hAnsi="Times New Roman" w:cs="Times New Roman"/>
+                      <w:bCs/>
+                      <w:color w:val="000000" w:themeColor="text1"/>
+                      <w:lang w:eastAsia="ru-RU"/>
+                    </w:rPr>
                   </w:pPr>
-                  <w:r>
-                    <w:rPr>
-                      <w:rFonts w:ascii="Times New Roman" w:hAnsi="Times New Roman" w:cs="Times New Roman"/>
-                    </w:rPr>
-                    <w:t xml:space="preserve">МП</w:t>
+                </w:p>
+                <w:p>
+                  <w:pPr>
+                    <w:widowControl w:val="0"/>
+                    <w:tabs>
+                      <w:tab w:val="left" w:pos="6087"/>
+                    </w:tabs>
+                    <w:spacing w:after="0" w:line="0" w:lineRule="atLeast"/>
+                    <w:jc w:val="both"/>
+                    <w:rPr>
+                      <w:rFonts w:ascii="Times New Roman" w:eastAsia="Times New Roman" w:hAnsi="Times New Roman" w:cs="Times New Roman"/>
+                      <w:bCs/>
+                      <w:color w:val="000000" w:themeColor="text1"/>
+                      <w:lang w:eastAsia="ru-RU"/>
+                    </w:rPr>
+                  </w:pPr>
+                  <w:r>
+                    <w:rPr>
+                      <w:rFonts w:ascii="Times New Roman" w:eastAsia="Times New Roman" w:hAnsi="Times New Roman" w:cs="Times New Roman"/>
+                      <w:bCs/>
+                      <w:color w:val="000000" w:themeColor="text1"/>
+                      <w:lang w:eastAsia="ru-RU"/>
+                    </w:rPr>
+                    <w:t>___________________/</w:t>
+                  </w:r>
+                  <w:proofErr w:type="spellStart"/>
+                  <w:r>
+                    <w:rPr>
+                      <w:rFonts w:ascii="Times New Roman" w:eastAsia="Times New Roman" w:hAnsi="Times New Roman" w:cs="Times New Roman"/>
+                      <w:bCs/>
+                      <w:color w:val="000000" w:themeColor="text1"/>
+                      <w:lang w:eastAsia="ru-RU"/>
+                    </w:rPr>
+                    <w:t>Бейбудов</w:t>
+                  </w:r>
+                  <w:proofErr w:type="spellEnd"/>
+                  <w:r>
+                    <w:rPr>
+                      <w:rFonts w:ascii="Times New Roman" w:eastAsia="Times New Roman" w:hAnsi="Times New Roman" w:cs="Times New Roman"/>
+                      <w:bCs/>
+                      <w:color w:val="000000" w:themeColor="text1"/>
+                      <w:lang w:eastAsia="ru-RU"/>
+                    </w:rPr>
+                    <w:t xml:space="preserve"> И.А. </w:t>
+                  </w:r>
+                  <w:proofErr w:type="spellStart"/>
+                  <w:r>
+                    <w:rPr>
+                      <w:rFonts w:ascii="Times New Roman" w:eastAsia="Times New Roman" w:hAnsi="Times New Roman" w:cs="Times New Roman"/>
+                      <w:bCs/>
+                      <w:color w:val="000000" w:themeColor="text1"/>
+                      <w:lang w:eastAsia="ru-RU"/>
+                    </w:rPr>
+                    <w:t>Оглы</w:t>
+                  </w:r>
+                  <w:proofErr w:type="spellEnd"/>
+                </w:p>
+                <w:p>
+                  <w:pPr>
+                    <w:widowControl w:val="0"/>
+                    <w:tabs>
+                      <w:tab w:val="left" w:pos="6087"/>
+                    </w:tabs>
+                    <w:spacing w:after="0" w:line="0" w:lineRule="atLeast"/>
+                    <w:jc w:val="both"/>
+                    <w:rPr>
+                      <w:rFonts w:ascii="Times New Roman" w:eastAsia="Times New Roman" w:hAnsi="Times New Roman" w:cs="Times New Roman"/>
+                      <w:bCs/>
+                      <w:color w:val="000000" w:themeColor="text1"/>
+                      <w:lang w:eastAsia="ru-RU"/>
+                    </w:rPr>
+                  </w:pPr>
+                </w:p>
+                <w:p>
+                  <w:pPr>
+                    <w:widowControl w:val="0"/>
+                    <w:tabs>
+                      <w:tab w:val="left" w:pos="6087"/>
+                    </w:tabs>
+                    <w:spacing w:after="0" w:line="0" w:lineRule="atLeast"/>
+                    <w:jc w:val="both"/>
+                    <w:rPr>
+                      <w:rFonts w:ascii="Times New Roman" w:eastAsia="Times New Roman" w:hAnsi="Times New Roman" w:cs="Times New Roman"/>
+                      <w:bCs/>
+                      <w:color w:val="000000" w:themeColor="text1"/>
+                      <w:lang w:eastAsia="ru-RU"/>
+                    </w:rPr>
+                  </w:pPr>
+                  <w:r>
+                    <w:rPr>
+                      <w:rFonts w:ascii="Times New Roman" w:eastAsia="Times New Roman" w:hAnsi="Times New Roman" w:cs="Times New Roman"/>
+                      <w:bCs/>
+                      <w:color w:val="000000" w:themeColor="text1"/>
+                      <w:lang w:eastAsia="ru-RU"/>
+                    </w:rPr>
+                    <w:t>МП</w:t>
                   </w:r>
                 </w:p>
               </w:tc>
               <w:tc>
                 <w:tcPr>
-                  <w:tcW w:w="4491" w:type="dxa"/>
+                  <w:tcW w:w="6139" w:type="dxa"/>
                   <w:tcBorders>
                     <w:top w:val="nil"/>
                     <w:left w:val="nil"/>
@@ -3643,32 +4918,274 @@
                 </w:tcPr>
                 <w:p>
                   <w:pPr>
-                    <w:spacing w:after="0"/>
+                    <w:spacing w:after="0" w:line="240" w:lineRule="auto"/>
+                    <w:jc w:val="center"/>
+                    <w:rPr>
+                      <w:rFonts w:ascii="Times New Roman" w:eastAsia="Calibri" w:hAnsi="Times New Roman" w:cs="Times New Roman"/>
+                      <w:b/>
+                      <w:color w:val="000000" w:themeColor="text1"/>
+                    </w:rPr>
                   </w:pPr>
                   <w:r>
-                    <w:t>{{ buyer_sign_org }}</w:t>
+                    <w:rPr>
+                      <w:rFonts w:ascii="Times New Roman" w:eastAsia="Calibri" w:hAnsi="Times New Roman" w:cs="Times New Roman"/>
+                      <w:b/>
+                      <w:color w:val="000000" w:themeColor="text1"/>
+                    </w:rPr>
+                    <w:t>Покупатель:</w:t>
                   </w:r>
                 </w:p>
                 <w:p>
                   <w:pPr>
-                    <w:spacing w:after="0"/>
+                    <w:spacing w:after="0" w:line="240" w:lineRule="auto"/>
+                    <w:rPr>
+                      <w:rFonts w:ascii="Times New Roman" w:eastAsia="Calibri" w:hAnsi="Times New Roman" w:cs="Times New Roman"/>
+                      <w:color w:val="000000" w:themeColor="text1"/>
+                    </w:rPr>
                   </w:pPr>
                   <w:r>
                     <w:rPr>
-                      <w:rFonts w:ascii="Times New Roman" w:hAnsi="Times New Roman" w:cs="Times New Roman"/>
-                    </w:rPr>
-                    <w:t xml:space="preserve">_____________________/{{ buyer_sign_name }}/</w:t>
+                      <w:rFonts w:ascii="Times New Roman" w:eastAsia="Calibri" w:hAnsi="Times New Roman" w:cs="Times New Roman"/>
+                      <w:b/>
+                      <w:color w:val="000000" w:themeColor="text1"/>
+                    </w:rPr>
+                    <w:t xml:space="preserve">      </w:t>
+                  </w:r>
+                  <w:r>
+                    <w:rPr>
+                      <w:rFonts w:ascii="Times New Roman" w:eastAsia="Calibri" w:hAnsi="Times New Roman" w:cs="Times New Roman"/>
+                      <w:b/>
+                      <w:color w:val="000000" w:themeColor="text1"/>
+                    </w:rPr>
+                    <w:t xml:space="preserve">   </w:t>
+                  </w:r>
+                  <w:r>
+                    <w:rPr>
+                      <w:rFonts w:ascii="Times New Roman" w:eastAsia="Calibri" w:hAnsi="Times New Roman" w:cs="Times New Roman"/>
+                      <w:b/>
+                      <w:color w:val="000000" w:themeColor="text1"/>
+                    </w:rPr>
+                    <w:t xml:space="preserve"> </w:t>
+                  </w:r>
+                  <w:r>
+                    <w:rPr>
+                      <w:rFonts w:ascii="Times New Roman" w:eastAsia="Calibri" w:hAnsi="Times New Roman" w:cs="Times New Roman"/>
+                      <w:b/>
+                      <w:color w:val="000000" w:themeColor="text1"/>
+                    </w:rPr>
+                    <w:t xml:space="preserve">                 </w:t>
+                  </w:r>
+                  <w:r>
+                    <w:rPr>
+                      <w:rFonts w:ascii="Times New Roman" w:eastAsia="Calibri" w:hAnsi="Times New Roman" w:cs="Times New Roman"/>
+                      <w:b/>
+                      <w:color w:val="000000" w:themeColor="text1"/>
+                    </w:rPr>
+                    <w:t xml:space="preserve">ИП Глава КФХ </w:t>
+                  </w:r>
+                  <w:proofErr w:type="spellStart"/>
+                  <w:r>
+                    <w:rPr>
+                      <w:rFonts w:ascii="Times New Roman" w:eastAsia="Calibri" w:hAnsi="Times New Roman" w:cs="Times New Roman"/>
+                      <w:b/>
+                      <w:color w:val="000000" w:themeColor="text1"/>
+                    </w:rPr>
+                    <w:t>Вейсов</w:t>
+                  </w:r>
+                  <w:proofErr w:type="spellEnd"/>
+                  <w:r>
+                    <w:rPr>
+                      <w:rFonts w:ascii="Times New Roman" w:eastAsia="Calibri" w:hAnsi="Times New Roman" w:cs="Times New Roman"/>
+                      <w:b/>
+                      <w:color w:val="000000" w:themeColor="text1"/>
+                    </w:rPr>
+                    <w:t xml:space="preserve"> С.М.-</w:t>
+                  </w:r>
+                  <w:proofErr w:type="spellStart"/>
+                  <w:r>
+                    <w:rPr>
+                      <w:rFonts w:ascii="Times New Roman" w:eastAsia="Calibri" w:hAnsi="Times New Roman" w:cs="Times New Roman"/>
+                      <w:b/>
+                      <w:color w:val="000000" w:themeColor="text1"/>
+                    </w:rPr>
+                    <w:t>Оглы</w:t>
+                  </w:r>
+                  <w:proofErr w:type="spellEnd"/>
+                  <w:r>
+                    <w:rPr>
+                      <w:rFonts w:ascii="Times New Roman" w:eastAsia="Calibri" w:hAnsi="Times New Roman" w:cs="Times New Roman"/>
+                      <w:color w:val="000000" w:themeColor="text1"/>
+                    </w:rPr>
+                    <w:t xml:space="preserve"> </w:t>
                   </w:r>
                 </w:p>
                 <w:p>
                   <w:pPr>
-                    <w:spacing w:after="0"/>
+                    <w:spacing w:after="0" w:line="240" w:lineRule="auto"/>
+                    <w:rPr>
+                      <w:rFonts w:ascii="Times New Roman" w:eastAsia="Calibri" w:hAnsi="Times New Roman" w:cs="Times New Roman"/>
+                      <w:color w:val="000000" w:themeColor="text1"/>
+                    </w:rPr>
                   </w:pPr>
                   <w:r>
                     <w:rPr>
+                      <w:rFonts w:ascii="Times New Roman" w:eastAsia="Calibri" w:hAnsi="Times New Roman" w:cs="Times New Roman"/>
+                      <w:color w:val="000000" w:themeColor="text1"/>
+                    </w:rPr>
+                    <w:t xml:space="preserve"> </w:t>
+                  </w:r>
+                </w:p>
+                <w:p>
+                  <w:pPr>
+                    <w:spacing w:after="0" w:line="240" w:lineRule="auto"/>
+                    <w:rPr>
                       <w:rFonts w:ascii="Times New Roman" w:hAnsi="Times New Roman" w:cs="Times New Roman"/>
-                    </w:rPr>
-                    <w:t xml:space="preserve">МП</w:t>
+                      <w:color w:val="000000" w:themeColor="text1"/>
+                    </w:rPr>
+                  </w:pPr>
+                  <w:r>
+                    <w:rPr>
+                      <w:rFonts w:ascii="Times New Roman" w:eastAsia="Calibri" w:hAnsi="Times New Roman" w:cs="Times New Roman"/>
+                      <w:color w:val="000000" w:themeColor="text1"/>
+                    </w:rPr>
+                    <w:t xml:space="preserve">         </w:t>
+                  </w:r>
+                  <w:r>
+                    <w:rPr>
+                      <w:rFonts w:ascii="Times New Roman" w:eastAsia="Calibri" w:hAnsi="Times New Roman" w:cs="Times New Roman"/>
+                      <w:color w:val="000000" w:themeColor="text1"/>
+                    </w:rPr>
+                    <w:softHyphen/>
+                  </w:r>
+                  <w:r>
+                    <w:rPr>
+                      <w:rFonts w:ascii="Times New Roman" w:eastAsia="Calibri" w:hAnsi="Times New Roman" w:cs="Times New Roman"/>
+                      <w:color w:val="000000" w:themeColor="text1"/>
+                    </w:rPr>
+                    <w:softHyphen/>
+                  </w:r>
+                  <w:r>
+                    <w:rPr>
+                      <w:rFonts w:ascii="Times New Roman" w:eastAsia="Calibri" w:hAnsi="Times New Roman" w:cs="Times New Roman"/>
+                      <w:color w:val="000000" w:themeColor="text1"/>
+                    </w:rPr>
+                    <w:softHyphen/>
+                  </w:r>
+                  <w:r>
+                    <w:rPr>
+                      <w:rFonts w:ascii="Times New Roman" w:eastAsia="Calibri" w:hAnsi="Times New Roman" w:cs="Times New Roman"/>
+                      <w:color w:val="000000" w:themeColor="text1"/>
+                    </w:rPr>
+                    <w:softHyphen/>
+                  </w:r>
+                  <w:r>
+                    <w:rPr>
+                      <w:rFonts w:ascii="Times New Roman" w:eastAsia="Calibri" w:hAnsi="Times New Roman" w:cs="Times New Roman"/>
+                      <w:color w:val="000000" w:themeColor="text1"/>
+                    </w:rPr>
+                    <w:softHyphen/>
+                  </w:r>
+                  <w:r>
+                    <w:rPr>
+                      <w:rFonts w:ascii="Times New Roman" w:eastAsia="Calibri" w:hAnsi="Times New Roman" w:cs="Times New Roman"/>
+                      <w:color w:val="000000" w:themeColor="text1"/>
+                    </w:rPr>
+                    <w:softHyphen/>
+                  </w:r>
+                  <w:r>
+                    <w:rPr>
+                      <w:rFonts w:ascii="Times New Roman" w:eastAsia="Calibri" w:hAnsi="Times New Roman" w:cs="Times New Roman"/>
+                      <w:color w:val="000000" w:themeColor="text1"/>
+                    </w:rPr>
+                    <w:softHyphen/>
+                  </w:r>
+                  <w:r>
+                    <w:rPr>
+                      <w:rFonts w:ascii="Times New Roman" w:eastAsia="Calibri" w:hAnsi="Times New Roman" w:cs="Times New Roman"/>
+                      <w:color w:val="000000" w:themeColor="text1"/>
+                    </w:rPr>
+                    <w:softHyphen/>
+                  </w:r>
+                  <w:r>
+                    <w:rPr>
+                      <w:rFonts w:ascii="Times New Roman" w:eastAsia="Calibri" w:hAnsi="Times New Roman" w:cs="Times New Roman"/>
+                      <w:color w:val="000000" w:themeColor="text1"/>
+                    </w:rPr>
+                    <w:softHyphen/>
+                  </w:r>
+                  <w:r>
+                    <w:rPr>
+                      <w:rFonts w:ascii="Times New Roman" w:eastAsia="Calibri" w:hAnsi="Times New Roman" w:cs="Times New Roman"/>
+                      <w:color w:val="000000" w:themeColor="text1"/>
+                    </w:rPr>
+                    <w:softHyphen/>
+                    <w:t>________</w:t>
+                  </w:r>
+                  <w:r>
+                    <w:rPr>
+                      <w:rFonts w:ascii="Times New Roman" w:eastAsia="Calibri" w:hAnsi="Times New Roman" w:cs="Times New Roman"/>
+                      <w:color w:val="000000" w:themeColor="text1"/>
+                    </w:rPr>
+                    <w:t>_______________/</w:t>
+                  </w:r>
+                  <w:r>
+                    <w:rPr>
+                      <w:rFonts w:ascii="Times New Roman" w:eastAsia="Times New Roman" w:hAnsi="Times New Roman" w:cs="Times New Roman"/>
+                      <w:color w:val="000000" w:themeColor="text1"/>
+                      <w:lang w:eastAsia="ru-RU"/>
+                    </w:rPr>
+                    <w:t xml:space="preserve"> </w:t>
+                  </w:r>
+                  <w:proofErr w:type="spellStart"/>
+                  <w:r>
+                    <w:rPr>
+                      <w:rFonts w:ascii="Times New Roman" w:eastAsia="Times New Roman" w:hAnsi="Times New Roman" w:cs="Times New Roman"/>
+                      <w:color w:val="000000" w:themeColor="text1"/>
+                      <w:lang w:eastAsia="ru-RU"/>
+                    </w:rPr>
+                    <w:t>Вейсов</w:t>
+                  </w:r>
+                  <w:proofErr w:type="spellEnd"/>
+                  <w:r>
+                    <w:rPr>
+                      <w:rFonts w:ascii="Times New Roman" w:eastAsia="Times New Roman" w:hAnsi="Times New Roman" w:cs="Times New Roman"/>
+                      <w:color w:val="000000" w:themeColor="text1"/>
+                      <w:lang w:eastAsia="ru-RU"/>
+                    </w:rPr>
+                    <w:t xml:space="preserve"> С.М.-</w:t>
+                  </w:r>
+                  <w:proofErr w:type="spellStart"/>
+                  <w:r>
+                    <w:rPr>
+                      <w:rFonts w:ascii="Times New Roman" w:eastAsia="Times New Roman" w:hAnsi="Times New Roman" w:cs="Times New Roman"/>
+                      <w:color w:val="000000" w:themeColor="text1"/>
+                      <w:lang w:eastAsia="ru-RU"/>
+                    </w:rPr>
+                    <w:t>Оглы</w:t>
+                  </w:r>
+                  <w:proofErr w:type="spellEnd"/>
+                </w:p>
+                <w:p>
+                  <w:pPr>
+                    <w:spacing w:after="0" w:line="240" w:lineRule="auto"/>
+                    <w:rPr>
+                      <w:rFonts w:ascii="Times New Roman" w:hAnsi="Times New Roman" w:cs="Times New Roman"/>
+                      <w:color w:val="000000" w:themeColor="text1"/>
+                    </w:rPr>
+                  </w:pPr>
+                  <w:r>
+                    <w:rPr>
+                      <w:rFonts w:ascii="Times New Roman" w:eastAsia="Calibri" w:hAnsi="Times New Roman" w:cs="Times New Roman"/>
+                      <w:color w:val="000000" w:themeColor="text1"/>
+                    </w:rPr>
+                    <w:t xml:space="preserve">             </w:t>
+                  </w:r>
+                  <w:r>
+                    <w:rPr>
+                      <w:rFonts w:ascii="Times New Roman" w:eastAsia="Calibri" w:hAnsi="Times New Roman" w:cs="Times New Roman"/>
+                      <w:color w:val="000000" w:themeColor="text1"/>
+                    </w:rPr>
+                    <w:t>МП</w:t>
                   </w:r>
                 </w:p>
               </w:tc>
@@ -3692,7 +5209,7 @@
         </w:tc>
         <w:tc>
           <w:tcPr>
-            <w:tcW w:w="28" w:type="dxa"/>
+            <w:tcW w:w="236" w:type="dxa"/>
             <w:tcBorders>
               <w:top w:val="nil"/>
               <w:left w:val="nil"/>
@@ -3714,7 +5231,7 @@
       <w:tr>
         <w:tc>
           <w:tcPr>
-            <w:tcW w:w="8955" w:type="dxa"/>
+            <w:tcW w:w="10461" w:type="dxa"/>
             <w:tcBorders>
               <w:top w:val="nil"/>
               <w:left w:val="nil"/>
@@ -3741,7 +5258,7 @@
         </w:tc>
         <w:tc>
           <w:tcPr>
-            <w:tcW w:w="28" w:type="dxa"/>
+            <w:tcW w:w="236" w:type="dxa"/>
             <w:tcBorders>
               <w:top w:val="nil"/>
               <w:left w:val="nil"/>
@@ -3763,7 +5280,7 @@
       <w:tr>
         <w:tc>
           <w:tcPr>
-            <w:tcW w:w="8955" w:type="dxa"/>
+            <w:tcW w:w="10461" w:type="dxa"/>
             <w:tcBorders>
               <w:top w:val="nil"/>
               <w:left w:val="nil"/>
@@ -3790,7 +5307,7 @@
         </w:tc>
         <w:tc>
           <w:tcPr>
-            <w:tcW w:w="28" w:type="dxa"/>
+            <w:tcW w:w="236" w:type="dxa"/>
             <w:tcBorders>
               <w:top w:val="nil"/>
               <w:left w:val="nil"/>
@@ -3839,10 +5356,12 @@
           <w:lang w:eastAsia="ru-RU"/>
         </w:rPr>
       </w:pPr>
+      <w:bookmarkStart w:id="3" w:name="_GoBack"/>
+      <w:bookmarkEnd w:id="3"/>
     </w:p>
     <w:sectPr>
       <w:pgSz w:w="11906" w:h="16838"/>
-      <w:pgMar w:top="709" w:right="1080" w:bottom="993" w:left="1080" w:header="0" w:footer="0" w:gutter="0"/>
+      <w:pgMar w:top="720" w:right="720" w:bottom="720" w:left="720" w:header="0" w:footer="0" w:gutter="0"/>
       <w:cols w:space="720"/>
       <w:formProt w:val="0"/>
       <w:docGrid w:linePitch="360" w:charSpace="4096"/>
@@ -3854,6 +5373,27 @@
 <file path=word/numbering.xml><?xml version="1.0" encoding="utf-8"?>
 <w:numbering xmlns:wpc="http://schemas.microsoft.com/office/word/2010/wordprocessingCanvas" xmlns:mc="http://schemas.openxmlformats.org/markup-compatibility/2006" xmlns:o="urn:schemas-microsoft-com:office:office" xmlns:r="http://schemas.openxmlformats.org/officeDocument/2006/relationships" xmlns:m="http://schemas.openxmlformats.org/officeDocument/2006/math" xmlns:v="urn:schemas-microsoft-com:vml" xmlns:wp14="http://schemas.microsoft.com/office/word/2010/wordprocessingDrawing" xmlns:wp="http://schemas.openxmlformats.org/drawingml/2006/wordprocessingDrawing" xmlns:w10="urn:schemas-microsoft-com:office:word" xmlns:w="http://schemas.openxmlformats.org/wordprocessingml/2006/main" xmlns:w14="http://schemas.microsoft.com/office/word/2010/wordml" xmlns:wpg="http://schemas.microsoft.com/office/word/2010/wordprocessingGroup" xmlns:wpi="http://schemas.microsoft.com/office/word/2010/wordprocessingInk" xmlns:wne="http://schemas.microsoft.com/office/word/2006/wordml" xmlns:wps="http://schemas.microsoft.com/office/word/2010/wordprocessingShape" mc:Ignorable="w14 wp14">
   <w:abstractNum w:abstractNumId="0">
+    <w:nsid w:val="FFFFFF89"/>
+    <w:multiLevelType w:val="singleLevel"/>
+    <w:tmpl w:val="FF46BFB0"/>
+    <w:lvl w:ilvl="0">
+      <w:start w:val="1"/>
+      <w:numFmt w:val="bullet"/>
+      <w:pStyle w:val="a"/>
+      <w:lvlText w:val=""/>
+      <w:lvlJc w:val="left"/>
+      <w:pPr>
+        <w:tabs>
+          <w:tab w:val="num" w:pos="360"/>
+        </w:tabs>
+        <w:ind w:left="360" w:hanging="360"/>
+      </w:pPr>
+      <w:rPr>
+        <w:rFonts w:ascii="Symbol" w:hAnsi="Symbol" w:hint="default"/>
+      </w:rPr>
+    </w:lvl>
+  </w:abstractNum>
+  <w:abstractNum w:abstractNumId="1">
     <w:nsid w:val="3DF81239"/>
     <w:multiLevelType w:val="multilevel"/>
     <w:tmpl w:val="A724A2EA"/>
@@ -3975,7 +5515,7 @@
       </w:pPr>
     </w:lvl>
   </w:abstractNum>
-  <w:abstractNum w:abstractNumId="1">
+  <w:abstractNum w:abstractNumId="2">
     <w:nsid w:val="57482DFA"/>
     <w:multiLevelType w:val="multilevel"/>
     <w:tmpl w:val="054A3F0E"/>
@@ -4088,10 +5628,105 @@
       </w:pPr>
     </w:lvl>
   </w:abstractNum>
+  <w:abstractNum w:abstractNumId="3">
+    <w:nsid w:val="70D91631"/>
+    <w:multiLevelType w:val="hybridMultilevel"/>
+    <w:tmpl w:val="369A35F6"/>
+    <w:lvl w:ilvl="0" w:tplc="0419000F">
+      <w:start w:val="1"/>
+      <w:numFmt w:val="decimal"/>
+      <w:lvlText w:val="%1."/>
+      <w:lvlJc w:val="left"/>
+      <w:pPr>
+        <w:ind w:left="720" w:hanging="360"/>
+      </w:pPr>
+      <w:rPr>
+        <w:rFonts w:hint="default"/>
+      </w:rPr>
+    </w:lvl>
+    <w:lvl w:ilvl="1" w:tplc="04190019" w:tentative="1">
+      <w:start w:val="1"/>
+      <w:numFmt w:val="lowerLetter"/>
+      <w:lvlText w:val="%2."/>
+      <w:lvlJc w:val="left"/>
+      <w:pPr>
+        <w:ind w:left="1440" w:hanging="360"/>
+      </w:pPr>
+    </w:lvl>
+    <w:lvl w:ilvl="2" w:tplc="0419001B" w:tentative="1">
+      <w:start w:val="1"/>
+      <w:numFmt w:val="lowerRoman"/>
+      <w:lvlText w:val="%3."/>
+      <w:lvlJc w:val="right"/>
+      <w:pPr>
+        <w:ind w:left="2160" w:hanging="180"/>
+      </w:pPr>
+    </w:lvl>
+    <w:lvl w:ilvl="3" w:tplc="0419000F" w:tentative="1">
+      <w:start w:val="1"/>
+      <w:numFmt w:val="decimal"/>
+      <w:lvlText w:val="%4."/>
+      <w:lvlJc w:val="left"/>
+      <w:pPr>
+        <w:ind w:left="2880" w:hanging="360"/>
+      </w:pPr>
+    </w:lvl>
+    <w:lvl w:ilvl="4" w:tplc="04190019" w:tentative="1">
+      <w:start w:val="1"/>
+      <w:numFmt w:val="lowerLetter"/>
+      <w:lvlText w:val="%5."/>
+      <w:lvlJc w:val="left"/>
+      <w:pPr>
+        <w:ind w:left="3600" w:hanging="360"/>
+      </w:pPr>
+    </w:lvl>
+    <w:lvl w:ilvl="5" w:tplc="0419001B" w:tentative="1">
+      <w:start w:val="1"/>
+      <w:numFmt w:val="lowerRoman"/>
+      <w:lvlText w:val="%6."/>
+      <w:lvlJc w:val="right"/>
+      <w:pPr>
+        <w:ind w:left="4320" w:hanging="180"/>
+      </w:pPr>
+    </w:lvl>
+    <w:lvl w:ilvl="6" w:tplc="0419000F" w:tentative="1">
+      <w:start w:val="1"/>
+      <w:numFmt w:val="decimal"/>
+      <w:lvlText w:val="%7."/>
+      <w:lvlJc w:val="left"/>
+      <w:pPr>
+        <w:ind w:left="5040" w:hanging="360"/>
+      </w:pPr>
+    </w:lvl>
+    <w:lvl w:ilvl="7" w:tplc="04190019" w:tentative="1">
+      <w:start w:val="1"/>
+      <w:numFmt w:val="lowerLetter"/>
+      <w:lvlText w:val="%8."/>
+      <w:lvlJc w:val="left"/>
+      <w:pPr>
+        <w:ind w:left="5760" w:hanging="360"/>
+      </w:pPr>
+    </w:lvl>
+    <w:lvl w:ilvl="8" w:tplc="0419001B" w:tentative="1">
+      <w:start w:val="1"/>
+      <w:numFmt w:val="lowerRoman"/>
+      <w:lvlText w:val="%9."/>
+      <w:lvlJc w:val="right"/>
+      <w:pPr>
+        <w:ind w:left="6480" w:hanging="180"/>
+      </w:pPr>
+    </w:lvl>
+  </w:abstractNum>
   <w:num w:numId="1">
+    <w:abstractNumId w:val="2"/>
+  </w:num>
+  <w:num w:numId="2">
     <w:abstractNumId w:val="1"/>
   </w:num>
-  <w:num w:numId="2">
+  <w:num w:numId="3">
+    <w:abstractNumId w:val="3"/>
+  </w:num>
+  <w:num w:numId="4">
     <w:abstractNumId w:val="0"/>
   </w:num>
 </w:numbering>
@@ -4253,7 +5888,7 @@
     <w:lsdException w:name="Bibliography" w:uiPriority="37"/>
     <w:lsdException w:name="TOC Heading" w:uiPriority="39" w:qFormat="1"/>
   </w:latentStyles>
-  <w:style w:type="paragraph" w:default="1" w:styleId="a">
+  <w:style w:type="paragraph" w:default="1" w:styleId="a0">
     <w:name w:val="Normal"/>
     <w:qFormat/>
     <w:pPr>
@@ -4262,7 +5897,7 @@
   </w:style>
   <w:style w:type="paragraph" w:styleId="1">
     <w:name w:val="heading 1"/>
-    <w:basedOn w:val="a"/>
+    <w:basedOn w:val="a0"/>
     <w:link w:val="10"/>
     <w:uiPriority w:val="9"/>
     <w:qFormat/>
@@ -4280,13 +5915,13 @@
       <w:lang w:eastAsia="ru-RU"/>
     </w:rPr>
   </w:style>
-  <w:style w:type="character" w:default="1" w:styleId="a0">
+  <w:style w:type="character" w:default="1" w:styleId="a1">
     <w:name w:val="Default Paragraph Font"/>
     <w:uiPriority w:val="1"/>
     <w:semiHidden/>
     <w:unhideWhenUsed/>
   </w:style>
-  <w:style w:type="table" w:default="1" w:styleId="a1">
+  <w:style w:type="table" w:default="1" w:styleId="a2">
     <w:name w:val="Normal Table"/>
     <w:uiPriority w:val="99"/>
     <w:semiHidden/>
@@ -4301,7 +5936,7 @@
       </w:tblCellMar>
     </w:tblPr>
   </w:style>
-  <w:style w:type="numbering" w:default="1" w:styleId="a2">
+  <w:style w:type="numbering" w:default="1" w:styleId="a3">
     <w:name w:val="No List"/>
     <w:uiPriority w:val="99"/>
     <w:semiHidden/>
@@ -4309,13 +5944,13 @@
   </w:style>
   <w:style w:type="character" w:customStyle="1" w:styleId="apple-converted-space">
     <w:name w:val="apple-converted-space"/>
-    <w:basedOn w:val="a0"/>
+    <w:basedOn w:val="a1"/>
     <w:qFormat/>
     <w:rsid w:val="00163C9A"/>
   </w:style>
   <w:style w:type="character" w:customStyle="1" w:styleId="HTML">
     <w:name w:val="Стандартный HTML Знак"/>
-    <w:basedOn w:val="a0"/>
+    <w:basedOn w:val="a1"/>
     <w:link w:val="HTML"/>
     <w:uiPriority w:val="99"/>
     <w:semiHidden/>
@@ -4330,7 +5965,7 @@
   </w:style>
   <w:style w:type="character" w:customStyle="1" w:styleId="10">
     <w:name w:val="Заголовок 1 Знак"/>
-    <w:basedOn w:val="a0"/>
+    <w:basedOn w:val="a1"/>
     <w:link w:val="1"/>
     <w:uiPriority w:val="9"/>
     <w:qFormat/>
@@ -4345,7 +5980,7 @@
   </w:style>
   <w:style w:type="character" w:customStyle="1" w:styleId="-">
     <w:name w:val="Интернет-ссылка"/>
-    <w:basedOn w:val="a0"/>
+    <w:basedOn w:val="a1"/>
     <w:uiPriority w:val="99"/>
     <w:semiHidden/>
     <w:unhideWhenUsed/>
@@ -4363,7 +5998,7 @@
   </w:style>
   <w:style w:type="character" w:customStyle="1" w:styleId="btn-icon5">
     <w:name w:val="btn-icon5"/>
-    <w:basedOn w:val="a0"/>
+    <w:basedOn w:val="a1"/>
     <w:qFormat/>
     <w:rsid w:val="000E63EF"/>
     <w:rPr>
@@ -4379,7 +6014,7 @@
   </w:style>
   <w:style w:type="character" w:customStyle="1" w:styleId="btn-label6">
     <w:name w:val="btn-label6"/>
-    <w:basedOn w:val="a0"/>
+    <w:basedOn w:val="a1"/>
     <w:qFormat/>
     <w:rsid w:val="000E63EF"/>
     <w:rPr>
@@ -4391,9 +6026,9 @@
       <w:vertAlign w:val="baseline"/>
     </w:rPr>
   </w:style>
-  <w:style w:type="character" w:customStyle="1" w:styleId="a3">
+  <w:style w:type="character" w:customStyle="1" w:styleId="a4">
     <w:name w:val="Текст выноски Знак"/>
-    <w:basedOn w:val="a0"/>
+    <w:basedOn w:val="a1"/>
     <w:uiPriority w:val="99"/>
     <w:semiHidden/>
     <w:qFormat/>
@@ -4404,10 +6039,10 @@
       <w:szCs w:val="18"/>
     </w:rPr>
   </w:style>
-  <w:style w:type="paragraph" w:customStyle="1" w:styleId="a4">
+  <w:style w:type="paragraph" w:customStyle="1" w:styleId="a5">
     <w:name w:val="Заголовок"/>
-    <w:basedOn w:val="a"/>
-    <w:next w:val="a5"/>
+    <w:basedOn w:val="a0"/>
+    <w:next w:val="a6"/>
     <w:qFormat/>
     <w:pPr>
       <w:keepNext/>
@@ -4419,23 +6054,23 @@
       <w:szCs w:val="28"/>
     </w:rPr>
   </w:style>
-  <w:style w:type="paragraph" w:styleId="a5">
+  <w:style w:type="paragraph" w:styleId="a6">
     <w:name w:val="Body Text"/>
-    <w:basedOn w:val="a"/>
+    <w:basedOn w:val="a0"/>
     <w:pPr>
       <w:spacing w:after="140" w:line="276" w:lineRule="auto"/>
     </w:pPr>
   </w:style>
-  <w:style w:type="paragraph" w:styleId="a6">
+  <w:style w:type="paragraph" w:styleId="a7">
     <w:name w:val="List"/>
-    <w:basedOn w:val="a5"/>
+    <w:basedOn w:val="a6"/>
     <w:rPr>
       <w:rFonts w:cs="Arial"/>
     </w:rPr>
   </w:style>
-  <w:style w:type="paragraph" w:styleId="a7">
+  <w:style w:type="paragraph" w:styleId="a8">
     <w:name w:val="caption"/>
-    <w:basedOn w:val="a"/>
+    <w:basedOn w:val="a0"/>
     <w:qFormat/>
     <w:pPr>
       <w:suppressLineNumbers/>
@@ -4449,9 +6084,9 @@
       <w:szCs w:val="24"/>
     </w:rPr>
   </w:style>
-  <w:style w:type="paragraph" w:styleId="a8">
+  <w:style w:type="paragraph" w:styleId="a9">
     <w:name w:val="index heading"/>
-    <w:basedOn w:val="a"/>
+    <w:basedOn w:val="a0"/>
     <w:qFormat/>
     <w:pPr>
       <w:suppressLineNumbers/>
@@ -4462,7 +6097,7 @@
   </w:style>
   <w:style w:type="paragraph" w:styleId="HTML0">
     <w:name w:val="HTML Preformatted"/>
-    <w:basedOn w:val="a"/>
+    <w:basedOn w:val="a0"/>
     <w:uiPriority w:val="99"/>
     <w:semiHidden/>
     <w:unhideWhenUsed/>
@@ -4496,9 +6131,9 @@
       <w:lang w:eastAsia="ru-RU"/>
     </w:rPr>
   </w:style>
-  <w:style w:type="paragraph" w:styleId="a9">
+  <w:style w:type="paragraph" w:styleId="aa">
     <w:name w:val="Balloon Text"/>
-    <w:basedOn w:val="a"/>
+    <w:basedOn w:val="a0"/>
     <w:uiPriority w:val="99"/>
     <w:semiHidden/>
     <w:unhideWhenUsed/>
@@ -4513,9 +6148,9 @@
       <w:szCs w:val="18"/>
     </w:rPr>
   </w:style>
-  <w:style w:type="paragraph" w:styleId="aa">
+  <w:style w:type="paragraph" w:styleId="ab">
     <w:name w:val="List Paragraph"/>
-    <w:basedOn w:val="a"/>
+    <w:basedOn w:val="a0"/>
     <w:uiPriority w:val="34"/>
     <w:qFormat/>
     <w:rsid w:val="008E3998"/>
@@ -4524,18 +6159,18 @@
       <w:contextualSpacing/>
     </w:pPr>
   </w:style>
-  <w:style w:type="paragraph" w:customStyle="1" w:styleId="ab">
+  <w:style w:type="paragraph" w:customStyle="1" w:styleId="ac">
     <w:name w:val="Содержимое таблицы"/>
-    <w:basedOn w:val="a"/>
+    <w:basedOn w:val="a0"/>
     <w:qFormat/>
     <w:pPr>
       <w:widowControl w:val="0"/>
       <w:suppressLineNumbers/>
     </w:pPr>
   </w:style>
-  <w:style w:type="paragraph" w:customStyle="1" w:styleId="ac">
+  <w:style w:type="paragraph" w:customStyle="1" w:styleId="ad">
     <w:name w:val="Заголовок таблицы"/>
-    <w:basedOn w:val="ab"/>
+    <w:basedOn w:val="ac"/>
     <w:qFormat/>
     <w:pPr>
       <w:jc w:val="center"/>
@@ -4545,9 +6180,9 @@
       <w:bCs/>
     </w:rPr>
   </w:style>
-  <w:style w:type="table" w:styleId="ad">
+  <w:style w:type="table" w:styleId="ae">
     <w:name w:val="Table Grid"/>
-    <w:basedOn w:val="a1"/>
+    <w:basedOn w:val="a2"/>
     <w:uiPriority w:val="39"/>
     <w:rsid w:val="00AB22B7"/>
     <w:tblPr>
@@ -4567,6 +6202,29 @@
         <w:right w:w="108" w:type="dxa"/>
       </w:tblCellMar>
     </w:tblPr>
+  </w:style>
+  <w:style w:type="character" w:customStyle="1" w:styleId="layout">
+    <w:name w:val="layout"/>
+    <w:basedOn w:val="a1"/>
+    <w:rsid w:val="009C40BB"/>
+  </w:style>
+  <w:style w:type="character" w:customStyle="1" w:styleId="js-phone-number">
+    <w:name w:val="js-phone-number"/>
+    <w:basedOn w:val="a1"/>
+    <w:rsid w:val="009C40BB"/>
+  </w:style>
+  <w:style w:type="paragraph" w:styleId="a">
+    <w:name w:val="List Bullet"/>
+    <w:basedOn w:val="a0"/>
+    <w:uiPriority w:val="99"/>
+    <w:unhideWhenUsed/>
+    <w:rsid w:val="002507DB"/>
+    <w:pPr>
+      <w:numPr>
+        <w:numId w:val="4"/>
+      </w:numPr>
+      <w:contextualSpacing/>
+    </w:pPr>
   </w:style>
 </w:styles>
 </file>
@@ -4727,7 +6385,7 @@
     <w:lsdException w:name="Bibliography" w:uiPriority="37"/>
     <w:lsdException w:name="TOC Heading" w:uiPriority="39" w:qFormat="1"/>
   </w:latentStyles>
-  <w:style w:type="paragraph" w:default="1" w:styleId="a">
+  <w:style w:type="paragraph" w:default="1" w:styleId="a0">
     <w:name w:val="Normal"/>
     <w:qFormat/>
     <w:pPr>
@@ -4736,7 +6394,7 @@
   </w:style>
   <w:style w:type="paragraph" w:styleId="1">
     <w:name w:val="heading 1"/>
-    <w:basedOn w:val="a"/>
+    <w:basedOn w:val="a0"/>
     <w:link w:val="10"/>
     <w:uiPriority w:val="9"/>
     <w:qFormat/>
@@ -4754,13 +6412,13 @@
       <w:lang w:eastAsia="ru-RU"/>
     </w:rPr>
   </w:style>
-  <w:style w:type="character" w:default="1" w:styleId="a0">
+  <w:style w:type="character" w:default="1" w:styleId="a1">
     <w:name w:val="Default Paragraph Font"/>
     <w:uiPriority w:val="1"/>
     <w:semiHidden/>
     <w:unhideWhenUsed/>
   </w:style>
-  <w:style w:type="table" w:default="1" w:styleId="a1">
+  <w:style w:type="table" w:default="1" w:styleId="a2">
     <w:name w:val="Normal Table"/>
     <w:uiPriority w:val="99"/>
     <w:semiHidden/>
@@ -4775,7 +6433,7 @@
       </w:tblCellMar>
     </w:tblPr>
   </w:style>
-  <w:style w:type="numbering" w:default="1" w:styleId="a2">
+  <w:style w:type="numbering" w:default="1" w:styleId="a3">
     <w:name w:val="No List"/>
     <w:uiPriority w:val="99"/>
     <w:semiHidden/>
@@ -4783,13 +6441,13 @@
   </w:style>
   <w:style w:type="character" w:customStyle="1" w:styleId="apple-converted-space">
     <w:name w:val="apple-converted-space"/>
-    <w:basedOn w:val="a0"/>
+    <w:basedOn w:val="a1"/>
     <w:qFormat/>
     <w:rsid w:val="00163C9A"/>
   </w:style>
   <w:style w:type="character" w:customStyle="1" w:styleId="HTML">
     <w:name w:val="Стандартный HTML Знак"/>
-    <w:basedOn w:val="a0"/>
+    <w:basedOn w:val="a1"/>
     <w:link w:val="HTML"/>
     <w:uiPriority w:val="99"/>
     <w:semiHidden/>
@@ -4804,7 +6462,7 @@
   </w:style>
   <w:style w:type="character" w:customStyle="1" w:styleId="10">
     <w:name w:val="Заголовок 1 Знак"/>
-    <w:basedOn w:val="a0"/>
+    <w:basedOn w:val="a1"/>
     <w:link w:val="1"/>
     <w:uiPriority w:val="9"/>
     <w:qFormat/>
@@ -4819,7 +6477,7 @@
   </w:style>
   <w:style w:type="character" w:customStyle="1" w:styleId="-">
     <w:name w:val="Интернет-ссылка"/>
-    <w:basedOn w:val="a0"/>
+    <w:basedOn w:val="a1"/>
     <w:uiPriority w:val="99"/>
     <w:semiHidden/>
     <w:unhideWhenUsed/>
@@ -4837,7 +6495,7 @@
   </w:style>
   <w:style w:type="character" w:customStyle="1" w:styleId="btn-icon5">
     <w:name w:val="btn-icon5"/>
-    <w:basedOn w:val="a0"/>
+    <w:basedOn w:val="a1"/>
     <w:qFormat/>
     <w:rsid w:val="000E63EF"/>
     <w:rPr>
@@ -4853,7 +6511,7 @@
   </w:style>
   <w:style w:type="character" w:customStyle="1" w:styleId="btn-label6">
     <w:name w:val="btn-label6"/>
-    <w:basedOn w:val="a0"/>
+    <w:basedOn w:val="a1"/>
     <w:qFormat/>
     <w:rsid w:val="000E63EF"/>
     <w:rPr>
@@ -4865,9 +6523,9 @@
       <w:vertAlign w:val="baseline"/>
     </w:rPr>
   </w:style>
-  <w:style w:type="character" w:customStyle="1" w:styleId="a3">
+  <w:style w:type="character" w:customStyle="1" w:styleId="a4">
     <w:name w:val="Текст выноски Знак"/>
-    <w:basedOn w:val="a0"/>
+    <w:basedOn w:val="a1"/>
     <w:uiPriority w:val="99"/>
     <w:semiHidden/>
     <w:qFormat/>
@@ -4878,10 +6536,10 @@
       <w:szCs w:val="18"/>
     </w:rPr>
   </w:style>
-  <w:style w:type="paragraph" w:customStyle="1" w:styleId="a4">
+  <w:style w:type="paragraph" w:customStyle="1" w:styleId="a5">
     <w:name w:val="Заголовок"/>
-    <w:basedOn w:val="a"/>
-    <w:next w:val="a5"/>
+    <w:basedOn w:val="a0"/>
+    <w:next w:val="a6"/>
     <w:qFormat/>
     <w:pPr>
       <w:keepNext/>
@@ -4893,23 +6551,23 @@
       <w:szCs w:val="28"/>
     </w:rPr>
   </w:style>
-  <w:style w:type="paragraph" w:styleId="a5">
+  <w:style w:type="paragraph" w:styleId="a6">
     <w:name w:val="Body Text"/>
-    <w:basedOn w:val="a"/>
+    <w:basedOn w:val="a0"/>
     <w:pPr>
       <w:spacing w:after="140" w:line="276" w:lineRule="auto"/>
     </w:pPr>
   </w:style>
-  <w:style w:type="paragraph" w:styleId="a6">
+  <w:style w:type="paragraph" w:styleId="a7">
     <w:name w:val="List"/>
-    <w:basedOn w:val="a5"/>
+    <w:basedOn w:val="a6"/>
     <w:rPr>
       <w:rFonts w:cs="Arial"/>
     </w:rPr>
   </w:style>
-  <w:style w:type="paragraph" w:styleId="a7">
+  <w:style w:type="paragraph" w:styleId="a8">
     <w:name w:val="caption"/>
-    <w:basedOn w:val="a"/>
+    <w:basedOn w:val="a0"/>
     <w:qFormat/>
     <w:pPr>
       <w:suppressLineNumbers/>
@@ -4923,9 +6581,9 @@
       <w:szCs w:val="24"/>
     </w:rPr>
   </w:style>
-  <w:style w:type="paragraph" w:styleId="a8">
+  <w:style w:type="paragraph" w:styleId="a9">
     <w:name w:val="index heading"/>
-    <w:basedOn w:val="a"/>
+    <w:basedOn w:val="a0"/>
     <w:qFormat/>
     <w:pPr>
       <w:suppressLineNumbers/>
@@ -4936,7 +6594,7 @@
   </w:style>
   <w:style w:type="paragraph" w:styleId="HTML0">
     <w:name w:val="HTML Preformatted"/>
-    <w:basedOn w:val="a"/>
+    <w:basedOn w:val="a0"/>
     <w:uiPriority w:val="99"/>
     <w:semiHidden/>
     <w:unhideWhenUsed/>
@@ -4970,9 +6628,9 @@
       <w:lang w:eastAsia="ru-RU"/>
     </w:rPr>
   </w:style>
-  <w:style w:type="paragraph" w:styleId="a9">
+  <w:style w:type="paragraph" w:styleId="aa">
     <w:name w:val="Balloon Text"/>
-    <w:basedOn w:val="a"/>
+    <w:basedOn w:val="a0"/>
     <w:uiPriority w:val="99"/>
     <w:semiHidden/>
     <w:unhideWhenUsed/>
@@ -4987,9 +6645,9 @@
       <w:szCs w:val="18"/>
     </w:rPr>
   </w:style>
-  <w:style w:type="paragraph" w:styleId="aa">
+  <w:style w:type="paragraph" w:styleId="ab">
     <w:name w:val="List Paragraph"/>
-    <w:basedOn w:val="a"/>
+    <w:basedOn w:val="a0"/>
     <w:uiPriority w:val="34"/>
     <w:qFormat/>
     <w:rsid w:val="008E3998"/>
@@ -4998,18 +6656,18 @@
       <w:contextualSpacing/>
     </w:pPr>
   </w:style>
-  <w:style w:type="paragraph" w:customStyle="1" w:styleId="ab">
+  <w:style w:type="paragraph" w:customStyle="1" w:styleId="ac">
     <w:name w:val="Содержимое таблицы"/>
-    <w:basedOn w:val="a"/>
+    <w:basedOn w:val="a0"/>
     <w:qFormat/>
     <w:pPr>
       <w:widowControl w:val="0"/>
       <w:suppressLineNumbers/>
     </w:pPr>
   </w:style>
-  <w:style w:type="paragraph" w:customStyle="1" w:styleId="ac">
+  <w:style w:type="paragraph" w:customStyle="1" w:styleId="ad">
     <w:name w:val="Заголовок таблицы"/>
-    <w:basedOn w:val="ab"/>
+    <w:basedOn w:val="ac"/>
     <w:qFormat/>
     <w:pPr>
       <w:jc w:val="center"/>
@@ -5019,9 +6677,9 @@
       <w:bCs/>
     </w:rPr>
   </w:style>
-  <w:style w:type="table" w:styleId="ad">
+  <w:style w:type="table" w:styleId="ae">
     <w:name w:val="Table Grid"/>
-    <w:basedOn w:val="a1"/>
+    <w:basedOn w:val="a2"/>
     <w:uiPriority w:val="39"/>
     <w:rsid w:val="00AB22B7"/>
     <w:tblPr>
@@ -5041,6 +6699,29 @@
         <w:right w:w="108" w:type="dxa"/>
       </w:tblCellMar>
     </w:tblPr>
+  </w:style>
+  <w:style w:type="character" w:customStyle="1" w:styleId="layout">
+    <w:name w:val="layout"/>
+    <w:basedOn w:val="a1"/>
+    <w:rsid w:val="009C40BB"/>
+  </w:style>
+  <w:style w:type="character" w:customStyle="1" w:styleId="js-phone-number">
+    <w:name w:val="js-phone-number"/>
+    <w:basedOn w:val="a1"/>
+    <w:rsid w:val="009C40BB"/>
+  </w:style>
+  <w:style w:type="paragraph" w:styleId="a">
+    <w:name w:val="List Bullet"/>
+    <w:basedOn w:val="a0"/>
+    <w:uiPriority w:val="99"/>
+    <w:unhideWhenUsed/>
+    <w:rsid w:val="002507DB"/>
+    <w:pPr>
+      <w:numPr>
+        <w:numId w:val="4"/>
+      </w:numPr>
+      <w:contextualSpacing/>
+    </w:pPr>
   </w:style>
 </w:styles>
 </file>
